--- a/BTP_Viva_Study_Guide.docx
+++ b/BTP_Viva_Study_Guide.docx
@@ -153,7 +153,7 @@
         </w:pBdr>
         <w:spacing w:after="160"/>
       </w:pPr>
-      <w:bookmarkStart w:id="0" w:name="_Toc238750585"/>
+      <w:bookmarkStart w:id="0" w:name="_Toc238751531"/>
       <w:r>
         <w:rPr>
           <w:color w:val="B4451F"/>
@@ -647,7 +647,7 @@
         </w:pBdr>
         <w:spacing w:after="200"/>
       </w:pPr>
-      <w:bookmarkStart w:id="1" w:name="_Toc238750586"/>
+      <w:bookmarkStart w:id="1" w:name="_Toc238751532"/>
       <w:r>
         <w:t>Contents</w:t>
       </w:r>
@@ -656,7 +656,7 @@
     <w:sdt>
       <w:sdtPr>
         <w:alias w:val="Contents"/>
-        <w:id w:val="1679465782"/>
+        <w:id w:val="1444118107"/>
       </w:sdtPr>
       <w:sdtEndPr/>
       <w:sdtContent>
@@ -685,7 +685,7 @@
           <w:r>
             <w:fldChar w:fldCharType="separate"/>
           </w:r>
-          <w:hyperlink w:anchor="_Toc238750585" w:history="1">
+          <w:hyperlink w:anchor="_Toc238751531" w:history="1">
             <w:r>
               <w:rPr>
                 <w:rStyle w:val="Hyperlink"/>
@@ -709,7 +709,7 @@
               <w:rPr>
                 <w:noProof/>
               </w:rPr>
-              <w:instrText xml:space="preserve"> PAGEREF _Toc238750585 \h </w:instrText>
+              <w:instrText xml:space="preserve"> PAGEREF _Toc238751531 \h </w:instrText>
             </w:r>
             <w:r>
               <w:rPr>
@@ -752,7 +752,7 @@
               <w14:ligatures w14:val="standardContextual"/>
             </w:rPr>
           </w:pPr>
-          <w:hyperlink w:anchor="_Toc238750586" w:history="1">
+          <w:hyperlink w:anchor="_Toc238751532" w:history="1">
             <w:r>
               <w:rPr>
                 <w:rStyle w:val="Hyperlink"/>
@@ -776,7 +776,7 @@
               <w:rPr>
                 <w:noProof/>
               </w:rPr>
-              <w:instrText xml:space="preserve"> PAGEREF _Toc238750586 \h </w:instrText>
+              <w:instrText xml:space="preserve"> PAGEREF _Toc238751532 \h </w:instrText>
             </w:r>
             <w:r>
               <w:rPr>
@@ -819,7 +819,7 @@
               <w14:ligatures w14:val="standardContextual"/>
             </w:rPr>
           </w:pPr>
-          <w:hyperlink w:anchor="_Toc238750587" w:history="1">
+          <w:hyperlink w:anchor="_Toc238751533" w:history="1">
             <w:r>
               <w:rPr>
                 <w:rStyle w:val="Hyperlink"/>
@@ -843,7 +843,7 @@
               <w:rPr>
                 <w:noProof/>
               </w:rPr>
-              <w:instrText xml:space="preserve"> PAGEREF _Toc238750587 \h </w:instrText>
+              <w:instrText xml:space="preserve"> PAGEREF _Toc238751533 \h </w:instrText>
             </w:r>
             <w:r>
               <w:rPr>
@@ -886,7 +886,7 @@
               <w14:ligatures w14:val="standardContextual"/>
             </w:rPr>
           </w:pPr>
-          <w:hyperlink w:anchor="_Toc238750588" w:history="1">
+          <w:hyperlink w:anchor="_Toc238751534" w:history="1">
             <w:r>
               <w:rPr>
                 <w:rStyle w:val="Hyperlink"/>
@@ -910,7 +910,7 @@
               <w:rPr>
                 <w:noProof/>
               </w:rPr>
-              <w:instrText xml:space="preserve"> PAGEREF _Toc238750588 \h </w:instrText>
+              <w:instrText xml:space="preserve"> PAGEREF _Toc238751534 \h </w:instrText>
             </w:r>
             <w:r>
               <w:rPr>
@@ -953,7 +953,7 @@
               <w14:ligatures w14:val="standardContextual"/>
             </w:rPr>
           </w:pPr>
-          <w:hyperlink w:anchor="_Toc238750589" w:history="1">
+          <w:hyperlink w:anchor="_Toc238751535" w:history="1">
             <w:r>
               <w:rPr>
                 <w:rStyle w:val="Hyperlink"/>
@@ -977,7 +977,7 @@
               <w:rPr>
                 <w:noProof/>
               </w:rPr>
-              <w:instrText xml:space="preserve"> PAGEREF _Toc238750589 \h </w:instrText>
+              <w:instrText xml:space="preserve"> PAGEREF _Toc238751535 \h </w:instrText>
             </w:r>
             <w:r>
               <w:rPr>
@@ -1020,7 +1020,7 @@
               <w14:ligatures w14:val="standardContextual"/>
             </w:rPr>
           </w:pPr>
-          <w:hyperlink w:anchor="_Toc238750590" w:history="1">
+          <w:hyperlink w:anchor="_Toc238751536" w:history="1">
             <w:r>
               <w:rPr>
                 <w:rStyle w:val="Hyperlink"/>
@@ -1044,7 +1044,7 @@
               <w:rPr>
                 <w:noProof/>
               </w:rPr>
-              <w:instrText xml:space="preserve"> PAGEREF _Toc238750590 \h </w:instrText>
+              <w:instrText xml:space="preserve"> PAGEREF _Toc238751536 \h </w:instrText>
             </w:r>
             <w:r>
               <w:rPr>
@@ -1087,7 +1087,7 @@
               <w14:ligatures w14:val="standardContextual"/>
             </w:rPr>
           </w:pPr>
-          <w:hyperlink w:anchor="_Toc238750591" w:history="1">
+          <w:hyperlink w:anchor="_Toc238751537" w:history="1">
             <w:r>
               <w:rPr>
                 <w:rStyle w:val="Hyperlink"/>
@@ -1111,7 +1111,7 @@
               <w:rPr>
                 <w:noProof/>
               </w:rPr>
-              <w:instrText xml:space="preserve"> PAGEREF _Toc238750591 \h </w:instrText>
+              <w:instrText xml:space="preserve"> PAGEREF _Toc238751537 \h </w:instrText>
             </w:r>
             <w:r>
               <w:rPr>
@@ -1154,7 +1154,7 @@
               <w14:ligatures w14:val="standardContextual"/>
             </w:rPr>
           </w:pPr>
-          <w:hyperlink w:anchor="_Toc238750592" w:history="1">
+          <w:hyperlink w:anchor="_Toc238751538" w:history="1">
             <w:r>
               <w:rPr>
                 <w:rStyle w:val="Hyperlink"/>
@@ -1193,7 +1193,7 @@
               <w:rPr>
                 <w:noProof/>
               </w:rPr>
-              <w:instrText xml:space="preserve"> PAGEREF _Toc238750592 \h </w:instrText>
+              <w:instrText xml:space="preserve"> PAGEREF _Toc238751538 \h </w:instrText>
             </w:r>
             <w:r>
               <w:rPr>
@@ -1236,7 +1236,7 @@
               <w14:ligatures w14:val="standardContextual"/>
             </w:rPr>
           </w:pPr>
-          <w:hyperlink w:anchor="_Toc238750593" w:history="1">
+          <w:hyperlink w:anchor="_Toc238751539" w:history="1">
             <w:r>
               <w:rPr>
                 <w:rStyle w:val="Hyperlink"/>
@@ -1268,7 +1268,7 @@
               <w:rPr>
                 <w:noProof/>
               </w:rPr>
-              <w:instrText xml:space="preserve"> PAGEREF _Toc238750593 \h </w:instrText>
+              <w:instrText xml:space="preserve"> PAGEREF _Toc238751539 \h </w:instrText>
             </w:r>
             <w:r>
               <w:rPr>
@@ -1311,7 +1311,7 @@
               <w14:ligatures w14:val="standardContextual"/>
             </w:rPr>
           </w:pPr>
-          <w:hyperlink w:anchor="_Toc238750594" w:history="1">
+          <w:hyperlink w:anchor="_Toc238751540" w:history="1">
             <w:r>
               <w:rPr>
                 <w:rStyle w:val="Hyperlink"/>
@@ -1335,7 +1335,7 @@
               <w:rPr>
                 <w:noProof/>
               </w:rPr>
-              <w:instrText xml:space="preserve"> PAGEREF _Toc238750594 \h </w:instrText>
+              <w:instrText xml:space="preserve"> PAGEREF _Toc238751540 \h </w:instrText>
             </w:r>
             <w:r>
               <w:rPr>
@@ -1378,7 +1378,7 @@
               <w14:ligatures w14:val="standardContextual"/>
             </w:rPr>
           </w:pPr>
-          <w:hyperlink w:anchor="_Toc238750595" w:history="1">
+          <w:hyperlink w:anchor="_Toc238751541" w:history="1">
             <w:r>
               <w:rPr>
                 <w:rStyle w:val="Hyperlink"/>
@@ -1410,7 +1410,7 @@
               <w:rPr>
                 <w:noProof/>
               </w:rPr>
-              <w:instrText xml:space="preserve"> PAGEREF _Toc238750595 \h </w:instrText>
+              <w:instrText xml:space="preserve"> PAGEREF _Toc238751541 \h </w:instrText>
             </w:r>
             <w:r>
               <w:rPr>
@@ -1453,7 +1453,7 @@
               <w14:ligatures w14:val="standardContextual"/>
             </w:rPr>
           </w:pPr>
-          <w:hyperlink w:anchor="_Toc238750596" w:history="1">
+          <w:hyperlink w:anchor="_Toc238751542" w:history="1">
             <w:r>
               <w:rPr>
                 <w:rStyle w:val="Hyperlink"/>
@@ -1485,7 +1485,7 @@
               <w:rPr>
                 <w:noProof/>
               </w:rPr>
-              <w:instrText xml:space="preserve"> PAGEREF _Toc238750596 \h </w:instrText>
+              <w:instrText xml:space="preserve"> PAGEREF _Toc238751542 \h </w:instrText>
             </w:r>
             <w:r>
               <w:rPr>
@@ -1528,7 +1528,7 @@
               <w14:ligatures w14:val="standardContextual"/>
             </w:rPr>
           </w:pPr>
-          <w:hyperlink w:anchor="_Toc238750597" w:history="1">
+          <w:hyperlink w:anchor="_Toc238751543" w:history="1">
             <w:r>
               <w:rPr>
                 <w:rStyle w:val="Hyperlink"/>
@@ -1552,7 +1552,7 @@
               <w:rPr>
                 <w:noProof/>
               </w:rPr>
-              <w:instrText xml:space="preserve"> PAGEREF _Toc238750597 \h </w:instrText>
+              <w:instrText xml:space="preserve"> PAGEREF _Toc238751543 \h </w:instrText>
             </w:r>
             <w:r>
               <w:rPr>
@@ -1595,7 +1595,7 @@
               <w14:ligatures w14:val="standardContextual"/>
             </w:rPr>
           </w:pPr>
-          <w:hyperlink w:anchor="_Toc238750598" w:history="1">
+          <w:hyperlink w:anchor="_Toc238751544" w:history="1">
             <w:r>
               <w:rPr>
                 <w:rStyle w:val="Hyperlink"/>
@@ -1619,7 +1619,7 @@
               <w:rPr>
                 <w:noProof/>
               </w:rPr>
-              <w:instrText xml:space="preserve"> PAGEREF _Toc238750598 \h </w:instrText>
+              <w:instrText xml:space="preserve"> PAGEREF _Toc238751544 \h </w:instrText>
             </w:r>
             <w:r>
               <w:rPr>
@@ -1662,7 +1662,7 @@
               <w14:ligatures w14:val="standardContextual"/>
             </w:rPr>
           </w:pPr>
-          <w:hyperlink w:anchor="_Toc238750599" w:history="1">
+          <w:hyperlink w:anchor="_Toc238751545" w:history="1">
             <w:r>
               <w:rPr>
                 <w:rStyle w:val="Hyperlink"/>
@@ -1686,7 +1686,7 @@
               <w:rPr>
                 <w:noProof/>
               </w:rPr>
-              <w:instrText xml:space="preserve"> PAGEREF _Toc238750599 \h </w:instrText>
+              <w:instrText xml:space="preserve"> PAGEREF _Toc238751545 \h </w:instrText>
             </w:r>
             <w:r>
               <w:rPr>
@@ -1729,7 +1729,7 @@
               <w14:ligatures w14:val="standardContextual"/>
             </w:rPr>
           </w:pPr>
-          <w:hyperlink w:anchor="_Toc238750600" w:history="1">
+          <w:hyperlink w:anchor="_Toc238751546" w:history="1">
             <w:r>
               <w:rPr>
                 <w:rStyle w:val="Hyperlink"/>
@@ -1753,7 +1753,7 @@
               <w:rPr>
                 <w:noProof/>
               </w:rPr>
-              <w:instrText xml:space="preserve"> PAGEREF _Toc238750600 \h </w:instrText>
+              <w:instrText xml:space="preserve"> PAGEREF _Toc238751546 \h </w:instrText>
             </w:r>
             <w:r>
               <w:rPr>
@@ -1796,7 +1796,7 @@
               <w14:ligatures w14:val="standardContextual"/>
             </w:rPr>
           </w:pPr>
-          <w:hyperlink w:anchor="_Toc238750601" w:history="1">
+          <w:hyperlink w:anchor="_Toc238751547" w:history="1">
             <w:r>
               <w:rPr>
                 <w:rStyle w:val="Hyperlink"/>
@@ -1820,7 +1820,7 @@
               <w:rPr>
                 <w:noProof/>
               </w:rPr>
-              <w:instrText xml:space="preserve"> PAGEREF _Toc238750601 \h </w:instrText>
+              <w:instrText xml:space="preserve"> PAGEREF _Toc238751547 \h </w:instrText>
             </w:r>
             <w:r>
               <w:rPr>
@@ -1863,7 +1863,7 @@
               <w14:ligatures w14:val="standardContextual"/>
             </w:rPr>
           </w:pPr>
-          <w:hyperlink w:anchor="_Toc238750602" w:history="1">
+          <w:hyperlink w:anchor="_Toc238751548" w:history="1">
             <w:r>
               <w:rPr>
                 <w:rStyle w:val="Hyperlink"/>
@@ -1887,7 +1887,7 @@
               <w:rPr>
                 <w:noProof/>
               </w:rPr>
-              <w:instrText xml:space="preserve"> PAGEREF _Toc238750602 \h </w:instrText>
+              <w:instrText xml:space="preserve"> PAGEREF _Toc238751548 \h </w:instrText>
             </w:r>
             <w:r>
               <w:rPr>
@@ -1930,7 +1930,7 @@
               <w14:ligatures w14:val="standardContextual"/>
             </w:rPr>
           </w:pPr>
-          <w:hyperlink w:anchor="_Toc238750603" w:history="1">
+          <w:hyperlink w:anchor="_Toc238751549" w:history="1">
             <w:r>
               <w:rPr>
                 <w:rStyle w:val="Hyperlink"/>
@@ -1954,7 +1954,7 @@
               <w:rPr>
                 <w:noProof/>
               </w:rPr>
-              <w:instrText xml:space="preserve"> PAGEREF _Toc238750603 \h </w:instrText>
+              <w:instrText xml:space="preserve"> PAGEREF _Toc238751549 \h </w:instrText>
             </w:r>
             <w:r>
               <w:rPr>
@@ -1997,7 +1997,7 @@
               <w14:ligatures w14:val="standardContextual"/>
             </w:rPr>
           </w:pPr>
-          <w:hyperlink w:anchor="_Toc238750604" w:history="1">
+          <w:hyperlink w:anchor="_Toc238751550" w:history="1">
             <w:r>
               <w:rPr>
                 <w:rStyle w:val="Hyperlink"/>
@@ -2021,7 +2021,7 @@
               <w:rPr>
                 <w:noProof/>
               </w:rPr>
-              <w:instrText xml:space="preserve"> PAGEREF _Toc238750604 \h </w:instrText>
+              <w:instrText xml:space="preserve"> PAGEREF _Toc238751550 \h </w:instrText>
             </w:r>
             <w:r>
               <w:rPr>
@@ -2064,7 +2064,7 @@
               <w14:ligatures w14:val="standardContextual"/>
             </w:rPr>
           </w:pPr>
-          <w:hyperlink w:anchor="_Toc238750605" w:history="1">
+          <w:hyperlink w:anchor="_Toc238751551" w:history="1">
             <w:r>
               <w:rPr>
                 <w:rStyle w:val="Hyperlink"/>
@@ -2096,7 +2096,7 @@
               <w:rPr>
                 <w:noProof/>
               </w:rPr>
-              <w:instrText xml:space="preserve"> PAGEREF _Toc238750605 \h </w:instrText>
+              <w:instrText xml:space="preserve"> PAGEREF _Toc238751551 \h </w:instrText>
             </w:r>
             <w:r>
               <w:rPr>
@@ -2139,7 +2139,7 @@
               <w14:ligatures w14:val="standardContextual"/>
             </w:rPr>
           </w:pPr>
-          <w:hyperlink w:anchor="_Toc238750606" w:history="1">
+          <w:hyperlink w:anchor="_Toc238751552" w:history="1">
             <w:r>
               <w:rPr>
                 <w:rStyle w:val="Hyperlink"/>
@@ -2163,7 +2163,7 @@
               <w:rPr>
                 <w:noProof/>
               </w:rPr>
-              <w:instrText xml:space="preserve"> PAGEREF _Toc238750606 \h </w:instrText>
+              <w:instrText xml:space="preserve"> PAGEREF _Toc238751552 \h </w:instrText>
             </w:r>
             <w:r>
               <w:rPr>
@@ -2206,7 +2206,7 @@
               <w14:ligatures w14:val="standardContextual"/>
             </w:rPr>
           </w:pPr>
-          <w:hyperlink w:anchor="_Toc238750607" w:history="1">
+          <w:hyperlink w:anchor="_Toc238751553" w:history="1">
             <w:r>
               <w:rPr>
                 <w:rStyle w:val="Hyperlink"/>
@@ -2230,7 +2230,7 @@
               <w:rPr>
                 <w:noProof/>
               </w:rPr>
-              <w:instrText xml:space="preserve"> PAGEREF _Toc238750607 \h </w:instrText>
+              <w:instrText xml:space="preserve"> PAGEREF _Toc238751553 \h </w:instrText>
             </w:r>
             <w:r>
               <w:rPr>
@@ -2273,7 +2273,7 @@
               <w14:ligatures w14:val="standardContextual"/>
             </w:rPr>
           </w:pPr>
-          <w:hyperlink w:anchor="_Toc238750608" w:history="1">
+          <w:hyperlink w:anchor="_Toc238751554" w:history="1">
             <w:r>
               <w:rPr>
                 <w:rStyle w:val="Hyperlink"/>
@@ -2297,7 +2297,7 @@
               <w:rPr>
                 <w:noProof/>
               </w:rPr>
-              <w:instrText xml:space="preserve"> PAGEREF _Toc238750608 \h </w:instrText>
+              <w:instrText xml:space="preserve"> PAGEREF _Toc238751554 \h </w:instrText>
             </w:r>
             <w:r>
               <w:rPr>
@@ -2340,7 +2340,7 @@
               <w14:ligatures w14:val="standardContextual"/>
             </w:rPr>
           </w:pPr>
-          <w:hyperlink w:anchor="_Toc238750609" w:history="1">
+          <w:hyperlink w:anchor="_Toc238751555" w:history="1">
             <w:r>
               <w:rPr>
                 <w:rStyle w:val="Hyperlink"/>
@@ -2379,7 +2379,7 @@
               <w:rPr>
                 <w:noProof/>
               </w:rPr>
-              <w:instrText xml:space="preserve"> PAGEREF _Toc238750609 \h </w:instrText>
+              <w:instrText xml:space="preserve"> PAGEREF _Toc238751555 \h </w:instrText>
             </w:r>
             <w:r>
               <w:rPr>
@@ -2422,7 +2422,7 @@
               <w14:ligatures w14:val="standardContextual"/>
             </w:rPr>
           </w:pPr>
-          <w:hyperlink w:anchor="_Toc238750610" w:history="1">
+          <w:hyperlink w:anchor="_Toc238751556" w:history="1">
             <w:r>
               <w:rPr>
                 <w:rStyle w:val="Hyperlink"/>
@@ -2446,7 +2446,7 @@
               <w:rPr>
                 <w:noProof/>
               </w:rPr>
-              <w:instrText xml:space="preserve"> PAGEREF _Toc238750610 \h </w:instrText>
+              <w:instrText xml:space="preserve"> PAGEREF _Toc238751556 \h </w:instrText>
             </w:r>
             <w:r>
               <w:rPr>
@@ -2489,7 +2489,7 @@
               <w14:ligatures w14:val="standardContextual"/>
             </w:rPr>
           </w:pPr>
-          <w:hyperlink w:anchor="_Toc238750611" w:history="1">
+          <w:hyperlink w:anchor="_Toc238751557" w:history="1">
             <w:r>
               <w:rPr>
                 <w:rStyle w:val="Hyperlink"/>
@@ -2528,7 +2528,7 @@
               <w:rPr>
                 <w:noProof/>
               </w:rPr>
-              <w:instrText xml:space="preserve"> PAGEREF _Toc238750611 \h </w:instrText>
+              <w:instrText xml:space="preserve"> PAGEREF _Toc238751557 \h </w:instrText>
             </w:r>
             <w:r>
               <w:rPr>
@@ -2571,7 +2571,7 @@
               <w14:ligatures w14:val="standardContextual"/>
             </w:rPr>
           </w:pPr>
-          <w:hyperlink w:anchor="_Toc238750612" w:history="1">
+          <w:hyperlink w:anchor="_Toc238751558" w:history="1">
             <w:r>
               <w:rPr>
                 <w:rStyle w:val="Hyperlink"/>
@@ -2595,7 +2595,7 @@
               <w:rPr>
                 <w:noProof/>
               </w:rPr>
-              <w:instrText xml:space="preserve"> PAGEREF _Toc238750612 \h </w:instrText>
+              <w:instrText xml:space="preserve"> PAGEREF _Toc238751558 \h </w:instrText>
             </w:r>
             <w:r>
               <w:rPr>
@@ -2638,7 +2638,7 @@
               <w14:ligatures w14:val="standardContextual"/>
             </w:rPr>
           </w:pPr>
-          <w:hyperlink w:anchor="_Toc238750613" w:history="1">
+          <w:hyperlink w:anchor="_Toc238751559" w:history="1">
             <w:r>
               <w:rPr>
                 <w:rStyle w:val="Hyperlink"/>
@@ -2677,7 +2677,7 @@
               <w:rPr>
                 <w:noProof/>
               </w:rPr>
-              <w:instrText xml:space="preserve"> PAGEREF _Toc238750613 \h </w:instrText>
+              <w:instrText xml:space="preserve"> PAGEREF _Toc238751559 \h </w:instrText>
             </w:r>
             <w:r>
               <w:rPr>
@@ -2720,7 +2720,7 @@
               <w14:ligatures w14:val="standardContextual"/>
             </w:rPr>
           </w:pPr>
-          <w:hyperlink w:anchor="_Toc238750614" w:history="1">
+          <w:hyperlink w:anchor="_Toc238751560" w:history="1">
             <w:r>
               <w:rPr>
                 <w:rStyle w:val="Hyperlink"/>
@@ -2744,7 +2744,7 @@
               <w:rPr>
                 <w:noProof/>
               </w:rPr>
-              <w:instrText xml:space="preserve"> PAGEREF _Toc238750614 \h </w:instrText>
+              <w:instrText xml:space="preserve"> PAGEREF _Toc238751560 \h </w:instrText>
             </w:r>
             <w:r>
               <w:rPr>
@@ -2787,7 +2787,7 @@
               <w14:ligatures w14:val="standardContextual"/>
             </w:rPr>
           </w:pPr>
-          <w:hyperlink w:anchor="_Toc238750615" w:history="1">
+          <w:hyperlink w:anchor="_Toc238751561" w:history="1">
             <w:r>
               <w:rPr>
                 <w:rStyle w:val="Hyperlink"/>
@@ -2819,7 +2819,7 @@
               <w:rPr>
                 <w:noProof/>
               </w:rPr>
-              <w:instrText xml:space="preserve"> PAGEREF _Toc238750615 \h </w:instrText>
+              <w:instrText xml:space="preserve"> PAGEREF _Toc238751561 \h </w:instrText>
             </w:r>
             <w:r>
               <w:rPr>
@@ -2862,7 +2862,7 @@
               <w14:ligatures w14:val="standardContextual"/>
             </w:rPr>
           </w:pPr>
-          <w:hyperlink w:anchor="_Toc238750616" w:history="1">
+          <w:hyperlink w:anchor="_Toc238751562" w:history="1">
             <w:r>
               <w:rPr>
                 <w:rStyle w:val="Hyperlink"/>
@@ -2894,7 +2894,7 @@
               <w:rPr>
                 <w:noProof/>
               </w:rPr>
-              <w:instrText xml:space="preserve"> PAGEREF _Toc238750616 \h </w:instrText>
+              <w:instrText xml:space="preserve"> PAGEREF _Toc238751562 \h </w:instrText>
             </w:r>
             <w:r>
               <w:rPr>
@@ -2937,7 +2937,7 @@
               <w14:ligatures w14:val="standardContextual"/>
             </w:rPr>
           </w:pPr>
-          <w:hyperlink w:anchor="_Toc238750617" w:history="1">
+          <w:hyperlink w:anchor="_Toc238751563" w:history="1">
             <w:r>
               <w:rPr>
                 <w:rStyle w:val="Hyperlink"/>
@@ -2961,7 +2961,7 @@
               <w:rPr>
                 <w:noProof/>
               </w:rPr>
-              <w:instrText xml:space="preserve"> PAGEREF _Toc238750617 \h </w:instrText>
+              <w:instrText xml:space="preserve"> PAGEREF _Toc238751563 \h </w:instrText>
             </w:r>
             <w:r>
               <w:rPr>
@@ -3004,7 +3004,7 @@
               <w14:ligatures w14:val="standardContextual"/>
             </w:rPr>
           </w:pPr>
-          <w:hyperlink w:anchor="_Toc238750618" w:history="1">
+          <w:hyperlink w:anchor="_Toc238751564" w:history="1">
             <w:r>
               <w:rPr>
                 <w:rStyle w:val="Hyperlink"/>
@@ -3028,7 +3028,7 @@
               <w:rPr>
                 <w:noProof/>
               </w:rPr>
-              <w:instrText xml:space="preserve"> PAGEREF _Toc238750618 \h </w:instrText>
+              <w:instrText xml:space="preserve"> PAGEREF _Toc238751564 \h </w:instrText>
             </w:r>
             <w:r>
               <w:rPr>
@@ -3071,7 +3071,7 @@
               <w14:ligatures w14:val="standardContextual"/>
             </w:rPr>
           </w:pPr>
-          <w:hyperlink w:anchor="_Toc238750619" w:history="1">
+          <w:hyperlink w:anchor="_Toc238751565" w:history="1">
             <w:r>
               <w:rPr>
                 <w:rStyle w:val="Hyperlink"/>
@@ -3110,7 +3110,7 @@
               <w:rPr>
                 <w:noProof/>
               </w:rPr>
-              <w:instrText xml:space="preserve"> PAGEREF _Toc238750619 \h </w:instrText>
+              <w:instrText xml:space="preserve"> PAGEREF _Toc238751565 \h </w:instrText>
             </w:r>
             <w:r>
               <w:rPr>
@@ -3153,7 +3153,7 @@
               <w14:ligatures w14:val="standardContextual"/>
             </w:rPr>
           </w:pPr>
-          <w:hyperlink w:anchor="_Toc238750620" w:history="1">
+          <w:hyperlink w:anchor="_Toc238751566" w:history="1">
             <w:r>
               <w:rPr>
                 <w:rStyle w:val="Hyperlink"/>
@@ -3177,7 +3177,7 @@
               <w:rPr>
                 <w:noProof/>
               </w:rPr>
-              <w:instrText xml:space="preserve"> PAGEREF _Toc238750620 \h </w:instrText>
+              <w:instrText xml:space="preserve"> PAGEREF _Toc238751566 \h </w:instrText>
             </w:r>
             <w:r>
               <w:rPr>
@@ -3220,7 +3220,7 @@
               <w14:ligatures w14:val="standardContextual"/>
             </w:rPr>
           </w:pPr>
-          <w:hyperlink w:anchor="_Toc238750621" w:history="1">
+          <w:hyperlink w:anchor="_Toc238751567" w:history="1">
             <w:r>
               <w:rPr>
                 <w:rStyle w:val="Hyperlink"/>
@@ -3259,7 +3259,7 @@
               <w:rPr>
                 <w:noProof/>
               </w:rPr>
-              <w:instrText xml:space="preserve"> PAGEREF _Toc238750621 \h </w:instrText>
+              <w:instrText xml:space="preserve"> PAGEREF _Toc238751567 \h </w:instrText>
             </w:r>
             <w:r>
               <w:rPr>
@@ -3302,7 +3302,7 @@
               <w14:ligatures w14:val="standardContextual"/>
             </w:rPr>
           </w:pPr>
-          <w:hyperlink w:anchor="_Toc238750622" w:history="1">
+          <w:hyperlink w:anchor="_Toc238751568" w:history="1">
             <w:r>
               <w:rPr>
                 <w:rStyle w:val="Hyperlink"/>
@@ -3341,7 +3341,7 @@
               <w:rPr>
                 <w:noProof/>
               </w:rPr>
-              <w:instrText xml:space="preserve"> PAGEREF _Toc238750622 \h </w:instrText>
+              <w:instrText xml:space="preserve"> PAGEREF _Toc238751568 \h </w:instrText>
             </w:r>
             <w:r>
               <w:rPr>
@@ -3384,7 +3384,7 @@
               <w14:ligatures w14:val="standardContextual"/>
             </w:rPr>
           </w:pPr>
-          <w:hyperlink w:anchor="_Toc238750623" w:history="1">
+          <w:hyperlink w:anchor="_Toc238751569" w:history="1">
             <w:r>
               <w:rPr>
                 <w:rStyle w:val="Hyperlink"/>
@@ -3416,7 +3416,7 @@
               <w:rPr>
                 <w:noProof/>
               </w:rPr>
-              <w:instrText xml:space="preserve"> PAGEREF _Toc238750623 \h </w:instrText>
+              <w:instrText xml:space="preserve"> PAGEREF _Toc238751569 \h </w:instrText>
             </w:r>
             <w:r>
               <w:rPr>
@@ -3459,7 +3459,7 @@
               <w14:ligatures w14:val="standardContextual"/>
             </w:rPr>
           </w:pPr>
-          <w:hyperlink w:anchor="_Toc238750624" w:history="1">
+          <w:hyperlink w:anchor="_Toc238751570" w:history="1">
             <w:r>
               <w:rPr>
                 <w:rStyle w:val="Hyperlink"/>
@@ -3483,7 +3483,7 @@
               <w:rPr>
                 <w:noProof/>
               </w:rPr>
-              <w:instrText xml:space="preserve"> PAGEREF _Toc238750624 \h </w:instrText>
+              <w:instrText xml:space="preserve"> PAGEREF _Toc238751570 \h </w:instrText>
             </w:r>
             <w:r>
               <w:rPr>
@@ -3526,7 +3526,7 @@
               <w14:ligatures w14:val="standardContextual"/>
             </w:rPr>
           </w:pPr>
-          <w:hyperlink w:anchor="_Toc238750625" w:history="1">
+          <w:hyperlink w:anchor="_Toc238751571" w:history="1">
             <w:r>
               <w:rPr>
                 <w:rStyle w:val="Hyperlink"/>
@@ -3550,7 +3550,7 @@
               <w:rPr>
                 <w:noProof/>
               </w:rPr>
-              <w:instrText xml:space="preserve"> PAGEREF _Toc238750625 \h </w:instrText>
+              <w:instrText xml:space="preserve"> PAGEREF _Toc238751571 \h </w:instrText>
             </w:r>
             <w:r>
               <w:rPr>
@@ -3593,7 +3593,7 @@
               <w14:ligatures w14:val="standardContextual"/>
             </w:rPr>
           </w:pPr>
-          <w:hyperlink w:anchor="_Toc238750626" w:history="1">
+          <w:hyperlink w:anchor="_Toc238751572" w:history="1">
             <w:r>
               <w:rPr>
                 <w:rStyle w:val="Hyperlink"/>
@@ -3617,7 +3617,7 @@
               <w:rPr>
                 <w:noProof/>
               </w:rPr>
-              <w:instrText xml:space="preserve"> PAGEREF _Toc238750626 \h </w:instrText>
+              <w:instrText xml:space="preserve"> PAGEREF _Toc238751572 \h </w:instrText>
             </w:r>
             <w:r>
               <w:rPr>
@@ -3660,7 +3660,7 @@
               <w14:ligatures w14:val="standardContextual"/>
             </w:rPr>
           </w:pPr>
-          <w:hyperlink w:anchor="_Toc238750627" w:history="1">
+          <w:hyperlink w:anchor="_Toc238751573" w:history="1">
             <w:r>
               <w:rPr>
                 <w:rStyle w:val="Hyperlink"/>
@@ -3684,7 +3684,7 @@
               <w:rPr>
                 <w:noProof/>
               </w:rPr>
-              <w:instrText xml:space="preserve"> PAGEREF _Toc238750627 \h </w:instrText>
+              <w:instrText xml:space="preserve"> PAGEREF _Toc238751573 \h </w:instrText>
             </w:r>
             <w:r>
               <w:rPr>
@@ -3727,7 +3727,7 @@
               <w14:ligatures w14:val="standardContextual"/>
             </w:rPr>
           </w:pPr>
-          <w:hyperlink w:anchor="_Toc238750628" w:history="1">
+          <w:hyperlink w:anchor="_Toc238751574" w:history="1">
             <w:r>
               <w:rPr>
                 <w:rStyle w:val="Hyperlink"/>
@@ -3751,7 +3751,7 @@
               <w:rPr>
                 <w:noProof/>
               </w:rPr>
-              <w:instrText xml:space="preserve"> PAGEREF _Toc238750628 \h </w:instrText>
+              <w:instrText xml:space="preserve"> PAGEREF _Toc238751574 \h </w:instrText>
             </w:r>
             <w:r>
               <w:rPr>
@@ -3794,7 +3794,7 @@
               <w14:ligatures w14:val="standardContextual"/>
             </w:rPr>
           </w:pPr>
-          <w:hyperlink w:anchor="_Toc238750629" w:history="1">
+          <w:hyperlink w:anchor="_Toc238751575" w:history="1">
             <w:r>
               <w:rPr>
                 <w:rStyle w:val="Hyperlink"/>
@@ -3833,7 +3833,7 @@
               <w:rPr>
                 <w:noProof/>
               </w:rPr>
-              <w:instrText xml:space="preserve"> PAGEREF _Toc238750629 \h </w:instrText>
+              <w:instrText xml:space="preserve"> PAGEREF _Toc238751575 \h </w:instrText>
             </w:r>
             <w:r>
               <w:rPr>
@@ -3876,7 +3876,7 @@
               <w14:ligatures w14:val="standardContextual"/>
             </w:rPr>
           </w:pPr>
-          <w:hyperlink w:anchor="_Toc238750630" w:history="1">
+          <w:hyperlink w:anchor="_Toc238751576" w:history="1">
             <w:r>
               <w:rPr>
                 <w:rStyle w:val="Hyperlink"/>
@@ -3900,7 +3900,7 @@
               <w:rPr>
                 <w:noProof/>
               </w:rPr>
-              <w:instrText xml:space="preserve"> PAGEREF _Toc238750630 \h </w:instrText>
+              <w:instrText xml:space="preserve"> PAGEREF _Toc238751576 \h </w:instrText>
             </w:r>
             <w:r>
               <w:rPr>
@@ -3943,7 +3943,7 @@
               <w14:ligatures w14:val="standardContextual"/>
             </w:rPr>
           </w:pPr>
-          <w:hyperlink w:anchor="_Toc238750631" w:history="1">
+          <w:hyperlink w:anchor="_Toc238751577" w:history="1">
             <w:r>
               <w:rPr>
                 <w:rStyle w:val="Hyperlink"/>
@@ -3967,7 +3967,7 @@
               <w:rPr>
                 <w:noProof/>
               </w:rPr>
-              <w:instrText xml:space="preserve"> PAGEREF _Toc238750631 \h </w:instrText>
+              <w:instrText xml:space="preserve"> PAGEREF _Toc238751577 \h </w:instrText>
             </w:r>
             <w:r>
               <w:rPr>
@@ -4010,7 +4010,7 @@
               <w14:ligatures w14:val="standardContextual"/>
             </w:rPr>
           </w:pPr>
-          <w:hyperlink w:anchor="_Toc238750632" w:history="1">
+          <w:hyperlink w:anchor="_Toc238751578" w:history="1">
             <w:r>
               <w:rPr>
                 <w:rStyle w:val="Hyperlink"/>
@@ -4034,7 +4034,7 @@
               <w:rPr>
                 <w:noProof/>
               </w:rPr>
-              <w:instrText xml:space="preserve"> PAGEREF _Toc238750632 \h </w:instrText>
+              <w:instrText xml:space="preserve"> PAGEREF _Toc238751578 \h </w:instrText>
             </w:r>
             <w:r>
               <w:rPr>
@@ -4077,7 +4077,7 @@
               <w14:ligatures w14:val="standardContextual"/>
             </w:rPr>
           </w:pPr>
-          <w:hyperlink w:anchor="_Toc238750633" w:history="1">
+          <w:hyperlink w:anchor="_Toc238751579" w:history="1">
             <w:r>
               <w:rPr>
                 <w:rStyle w:val="Hyperlink"/>
@@ -4101,7 +4101,7 @@
               <w:rPr>
                 <w:noProof/>
               </w:rPr>
-              <w:instrText xml:space="preserve"> PAGEREF _Toc238750633 \h </w:instrText>
+              <w:instrText xml:space="preserve"> PAGEREF _Toc238751579 \h </w:instrText>
             </w:r>
             <w:r>
               <w:rPr>
@@ -4144,7 +4144,7 @@
               <w14:ligatures w14:val="standardContextual"/>
             </w:rPr>
           </w:pPr>
-          <w:hyperlink w:anchor="_Toc238750634" w:history="1">
+          <w:hyperlink w:anchor="_Toc238751580" w:history="1">
             <w:r>
               <w:rPr>
                 <w:rStyle w:val="Hyperlink"/>
@@ -4168,7 +4168,7 @@
               <w:rPr>
                 <w:noProof/>
               </w:rPr>
-              <w:instrText xml:space="preserve"> PAGEREF _Toc238750634 \h </w:instrText>
+              <w:instrText xml:space="preserve"> PAGEREF _Toc238751580 \h </w:instrText>
             </w:r>
             <w:r>
               <w:rPr>
@@ -4211,7 +4211,7 @@
               <w14:ligatures w14:val="standardContextual"/>
             </w:rPr>
           </w:pPr>
-          <w:hyperlink w:anchor="_Toc238750635" w:history="1">
+          <w:hyperlink w:anchor="_Toc238751581" w:history="1">
             <w:r>
               <w:rPr>
                 <w:rStyle w:val="Hyperlink"/>
@@ -4235,7 +4235,7 @@
               <w:rPr>
                 <w:noProof/>
               </w:rPr>
-              <w:instrText xml:space="preserve"> PAGEREF _Toc238750635 \h </w:instrText>
+              <w:instrText xml:space="preserve"> PAGEREF _Toc238751581 \h </w:instrText>
             </w:r>
             <w:r>
               <w:rPr>
@@ -4278,7 +4278,7 @@
               <w14:ligatures w14:val="standardContextual"/>
             </w:rPr>
           </w:pPr>
-          <w:hyperlink w:anchor="_Toc238750636" w:history="1">
+          <w:hyperlink w:anchor="_Toc238751582" w:history="1">
             <w:r>
               <w:rPr>
                 <w:rStyle w:val="Hyperlink"/>
@@ -4302,7 +4302,7 @@
               <w:rPr>
                 <w:noProof/>
               </w:rPr>
-              <w:instrText xml:space="preserve"> PAGEREF _Toc238750636 \h </w:instrText>
+              <w:instrText xml:space="preserve"> PAGEREF _Toc238751582 \h </w:instrText>
             </w:r>
             <w:r>
               <w:rPr>
@@ -4319,7 +4319,7 @@
               <w:rPr>
                 <w:noProof/>
               </w:rPr>
-              <w:t>46</w:t>
+              <w:t>47</w:t>
             </w:r>
             <w:r>
               <w:rPr>
@@ -4345,7 +4345,7 @@
               <w14:ligatures w14:val="standardContextual"/>
             </w:rPr>
           </w:pPr>
-          <w:hyperlink w:anchor="_Toc238750637" w:history="1">
+          <w:hyperlink w:anchor="_Toc238751583" w:history="1">
             <w:r>
               <w:rPr>
                 <w:rStyle w:val="Hyperlink"/>
@@ -4369,7 +4369,7 @@
               <w:rPr>
                 <w:noProof/>
               </w:rPr>
-              <w:instrText xml:space="preserve"> PAGEREF _Toc238750637 \h </w:instrText>
+              <w:instrText xml:space="preserve"> PAGEREF _Toc238751583 \h </w:instrText>
             </w:r>
             <w:r>
               <w:rPr>
@@ -4386,7 +4386,7 @@
               <w:rPr>
                 <w:noProof/>
               </w:rPr>
-              <w:t>48</w:t>
+              <w:t>49</w:t>
             </w:r>
             <w:r>
               <w:rPr>
@@ -4412,7 +4412,7 @@
               <w14:ligatures w14:val="standardContextual"/>
             </w:rPr>
           </w:pPr>
-          <w:hyperlink w:anchor="_Toc238750638" w:history="1">
+          <w:hyperlink w:anchor="_Toc238751584" w:history="1">
             <w:r>
               <w:rPr>
                 <w:rStyle w:val="Hyperlink"/>
@@ -4436,7 +4436,7 @@
               <w:rPr>
                 <w:noProof/>
               </w:rPr>
-              <w:instrText xml:space="preserve"> PAGEREF _Toc238750638 \h </w:instrText>
+              <w:instrText xml:space="preserve"> PAGEREF _Toc238751584 \h </w:instrText>
             </w:r>
             <w:r>
               <w:rPr>
@@ -4453,7 +4453,7 @@
               <w:rPr>
                 <w:noProof/>
               </w:rPr>
-              <w:t>50</w:t>
+              <w:t>51</w:t>
             </w:r>
             <w:r>
               <w:rPr>
@@ -4479,7 +4479,7 @@
               <w14:ligatures w14:val="standardContextual"/>
             </w:rPr>
           </w:pPr>
-          <w:hyperlink w:anchor="_Toc238750639" w:history="1">
+          <w:hyperlink w:anchor="_Toc238751585" w:history="1">
             <w:r>
               <w:rPr>
                 <w:rStyle w:val="Hyperlink"/>
@@ -4503,7 +4503,7 @@
               <w:rPr>
                 <w:noProof/>
               </w:rPr>
-              <w:instrText xml:space="preserve"> PAGEREF _Toc238750639 \h </w:instrText>
+              <w:instrText xml:space="preserve"> PAGEREF _Toc238751585 \h </w:instrText>
             </w:r>
             <w:r>
               <w:rPr>
@@ -4520,7 +4520,7 @@
               <w:rPr>
                 <w:noProof/>
               </w:rPr>
-              <w:t>52</w:t>
+              <w:t>53</w:t>
             </w:r>
             <w:r>
               <w:rPr>
@@ -4546,7 +4546,7 @@
               <w14:ligatures w14:val="standardContextual"/>
             </w:rPr>
           </w:pPr>
-          <w:hyperlink w:anchor="_Toc238750640" w:history="1">
+          <w:hyperlink w:anchor="_Toc238751586" w:history="1">
             <w:r>
               <w:rPr>
                 <w:rStyle w:val="Hyperlink"/>
@@ -4570,7 +4570,7 @@
               <w:rPr>
                 <w:noProof/>
               </w:rPr>
-              <w:instrText xml:space="preserve"> PAGEREF _Toc238750640 \h </w:instrText>
+              <w:instrText xml:space="preserve"> PAGEREF _Toc238751586 \h </w:instrText>
             </w:r>
             <w:r>
               <w:rPr>
@@ -4587,7 +4587,7 @@
               <w:rPr>
                 <w:noProof/>
               </w:rPr>
-              <w:t>54</w:t>
+              <w:t>55</w:t>
             </w:r>
             <w:r>
               <w:rPr>
@@ -4613,7 +4613,7 @@
               <w14:ligatures w14:val="standardContextual"/>
             </w:rPr>
           </w:pPr>
-          <w:hyperlink w:anchor="_Toc238750641" w:history="1">
+          <w:hyperlink w:anchor="_Toc238751587" w:history="1">
             <w:r>
               <w:rPr>
                 <w:rStyle w:val="Hyperlink"/>
@@ -4637,7 +4637,7 @@
               <w:rPr>
                 <w:noProof/>
               </w:rPr>
-              <w:instrText xml:space="preserve"> PAGEREF _Toc238750641 \h </w:instrText>
+              <w:instrText xml:space="preserve"> PAGEREF _Toc238751587 \h </w:instrText>
             </w:r>
             <w:r>
               <w:rPr>
@@ -4654,7 +4654,7 @@
               <w:rPr>
                 <w:noProof/>
               </w:rPr>
-              <w:t>54</w:t>
+              <w:t>55</w:t>
             </w:r>
             <w:r>
               <w:rPr>
@@ -4680,7 +4680,7 @@
               <w14:ligatures w14:val="standardContextual"/>
             </w:rPr>
           </w:pPr>
-          <w:hyperlink w:anchor="_Toc238750642" w:history="1">
+          <w:hyperlink w:anchor="_Toc238751588" w:history="1">
             <w:r>
               <w:rPr>
                 <w:rStyle w:val="Hyperlink"/>
@@ -4704,7 +4704,7 @@
               <w:rPr>
                 <w:noProof/>
               </w:rPr>
-              <w:instrText xml:space="preserve"> PAGEREF _Toc238750642 \h </w:instrText>
+              <w:instrText xml:space="preserve"> PAGEREF _Toc238751588 \h </w:instrText>
             </w:r>
             <w:r>
               <w:rPr>
@@ -4721,7 +4721,7 @@
               <w:rPr>
                 <w:noProof/>
               </w:rPr>
-              <w:t>54</w:t>
+              <w:t>55</w:t>
             </w:r>
             <w:r>
               <w:rPr>
@@ -4747,7 +4747,7 @@
               <w14:ligatures w14:val="standardContextual"/>
             </w:rPr>
           </w:pPr>
-          <w:hyperlink w:anchor="_Toc238750643" w:history="1">
+          <w:hyperlink w:anchor="_Toc238751589" w:history="1">
             <w:r>
               <w:rPr>
                 <w:rStyle w:val="Hyperlink"/>
@@ -4771,7 +4771,7 @@
               <w:rPr>
                 <w:noProof/>
               </w:rPr>
-              <w:instrText xml:space="preserve"> PAGEREF _Toc238750643 \h </w:instrText>
+              <w:instrText xml:space="preserve"> PAGEREF _Toc238751589 \h </w:instrText>
             </w:r>
             <w:r>
               <w:rPr>
@@ -4788,7 +4788,7 @@
               <w:rPr>
                 <w:noProof/>
               </w:rPr>
-              <w:t>55</w:t>
+              <w:t>56</w:t>
             </w:r>
             <w:r>
               <w:rPr>
@@ -4814,7 +4814,7 @@
               <w14:ligatures w14:val="standardContextual"/>
             </w:rPr>
           </w:pPr>
-          <w:hyperlink w:anchor="_Toc238750644" w:history="1">
+          <w:hyperlink w:anchor="_Toc238751590" w:history="1">
             <w:r>
               <w:rPr>
                 <w:rStyle w:val="Hyperlink"/>
@@ -4838,7 +4838,7 @@
               <w:rPr>
                 <w:noProof/>
               </w:rPr>
-              <w:instrText xml:space="preserve"> PAGEREF _Toc238750644 \h </w:instrText>
+              <w:instrText xml:space="preserve"> PAGEREF _Toc238751590 \h </w:instrText>
             </w:r>
             <w:r>
               <w:rPr>
@@ -4855,7 +4855,7 @@
               <w:rPr>
                 <w:noProof/>
               </w:rPr>
-              <w:t>56</w:t>
+              <w:t>57</w:t>
             </w:r>
             <w:r>
               <w:rPr>
@@ -4881,7 +4881,7 @@
               <w14:ligatures w14:val="standardContextual"/>
             </w:rPr>
           </w:pPr>
-          <w:hyperlink w:anchor="_Toc238750645" w:history="1">
+          <w:hyperlink w:anchor="_Toc238751591" w:history="1">
             <w:r>
               <w:rPr>
                 <w:rStyle w:val="Hyperlink"/>
@@ -4905,7 +4905,7 @@
               <w:rPr>
                 <w:noProof/>
               </w:rPr>
-              <w:instrText xml:space="preserve"> PAGEREF _Toc238750645 \h </w:instrText>
+              <w:instrText xml:space="preserve"> PAGEREF _Toc238751591 \h </w:instrText>
             </w:r>
             <w:r>
               <w:rPr>
@@ -4922,7 +4922,7 @@
               <w:rPr>
                 <w:noProof/>
               </w:rPr>
-              <w:t>56</w:t>
+              <w:t>57</w:t>
             </w:r>
             <w:r>
               <w:rPr>
@@ -4948,7 +4948,7 @@
               <w14:ligatures w14:val="standardContextual"/>
             </w:rPr>
           </w:pPr>
-          <w:hyperlink w:anchor="_Toc238750646" w:history="1">
+          <w:hyperlink w:anchor="_Toc238751592" w:history="1">
             <w:r>
               <w:rPr>
                 <w:rStyle w:val="Hyperlink"/>
@@ -4972,7 +4972,7 @@
               <w:rPr>
                 <w:noProof/>
               </w:rPr>
-              <w:instrText xml:space="preserve"> PAGEREF _Toc238750646 \h </w:instrText>
+              <w:instrText xml:space="preserve"> PAGEREF _Toc238751592 \h </w:instrText>
             </w:r>
             <w:r>
               <w:rPr>
@@ -4989,7 +4989,7 @@
               <w:rPr>
                 <w:noProof/>
               </w:rPr>
-              <w:t>57</w:t>
+              <w:t>58</w:t>
             </w:r>
             <w:r>
               <w:rPr>
@@ -5015,7 +5015,7 @@
               <w14:ligatures w14:val="standardContextual"/>
             </w:rPr>
           </w:pPr>
-          <w:hyperlink w:anchor="_Toc238750647" w:history="1">
+          <w:hyperlink w:anchor="_Toc238751593" w:history="1">
             <w:r>
               <w:rPr>
                 <w:rStyle w:val="Hyperlink"/>
@@ -5039,7 +5039,7 @@
               <w:rPr>
                 <w:noProof/>
               </w:rPr>
-              <w:instrText xml:space="preserve"> PAGEREF _Toc238750647 \h </w:instrText>
+              <w:instrText xml:space="preserve"> PAGEREF _Toc238751593 \h </w:instrText>
             </w:r>
             <w:r>
               <w:rPr>
@@ -5056,7 +5056,7 @@
               <w:rPr>
                 <w:noProof/>
               </w:rPr>
-              <w:t>58</w:t>
+              <w:t>59</w:t>
             </w:r>
             <w:r>
               <w:rPr>
@@ -5082,7 +5082,7 @@
               <w14:ligatures w14:val="standardContextual"/>
             </w:rPr>
           </w:pPr>
-          <w:hyperlink w:anchor="_Toc238750648" w:history="1">
+          <w:hyperlink w:anchor="_Toc238751594" w:history="1">
             <w:r>
               <w:rPr>
                 <w:rStyle w:val="Hyperlink"/>
@@ -5106,7 +5106,7 @@
               <w:rPr>
                 <w:noProof/>
               </w:rPr>
-              <w:instrText xml:space="preserve"> PAGEREF _Toc238750648 \h </w:instrText>
+              <w:instrText xml:space="preserve"> PAGEREF _Toc238751594 \h </w:instrText>
             </w:r>
             <w:r>
               <w:rPr>
@@ -5123,7 +5123,7 @@
               <w:rPr>
                 <w:noProof/>
               </w:rPr>
-              <w:t>59</w:t>
+              <w:t>60</w:t>
             </w:r>
             <w:r>
               <w:rPr>
@@ -5149,7 +5149,7 @@
               <w14:ligatures w14:val="standardContextual"/>
             </w:rPr>
           </w:pPr>
-          <w:hyperlink w:anchor="_Toc238750649" w:history="1">
+          <w:hyperlink w:anchor="_Toc238751595" w:history="1">
             <w:r>
               <w:rPr>
                 <w:rStyle w:val="Hyperlink"/>
@@ -5173,7 +5173,7 @@
               <w:rPr>
                 <w:noProof/>
               </w:rPr>
-              <w:instrText xml:space="preserve"> PAGEREF _Toc238750649 \h </w:instrText>
+              <w:instrText xml:space="preserve"> PAGEREF _Toc238751595 \h </w:instrText>
             </w:r>
             <w:r>
               <w:rPr>
@@ -5190,7 +5190,7 @@
               <w:rPr>
                 <w:noProof/>
               </w:rPr>
-              <w:t>60</w:t>
+              <w:t>61</w:t>
             </w:r>
             <w:r>
               <w:rPr>
@@ -5216,7 +5216,7 @@
               <w14:ligatures w14:val="standardContextual"/>
             </w:rPr>
           </w:pPr>
-          <w:hyperlink w:anchor="_Toc238750650" w:history="1">
+          <w:hyperlink w:anchor="_Toc238751596" w:history="1">
             <w:r>
               <w:rPr>
                 <w:rStyle w:val="Hyperlink"/>
@@ -5240,7 +5240,7 @@
               <w:rPr>
                 <w:noProof/>
               </w:rPr>
-              <w:instrText xml:space="preserve"> PAGEREF _Toc238750650 \h </w:instrText>
+              <w:instrText xml:space="preserve"> PAGEREF _Toc238751596 \h </w:instrText>
             </w:r>
             <w:r>
               <w:rPr>
@@ -5257,7 +5257,7 @@
               <w:rPr>
                 <w:noProof/>
               </w:rPr>
-              <w:t>60</w:t>
+              <w:t>61</w:t>
             </w:r>
             <w:r>
               <w:rPr>
@@ -5283,7 +5283,7 @@
               <w14:ligatures w14:val="standardContextual"/>
             </w:rPr>
           </w:pPr>
-          <w:hyperlink w:anchor="_Toc238750651" w:history="1">
+          <w:hyperlink w:anchor="_Toc238751597" w:history="1">
             <w:r>
               <w:rPr>
                 <w:rStyle w:val="Hyperlink"/>
@@ -5307,7 +5307,7 @@
               <w:rPr>
                 <w:noProof/>
               </w:rPr>
-              <w:instrText xml:space="preserve"> PAGEREF _Toc238750651 \h </w:instrText>
+              <w:instrText xml:space="preserve"> PAGEREF _Toc238751597 \h </w:instrText>
             </w:r>
             <w:r>
               <w:rPr>
@@ -5324,7 +5324,7 @@
               <w:rPr>
                 <w:noProof/>
               </w:rPr>
-              <w:t>61</w:t>
+              <w:t>62</w:t>
             </w:r>
             <w:r>
               <w:rPr>
@@ -5350,7 +5350,7 @@
               <w14:ligatures w14:val="standardContextual"/>
             </w:rPr>
           </w:pPr>
-          <w:hyperlink w:anchor="_Toc238750652" w:history="1">
+          <w:hyperlink w:anchor="_Toc238751598" w:history="1">
             <w:r>
               <w:rPr>
                 <w:rStyle w:val="Hyperlink"/>
@@ -5374,7 +5374,7 @@
               <w:rPr>
                 <w:noProof/>
               </w:rPr>
-              <w:instrText xml:space="preserve"> PAGEREF _Toc238750652 \h </w:instrText>
+              <w:instrText xml:space="preserve"> PAGEREF _Toc238751598 \h </w:instrText>
             </w:r>
             <w:r>
               <w:rPr>
@@ -5391,7 +5391,7 @@
               <w:rPr>
                 <w:noProof/>
               </w:rPr>
-              <w:t>62</w:t>
+              <w:t>63</w:t>
             </w:r>
             <w:r>
               <w:rPr>
@@ -5417,7 +5417,7 @@
               <w14:ligatures w14:val="standardContextual"/>
             </w:rPr>
           </w:pPr>
-          <w:hyperlink w:anchor="_Toc238750653" w:history="1">
+          <w:hyperlink w:anchor="_Toc238751599" w:history="1">
             <w:r>
               <w:rPr>
                 <w:rStyle w:val="Hyperlink"/>
@@ -5441,7 +5441,7 @@
               <w:rPr>
                 <w:noProof/>
               </w:rPr>
-              <w:instrText xml:space="preserve"> PAGEREF _Toc238750653 \h </w:instrText>
+              <w:instrText xml:space="preserve"> PAGEREF _Toc238751599 \h </w:instrText>
             </w:r>
             <w:r>
               <w:rPr>
@@ -5458,7 +5458,7 @@
               <w:rPr>
                 <w:noProof/>
               </w:rPr>
-              <w:t>63</w:t>
+              <w:t>64</w:t>
             </w:r>
             <w:r>
               <w:rPr>
@@ -5484,7 +5484,7 @@
               <w14:ligatures w14:val="standardContextual"/>
             </w:rPr>
           </w:pPr>
-          <w:hyperlink w:anchor="_Toc238750654" w:history="1">
+          <w:hyperlink w:anchor="_Toc238751600" w:history="1">
             <w:r>
               <w:rPr>
                 <w:rStyle w:val="Hyperlink"/>
@@ -5508,7 +5508,7 @@
               <w:rPr>
                 <w:noProof/>
               </w:rPr>
-              <w:instrText xml:space="preserve"> PAGEREF _Toc238750654 \h </w:instrText>
+              <w:instrText xml:space="preserve"> PAGEREF _Toc238751600 \h </w:instrText>
             </w:r>
             <w:r>
               <w:rPr>
@@ -5525,7 +5525,7 @@
               <w:rPr>
                 <w:noProof/>
               </w:rPr>
-              <w:t>65</w:t>
+              <w:t>66</w:t>
             </w:r>
             <w:r>
               <w:rPr>
@@ -5551,7 +5551,7 @@
               <w14:ligatures w14:val="standardContextual"/>
             </w:rPr>
           </w:pPr>
-          <w:hyperlink w:anchor="_Toc238750655" w:history="1">
+          <w:hyperlink w:anchor="_Toc238751601" w:history="1">
             <w:r>
               <w:rPr>
                 <w:rStyle w:val="Hyperlink"/>
@@ -5575,7 +5575,7 @@
               <w:rPr>
                 <w:noProof/>
               </w:rPr>
-              <w:instrText xml:space="preserve"> PAGEREF _Toc238750655 \h </w:instrText>
+              <w:instrText xml:space="preserve"> PAGEREF _Toc238751601 \h </w:instrText>
             </w:r>
             <w:r>
               <w:rPr>
@@ -5592,7 +5592,7 @@
               <w:rPr>
                 <w:noProof/>
               </w:rPr>
-              <w:t>65</w:t>
+              <w:t>66</w:t>
             </w:r>
             <w:r>
               <w:rPr>
@@ -5618,7 +5618,7 @@
               <w14:ligatures w14:val="standardContextual"/>
             </w:rPr>
           </w:pPr>
-          <w:hyperlink w:anchor="_Toc238750656" w:history="1">
+          <w:hyperlink w:anchor="_Toc238751602" w:history="1">
             <w:r>
               <w:rPr>
                 <w:rStyle w:val="Hyperlink"/>
@@ -5642,7 +5642,7 @@
               <w:rPr>
                 <w:noProof/>
               </w:rPr>
-              <w:instrText xml:space="preserve"> PAGEREF _Toc238750656 \h </w:instrText>
+              <w:instrText xml:space="preserve"> PAGEREF _Toc238751602 \h </w:instrText>
             </w:r>
             <w:r>
               <w:rPr>
@@ -5659,7 +5659,7 @@
               <w:rPr>
                 <w:noProof/>
               </w:rPr>
-              <w:t>65</w:t>
+              <w:t>66</w:t>
             </w:r>
             <w:r>
               <w:rPr>
@@ -5685,7 +5685,7 @@
               <w14:ligatures w14:val="standardContextual"/>
             </w:rPr>
           </w:pPr>
-          <w:hyperlink w:anchor="_Toc238750657" w:history="1">
+          <w:hyperlink w:anchor="_Toc238751603" w:history="1">
             <w:r>
               <w:rPr>
                 <w:rStyle w:val="Hyperlink"/>
@@ -5709,7 +5709,7 @@
               <w:rPr>
                 <w:noProof/>
               </w:rPr>
-              <w:instrText xml:space="preserve"> PAGEREF _Toc238750657 \h </w:instrText>
+              <w:instrText xml:space="preserve"> PAGEREF _Toc238751603 \h </w:instrText>
             </w:r>
             <w:r>
               <w:rPr>
@@ -5726,7 +5726,7 @@
               <w:rPr>
                 <w:noProof/>
               </w:rPr>
-              <w:t>66</w:t>
+              <w:t>67</w:t>
             </w:r>
             <w:r>
               <w:rPr>
@@ -5752,7 +5752,7 @@
               <w14:ligatures w14:val="standardContextual"/>
             </w:rPr>
           </w:pPr>
-          <w:hyperlink w:anchor="_Toc238750658" w:history="1">
+          <w:hyperlink w:anchor="_Toc238751604" w:history="1">
             <w:r>
               <w:rPr>
                 <w:rStyle w:val="Hyperlink"/>
@@ -5776,7 +5776,7 @@
               <w:rPr>
                 <w:noProof/>
               </w:rPr>
-              <w:instrText xml:space="preserve"> PAGEREF _Toc238750658 \h </w:instrText>
+              <w:instrText xml:space="preserve"> PAGEREF _Toc238751604 \h </w:instrText>
             </w:r>
             <w:r>
               <w:rPr>
@@ -5793,7 +5793,7 @@
               <w:rPr>
                 <w:noProof/>
               </w:rPr>
-              <w:t>67</w:t>
+              <w:t>68</w:t>
             </w:r>
             <w:r>
               <w:rPr>
@@ -5838,7 +5838,7 @@
         </w:pBdr>
         <w:spacing w:before="60" w:after="200"/>
       </w:pPr>
-      <w:bookmarkStart w:id="2" w:name="_Toc238750587"/>
+      <w:bookmarkStart w:id="2" w:name="_Toc238751533"/>
       <w:r>
         <w:t>BTP Viva &amp; Presentation Study Guide</w:t>
       </w:r>
@@ -5889,7 +5889,7 @@
         </w:pBdr>
         <w:spacing w:before="60" w:after="200"/>
       </w:pPr>
-      <w:bookmarkStart w:id="3" w:name="_Toc238750588"/>
+      <w:bookmarkStart w:id="3" w:name="_Toc238751534"/>
       <w:r>
         <w:t>PART 0 — THE PROJECT IN 60 SECONDS</w:t>
       </w:r>
@@ -6259,7 +6259,7 @@
         </w:pBdr>
         <w:spacing w:before="60" w:after="200"/>
       </w:pPr>
-      <w:bookmarkStart w:id="4" w:name="_Toc238750589"/>
+      <w:bookmarkStart w:id="4" w:name="_Toc238751535"/>
       <w:r>
         <w:t>PART 1 — PREREQUISITES</w:t>
       </w:r>
@@ -6287,7 +6287,7 @@
         <w:keepNext/>
         <w:spacing w:before="320" w:after="120"/>
       </w:pPr>
-      <w:bookmarkStart w:id="5" w:name="_Toc238750590"/>
+      <w:bookmarkStart w:id="5" w:name="_Toc238751536"/>
       <w:r>
         <w:t>1.1 What a UAV data-collection mission is</w:t>
       </w:r>
@@ -6512,7 +6512,7 @@
         <w:keepNext/>
         <w:spacing w:before="320" w:after="120"/>
       </w:pPr>
-      <w:bookmarkStart w:id="6" w:name="_Toc238750591"/>
+      <w:bookmarkStart w:id="6" w:name="_Toc238751537"/>
       <w:r>
         <w:t>1.2 Wireless sensor networks &amp; why sensors are not interchangeable</w:t>
       </w:r>
@@ -6757,7 +6757,7 @@
         <w:keepNext/>
         <w:spacing w:before="320" w:after="120"/>
       </w:pPr>
-      <w:bookmarkStart w:id="7" w:name="_Toc238750592"/>
+      <w:bookmarkStart w:id="7" w:name="_Toc238751538"/>
       <w:r>
         <w:t xml:space="preserve">1.3 Wireless communication fundamentals </w:t>
       </w:r>
@@ -8096,7 +8096,7 @@
         <w:keepNext/>
         <w:spacing w:before="320" w:after="120"/>
       </w:pPr>
-      <w:bookmarkStart w:id="8" w:name="_Toc238750593"/>
+      <w:bookmarkStart w:id="8" w:name="_Toc238751539"/>
       <w:r>
         <w:t xml:space="preserve">1.4 Coverage geometry — antennas, beamwidth, footprints </w:t>
       </w:r>
@@ -8598,7 +8598,7 @@
         <w:keepNext/>
         <w:spacing w:before="320" w:after="120"/>
       </w:pPr>
-      <w:bookmarkStart w:id="9" w:name="_Toc238750594"/>
+      <w:bookmarkStart w:id="9" w:name="_Toc238751540"/>
       <w:r>
         <w:t>1.5 Optimisation and algorithms background</w:t>
       </w:r>
@@ -9288,7 +9288,7 @@
         <w:keepNext/>
         <w:spacing w:before="320" w:after="120"/>
       </w:pPr>
-      <w:bookmarkStart w:id="10" w:name="_Toc238750595"/>
+      <w:bookmarkStart w:id="10" w:name="_Toc238751541"/>
       <w:r>
         <w:t xml:space="preserve">1.6 Energy models for rotary-wing aircraft </w:t>
       </w:r>
@@ -10370,7 +10370,7 @@
         <w:keepNext/>
         <w:spacing w:before="320" w:after="120"/>
       </w:pPr>
-      <w:bookmarkStart w:id="11" w:name="_Toc238750596"/>
+      <w:bookmarkStart w:id="11" w:name="_Toc238751542"/>
       <w:r>
         <w:t xml:space="preserve">1.7 Statistics you need </w:t>
       </w:r>
@@ -10766,7 +10766,7 @@
         <w:keepNext/>
         <w:spacing w:before="320" w:after="120"/>
       </w:pPr>
-      <w:bookmarkStart w:id="12" w:name="_Toc238750597"/>
+      <w:bookmarkStart w:id="12" w:name="_Toc238751543"/>
       <w:r>
         <w:t>1.8 Machine-learning background (Chapter 2 + Future Work)</w:t>
       </w:r>
@@ -11414,7 +11414,7 @@
         </w:pBdr>
         <w:spacing w:before="60" w:after="200"/>
       </w:pPr>
-      <w:bookmarkStart w:id="13" w:name="_Toc238750598"/>
+      <w:bookmarkStart w:id="13" w:name="_Toc238751544"/>
       <w:r>
         <w:t>PART 2 — CHAPTER 1: INTRODUCTION</w:t>
       </w:r>
@@ -11426,7 +11426,7 @@
         <w:keepNext/>
         <w:spacing w:before="320" w:after="120"/>
       </w:pPr>
-      <w:bookmarkStart w:id="14" w:name="_Toc238750599"/>
+      <w:bookmarkStart w:id="14" w:name="_Toc238751545"/>
       <w:r>
         <w:t>2.1 The base framework — AUTO (Dong, Jiang &amp; Peng [1], IEEE TIE 2025)</w:t>
       </w:r>
@@ -12200,7 +12200,7 @@
         <w:keepNext/>
         <w:spacing w:before="320" w:after="120"/>
       </w:pPr>
-      <w:bookmarkStart w:id="15" w:name="_Toc238750600"/>
+      <w:bookmarkStart w:id="15" w:name="_Toc238751546"/>
       <w:r>
         <w:t>2.2 Motivation — the two observations and how they interact</w:t>
       </w:r>
@@ -12541,7 +12541,7 @@
         <w:keepNext/>
         <w:spacing w:before="320" w:after="120"/>
       </w:pPr>
-      <w:bookmarkStart w:id="16" w:name="_Toc238750601"/>
+      <w:bookmarkStart w:id="16" w:name="_Toc238751547"/>
       <w:r>
         <w:t>2.3 Problem statement</w:t>
       </w:r>
@@ -12814,7 +12814,7 @@
         <w:keepNext/>
         <w:spacing w:before="320" w:after="120"/>
       </w:pPr>
-      <w:bookmarkStart w:id="17" w:name="_Toc238750602"/>
+      <w:bookmarkStart w:id="17" w:name="_Toc238751548"/>
       <w:r>
         <w:t>2.4 The four contributions (know these as a numbered list)</w:t>
       </w:r>
@@ -13041,7 +13041,7 @@
         </w:pBdr>
         <w:spacing w:before="60" w:after="200"/>
       </w:pPr>
-      <w:bookmarkStart w:id="18" w:name="_Toc238750603"/>
+      <w:bookmarkStart w:id="18" w:name="_Toc238751549"/>
       <w:r>
         <w:t>PART 3 — CHAPTER 2: LITERATURE SURVEY</w:t>
       </w:r>
@@ -13691,7 +13691,7 @@
         <w:keepNext/>
         <w:spacing w:before="320" w:after="120"/>
       </w:pPr>
-      <w:bookmarkStart w:id="19" w:name="_Toc238750604"/>
+      <w:bookmarkStart w:id="19" w:name="_Toc238751550"/>
       <w:r>
         <w:t>3.1 §2.3 — Altitude optimisation (the aerial base station literature)</w:t>
       </w:r>
@@ -14143,7 +14143,7 @@
         <w:keepNext/>
         <w:spacing w:before="320" w:after="120"/>
       </w:pPr>
-      <w:bookmarkStart w:id="20" w:name="_Toc238750605"/>
+      <w:bookmarkStart w:id="20" w:name="_Toc238751551"/>
       <w:r>
         <w:t xml:space="preserve">3.2 §2.6 — The identified gap, stated compactly </w:t>
       </w:r>
@@ -14436,7 +14436,7 @@
         <w:keepNext/>
         <w:spacing w:before="320" w:after="120"/>
       </w:pPr>
-      <w:bookmarkStart w:id="21" w:name="_Toc238750606"/>
+      <w:bookmarkStart w:id="21" w:name="_Toc238751552"/>
       <w:r>
         <w:t>3.3 Table 2.1 — the positioning table</w:t>
       </w:r>
@@ -15163,7 +15163,7 @@
         </w:pBdr>
         <w:spacing w:before="60" w:after="200"/>
       </w:pPr>
-      <w:bookmarkStart w:id="22" w:name="_Toc238750607"/>
+      <w:bookmarkStart w:id="22" w:name="_Toc238751553"/>
       <w:r>
         <w:t>PART 4 — CHAPTER 3: SYSTEM MODEL &amp; METHODOLOGY</w:t>
       </w:r>
@@ -15187,7 +15187,7 @@
         <w:keepNext/>
         <w:spacing w:before="320" w:after="120"/>
       </w:pPr>
-      <w:bookmarkStart w:id="23" w:name="_Toc238750608"/>
+      <w:bookmarkStart w:id="23" w:name="_Toc238751554"/>
       <w:r>
         <w:t>4.1 §3.1.1 Deployment</w:t>
       </w:r>
@@ -15589,7 +15589,7 @@
         <w:keepNext/>
         <w:spacing w:before="320" w:after="120"/>
       </w:pPr>
-      <w:bookmarkStart w:id="24" w:name="_Toc238750609"/>
+      <w:bookmarkStart w:id="24" w:name="_Toc238751555"/>
       <w:r>
         <w:t xml:space="preserve">4.2 §3.1.2–3.1.3 From rate floor to service radius </w:t>
       </w:r>
@@ -16790,7 +16790,7 @@
         <w:keepNext/>
         <w:spacing w:before="320" w:after="120"/>
       </w:pPr>
-      <w:bookmarkStart w:id="25" w:name="_Toc238750610"/>
+      <w:bookmarkStart w:id="25" w:name="_Toc238751556"/>
       <w:r>
         <w:t>4.3 §3.1.4 Coverage geometry</w:t>
       </w:r>
@@ -16856,7 +16856,7 @@
         <w:keepNext/>
         <w:spacing w:before="320" w:after="120"/>
       </w:pPr>
-      <w:bookmarkStart w:id="26" w:name="_Toc238750611"/>
+      <w:bookmarkStart w:id="26" w:name="_Toc238751557"/>
       <w:r>
         <w:t xml:space="preserve">4.4 §3.1.5 </w:t>
       </w:r>
@@ -17431,7 +17431,7 @@
         <w:keepNext/>
         <w:spacing w:before="320" w:after="120"/>
       </w:pPr>
-      <w:bookmarkStart w:id="27" w:name="_Toc238750612"/>
+      <w:bookmarkStart w:id="27" w:name="_Toc238751558"/>
       <w:r>
         <w:t>4.5 §3.1.6 Energy model + Table 3.2</w:t>
       </w:r>
@@ -18984,7 +18984,7 @@
         <w:keepNext/>
         <w:spacing w:before="320" w:after="120"/>
       </w:pPr>
-      <w:bookmarkStart w:id="28" w:name="_Toc238750613"/>
+      <w:bookmarkStart w:id="28" w:name="_Toc238751559"/>
       <w:r>
         <w:t xml:space="preserve">4.6 §3.2 </w:t>
       </w:r>
@@ -19699,7 +19699,7 @@
         <w:keepNext/>
         <w:spacing w:before="320" w:after="120"/>
       </w:pPr>
-      <w:bookmarkStart w:id="29" w:name="_Toc238750614"/>
+      <w:bookmarkStart w:id="29" w:name="_Toc238751560"/>
       <w:r>
         <w:t>4.7 §3.3 Baseline methods</w:t>
       </w:r>
@@ -20164,7 +20164,7 @@
         <w:keepNext/>
         <w:spacing w:before="320" w:after="120"/>
       </w:pPr>
-      <w:bookmarkStart w:id="30" w:name="_Toc238750615"/>
+      <w:bookmarkStart w:id="30" w:name="_Toc238751561"/>
       <w:r>
         <w:t xml:space="preserve">4.8 §3.4 The proposed method — four stages </w:t>
       </w:r>
@@ -21614,7 +21614,7 @@
         <w:keepNext/>
         <w:spacing w:before="320" w:after="120"/>
       </w:pPr>
-      <w:bookmarkStart w:id="31" w:name="_Toc238750616"/>
+      <w:bookmarkStart w:id="31" w:name="_Toc238751562"/>
       <w:r>
         <w:t xml:space="preserve">4.9 §3.5 Ablation design </w:t>
       </w:r>
@@ -22158,7 +22158,7 @@
         </w:pBdr>
         <w:spacing w:before="60" w:after="200"/>
       </w:pPr>
-      <w:bookmarkStart w:id="32" w:name="_Toc238750617"/>
+      <w:bookmarkStart w:id="32" w:name="_Toc238751563"/>
       <w:r>
         <w:t>PART 5 — CHAPTER 4: RESULTS</w:t>
       </w:r>
@@ -22170,7 +22170,7 @@
         <w:keepNext/>
         <w:spacing w:before="320" w:after="120"/>
       </w:pPr>
-      <w:bookmarkStart w:id="33" w:name="_Toc238750618"/>
+      <w:bookmarkStart w:id="33" w:name="_Toc238751564"/>
       <w:r>
         <w:t>5.1 §4.1 Experimental protocol</w:t>
       </w:r>
@@ -22352,7 +22352,7 @@
         <w:keepNext/>
         <w:spacing w:before="320" w:after="120"/>
       </w:pPr>
-      <w:bookmarkStart w:id="34" w:name="_Toc238750619"/>
+      <w:bookmarkStart w:id="34" w:name="_Toc238751565"/>
       <w:r>
         <w:t xml:space="preserve">5.2 §4.2 Table 4.1 — Overall comparison </w:t>
       </w:r>
@@ -23439,7 +23439,7 @@
         <w:keepNext/>
         <w:spacing w:before="320" w:after="120"/>
       </w:pPr>
-      <w:bookmarkStart w:id="35" w:name="_Toc238750620"/>
+      <w:bookmarkStart w:id="35" w:name="_Toc238751566"/>
       <w:r>
         <w:t>5.3 §4.3 Table 4.2 — vs the planar baseline</w:t>
       </w:r>
@@ -24633,7 +24633,7 @@
         <w:keepNext/>
         <w:spacing w:before="320" w:after="120"/>
       </w:pPr>
-      <w:bookmarkStart w:id="36" w:name="_Toc238750621"/>
+      <w:bookmarkStart w:id="36" w:name="_Toc238751567"/>
       <w:r>
         <w:t xml:space="preserve">5.4 §4.4 Table 4.3 — vs the decoupled 3D baseline </w:t>
       </w:r>
@@ -26010,7 +26010,7 @@
         <w:keepNext/>
         <w:spacing w:before="320" w:after="120"/>
       </w:pPr>
-      <w:bookmarkStart w:id="37" w:name="_Toc238750622"/>
+      <w:bookmarkStart w:id="37" w:name="_Toc238751568"/>
       <w:r>
         <w:t xml:space="preserve">5.5 §4.5 Table 4.4 — The ablation </w:t>
       </w:r>
@@ -27127,7 +27127,7 @@
         <w:keepNext/>
         <w:spacing w:before="320" w:after="120"/>
       </w:pPr>
-      <w:bookmarkStart w:id="38" w:name="_Toc238750623"/>
+      <w:bookmarkStart w:id="38" w:name="_Toc238751569"/>
       <w:r>
         <w:t xml:space="preserve">5.6 §4.6 Behavioural interpretation </w:t>
       </w:r>
@@ -27612,7 +27612,7 @@
         <w:keepNext/>
         <w:spacing w:before="320" w:after="120"/>
       </w:pPr>
-      <w:bookmarkStart w:id="39" w:name="_Toc238750624"/>
+      <w:bookmarkStart w:id="39" w:name="_Toc238751570"/>
       <w:r>
         <w:t>5.7 §4.7 Threats to validity (know all four — volunteering them is strength)</w:t>
       </w:r>
@@ -27920,7 +27920,7 @@
         </w:pBdr>
         <w:spacing w:before="60" w:after="200"/>
       </w:pPr>
-      <w:bookmarkStart w:id="40" w:name="_Toc238750625"/>
+      <w:bookmarkStart w:id="40" w:name="_Toc238751571"/>
       <w:r>
         <w:t>PART 6 — CHAPTER 5: CONCLUSION, LIMITATIONS, FUTURE SCOPE</w:t>
       </w:r>
@@ -27932,7 +27932,7 @@
         <w:keepNext/>
         <w:spacing w:before="320" w:after="120"/>
       </w:pPr>
-      <w:bookmarkStart w:id="41" w:name="_Toc238750626"/>
+      <w:bookmarkStart w:id="41" w:name="_Toc238751572"/>
       <w:r>
         <w:t>6.1 Summary — the narrative arc</w:t>
       </w:r>
@@ -28204,7 +28204,7 @@
         <w:keepNext/>
         <w:spacing w:before="320" w:after="120"/>
       </w:pPr>
-      <w:bookmarkStart w:id="42" w:name="_Toc238750627"/>
+      <w:bookmarkStart w:id="42" w:name="_Toc238751573"/>
       <w:r>
         <w:t>6.2 Limitations (six — be able to list all)</w:t>
       </w:r>
@@ -28883,7 +28883,7 @@
         <w:keepNext/>
         <w:spacing w:before="320" w:after="120"/>
       </w:pPr>
-      <w:bookmarkStart w:id="43" w:name="_Toc238750628"/>
+      <w:bookmarkStart w:id="43" w:name="_Toc238751574"/>
       <w:r>
         <w:t>6.3 Future scope</w:t>
       </w:r>
@@ -29452,7 +29452,7 @@
         <w:keepNext/>
         <w:spacing w:before="320" w:after="120"/>
       </w:pPr>
-      <w:bookmarkStart w:id="44" w:name="_Toc238750629"/>
+      <w:bookmarkStart w:id="44" w:name="_Toc238751575"/>
       <w:r>
         <w:t xml:space="preserve">6.4 §5.4 Closing remarks </w:t>
       </w:r>
@@ -29835,7 +29835,7 @@
         </w:pBdr>
         <w:spacing w:before="60" w:after="200"/>
       </w:pPr>
-      <w:bookmarkStart w:id="45" w:name="_Toc238750630"/>
+      <w:bookmarkStart w:id="45" w:name="_Toc238751576"/>
       <w:r>
         <w:t>PART 7 — EVERY FIGURE EXPLAINED</w:t>
       </w:r>
@@ -29868,7 +29868,7 @@
         <w:keepNext/>
         <w:spacing w:after="120"/>
       </w:pPr>
-      <w:bookmarkStart w:id="46" w:name="_Toc238750631"/>
+      <w:bookmarkStart w:id="46" w:name="_Toc238751577"/>
       <w:r>
         <w:t>Figure 1.1 — Synthetic urban deployment (p. 5)</w:t>
       </w:r>
@@ -29884,7 +29884,7 @@
           <w:noProof/>
         </w:rPr>
         <w:drawing>
-          <wp:inline distT="0" distB="0" distL="0" distR="0" wp14:anchorId="613D9C9B" wp14:editId="13ADD8A7">
+          <wp:inline distT="0" distB="0" distL="0" distR="0" wp14:anchorId="335A3E08" wp14:editId="280A833D">
             <wp:extent cx="6286500" cy="6029325"/>
             <wp:effectExtent l="0" t="0" r="0" b="0"/>
             <wp:docPr id="1" name="Picture 1"/>
@@ -30175,7 +30175,7 @@
         <w:keepNext/>
         <w:spacing w:after="120"/>
       </w:pPr>
-      <w:bookmarkStart w:id="47" w:name="_Toc238750632"/>
+      <w:bookmarkStart w:id="47" w:name="_Toc238751578"/>
       <w:r>
         <w:t>Figure 3.1 — Overview of the proposed framework (p. 20)</w:t>
       </w:r>
@@ -30191,10 +30191,10 @@
           <w:noProof/>
         </w:rPr>
         <w:drawing>
-          <wp:inline distT="0" distB="0" distL="0" distR="0" wp14:anchorId="0F5D3931" wp14:editId="0667BAF6">
+          <wp:inline distT="0" distB="0" distL="0" distR="0" wp14:anchorId="365975D4" wp14:editId="210A2879">
             <wp:extent cx="6286500" cy="3476625"/>
             <wp:effectExtent l="0" t="0" r="0" b="0"/>
-            <wp:docPr id="622617560" name="Picture 622617560"/>
+            <wp:docPr id="1204679164" name="Picture 1204679164"/>
             <wp:cNvGraphicFramePr>
               <a:graphicFrameLocks xmlns:a="http://schemas.openxmlformats.org/drawingml/2006/main" noChangeAspect="1"/>
             </wp:cNvGraphicFramePr>
@@ -30433,7 +30433,7 @@
         <w:keepNext/>
         <w:spacing w:after="120"/>
       </w:pPr>
-      <w:bookmarkStart w:id="48" w:name="_Toc238750633"/>
+      <w:bookmarkStart w:id="48" w:name="_Toc238751579"/>
       <w:r>
         <w:t>Figure 3.2 — Altitude against mission progress (p. 22)</w:t>
       </w:r>
@@ -30449,10 +30449,10 @@
           <w:noProof/>
         </w:rPr>
         <w:drawing>
-          <wp:inline distT="0" distB="0" distL="0" distR="0" wp14:anchorId="547C1EA5" wp14:editId="38B09162">
+          <wp:inline distT="0" distB="0" distL="0" distR="0" wp14:anchorId="1DBF775C" wp14:editId="5552D040">
             <wp:extent cx="6286500" cy="3238500"/>
             <wp:effectExtent l="0" t="0" r="0" b="0"/>
-            <wp:docPr id="1535873636" name="Picture 1535873636"/>
+            <wp:docPr id="482430854" name="Picture 482430854"/>
             <wp:cNvGraphicFramePr>
               <a:graphicFrameLocks xmlns:a="http://schemas.openxmlformats.org/drawingml/2006/main" noChangeAspect="1"/>
             </wp:cNvGraphicFramePr>
@@ -30838,7 +30838,7 @@
         <w:keepNext/>
         <w:spacing w:after="120"/>
       </w:pPr>
-      <w:bookmarkStart w:id="49" w:name="_Toc238750634"/>
+      <w:bookmarkStart w:id="49" w:name="_Toc238751580"/>
       <w:r>
         <w:t>Figure 4.1 — Per-class satisfaction across methods (p. 25)</w:t>
       </w:r>
@@ -30854,10 +30854,10 @@
           <w:noProof/>
         </w:rPr>
         <w:drawing>
-          <wp:inline distT="0" distB="0" distL="0" distR="0" wp14:anchorId="68C63697" wp14:editId="17291E77">
+          <wp:inline distT="0" distB="0" distL="0" distR="0" wp14:anchorId="650BFA32" wp14:editId="178A2CEE">
             <wp:extent cx="6286500" cy="3886200"/>
             <wp:effectExtent l="0" t="0" r="0" b="0"/>
-            <wp:docPr id="2107647815" name="Picture 2107647815"/>
+            <wp:docPr id="1968048103" name="Picture 1968048103"/>
             <wp:cNvGraphicFramePr>
               <a:graphicFrameLocks xmlns:a="http://schemas.openxmlformats.org/drawingml/2006/main" noChangeAspect="1"/>
             </wp:cNvGraphicFramePr>
@@ -31161,7 +31161,7 @@
         <w:keepNext/>
         <w:spacing w:after="120"/>
       </w:pPr>
-      <w:bookmarkStart w:id="50" w:name="_Toc238750635"/>
+      <w:bookmarkStart w:id="50" w:name="_Toc238751581"/>
       <w:r>
         <w:t>Figure 4.2 — CDF of high-priority achieved rates (p. 26)</w:t>
       </w:r>
@@ -31177,10 +31177,10 @@
           <w:noProof/>
         </w:rPr>
         <w:drawing>
-          <wp:inline distT="0" distB="0" distL="0" distR="0" wp14:anchorId="1F828C61" wp14:editId="6E503436">
+          <wp:inline distT="0" distB="0" distL="0" distR="0" wp14:anchorId="2AEA54FE" wp14:editId="7ACB6664">
             <wp:extent cx="6286500" cy="4362450"/>
             <wp:effectExtent l="0" t="0" r="0" b="0"/>
-            <wp:docPr id="283883240" name="Picture 283883240"/>
+            <wp:docPr id="1848393387" name="Picture 1848393387"/>
             <wp:cNvGraphicFramePr>
               <a:graphicFrameLocks xmlns:a="http://schemas.openxmlformats.org/drawingml/2006/main" noChangeAspect="1"/>
             </wp:cNvGraphicFramePr>
@@ -31295,27 +31295,83 @@
           <w:b/>
           <w:bCs/>
         </w:rPr>
-        <w:t>achieved rate (Mbps)</w:t>
-      </w:r>
-      <w:r>
-        <w:t xml:space="preserve">, 0 → 60. y: cumulative fraction, 0 → 1. One curve per method. A </w:t>
-      </w:r>
-      <w:r>
-        <w:rPr>
-          <w:b/>
-          <w:bCs/>
-        </w:rPr>
-        <w:t>vertical dashed line at 38 Mbps</w:t>
-      </w:r>
-      <w:r>
-        <w:t xml:space="preserve"> marks the critical floor. The legend notes each method's percentage and the label </w:t>
-      </w:r>
-      <w:r>
-        <w:rPr>
-          <w:i/>
-          <w:iCs/>
-        </w:rPr>
-        <w:t>"left plateau at 0 = unserved (rate 0)"</w:t>
+        <w:t xml:space="preserve">achieved rate (Mbps) on a </w:t>
+      </w:r>
+      <w:r>
+        <w:rPr>
+          <w:b/>
+          <w:bCs/>
+          <w:i/>
+          <w:iCs/>
+        </w:rPr>
+        <w:t>logarithmic</w:t>
+      </w:r>
+      <w:r>
+        <w:rPr>
+          <w:b/>
+          <w:bCs/>
+        </w:rPr>
+        <w:t xml:space="preserve"> axis</w:t>
+      </w:r>
+      <w:r>
+        <w:t xml:space="preserve">, running ~8 → ~59 Mbps (ticks at 10, 2×10, 3×10, 4×10). y: cumulative fraction, 0 → 1. One curve per method. A </w:t>
+      </w:r>
+      <w:r>
+        <w:rPr>
+          <w:b/>
+          <w:bCs/>
+        </w:rPr>
+        <w:t>red dashed vertical line at 38 Mbps</w:t>
+      </w:r>
+      <w:r>
+        <w:t xml:space="preserve"> marks the critical floor, labelled </w:t>
+      </w:r>
+      <w:r>
+        <w:rPr>
+          <w:i/>
+          <w:iCs/>
+        </w:rPr>
+        <w:t>"QoS floor 38 Mbps"</w:t>
+      </w:r>
+      <w:r>
+        <w:t xml:space="preserve">. A dot on each curve at the floor carries a bold </w:t>
+      </w:r>
+      <w:r>
+        <w:rPr>
+          <w:i/>
+          <w:iCs/>
+        </w:rPr>
+        <w:t>"NN% below"</w:t>
+      </w:r>
+      <w:r>
+        <w:t xml:space="preserve"> annotation — </w:t>
+      </w:r>
+      <w:r>
+        <w:rPr>
+          <w:b/>
+          <w:bCs/>
+        </w:rPr>
+        <w:t>99% / 45% / 45% / 30%</w:t>
+      </w:r>
+      <w:r>
+        <w:t xml:space="preserve"> for 2D-AUTO / Two-Stage / Coupled-Greedy / Strong-Coupled. Two italic notes: </w:t>
+      </w:r>
+      <w:r>
+        <w:rPr>
+          <w:i/>
+          <w:iCs/>
+        </w:rPr>
+        <w:t>"left plateau = unserved nodes (rate ≈ 0)"</w:t>
+      </w:r>
+      <w:r>
+        <w:t xml:space="preserve"> and </w:t>
+      </w:r>
+      <w:r>
+        <w:rPr>
+          <w:i/>
+          <w:iCs/>
+        </w:rPr>
+        <w:t>"Ours shifts the whole distribution right →"</w:t>
       </w:r>
       <w:r>
         <w:t>.</w:t>
@@ -31330,7 +31386,444 @@
           <w:b/>
           <w:bCs/>
         </w:rPr>
-        <w:t>What to say:</w:t>
+        <w:t>⭐</w:t>
+      </w:r>
+      <w:r>
+        <w:rPr>
+          <w:b/>
+          <w:bCs/>
+        </w:rPr>
+        <w:t xml:space="preserve"> Why the axis is logarithmic, and why no curve starts at 0.</w:t>
+      </w:r>
+      <w:r>
+        <w:t xml:space="preserve"> Unserved nodes have rate ≈ 0, and </w:t>
+      </w:r>
+      <w:r>
+        <w:rPr>
+          <w:b/>
+          <w:bCs/>
+        </w:rPr>
+        <w:t>zero cannot be placed on a log axis</w:t>
+      </w:r>
+      <w:r>
+        <w:t xml:space="preserve"> — that mass falls off the left edge. So each curve </w:t>
+      </w:r>
+      <w:r>
+        <w:rPr>
+          <w:i/>
+          <w:iCs/>
+        </w:rPr>
+        <w:t>enters the frame already elevated</w:t>
+      </w:r>
+      <w:r>
+        <w:t xml:space="preserve">, and the height at which it enters is that method's </w:t>
+      </w:r>
+      <w:r>
+        <w:rPr>
+          <w:b/>
+          <w:bCs/>
+        </w:rPr>
+        <w:t>unserved fraction</w:t>
+      </w:r>
+      <w:r>
+        <w:t>: ≈37% (2D-AUTO), ≈45% (Two-Stage and Coupled-Greedy, which overlap exactly), ≈30% (ours — the lowest, which is the point). That flat entry segment is the "left plateau" the annotation names.</w:t>
+      </w:r>
+    </w:p>
+    <w:p>
+      <w:pPr>
+        <w:spacing w:after="120"/>
+      </w:pPr>
+      <w:r>
+        <w:rPr>
+          <w:b/>
+          <w:bCs/>
+        </w:rPr>
+        <w:t>⭐</w:t>
+      </w:r>
+      <w:r>
+        <w:rPr>
+          <w:b/>
+          <w:bCs/>
+        </w:rPr>
+        <w:t xml:space="preserve"> The single most important shape on this plot — three step functions and one ramp.</w:t>
+      </w:r>
+      <w:r>
+        <w:t xml:space="preserve"> Look at the curves, not the numbers:</w:t>
+      </w:r>
+    </w:p>
+    <w:tbl>
+      <w:tblPr>
+        <w:tblW w:w="10080" w:type="dxa"/>
+        <w:tblBorders>
+          <w:top w:val="single" w:sz="4" w:space="0" w:color="C8CFC9"/>
+          <w:left w:val="single" w:sz="4" w:space="0" w:color="C8CFC9"/>
+          <w:bottom w:val="single" w:sz="4" w:space="0" w:color="C8CFC9"/>
+          <w:right w:val="single" w:sz="4" w:space="0" w:color="C8CFC9"/>
+          <w:insideH w:val="single" w:sz="2" w:space="0" w:color="E2E6E2"/>
+          <w:insideV w:val="single" w:sz="2" w:space="0" w:color="E2E6E2"/>
+        </w:tblBorders>
+        <w:tblCellMar>
+          <w:left w:w="10" w:type="dxa"/>
+          <w:right w:w="10" w:type="dxa"/>
+        </w:tblCellMar>
+        <w:tblLook w:val="04A0" w:firstRow="1" w:lastRow="0" w:firstColumn="1" w:lastColumn="0" w:noHBand="0" w:noVBand="1"/>
+      </w:tblPr>
+      <w:tblGrid>
+        <w:gridCol w:w="2749"/>
+        <w:gridCol w:w="3665"/>
+        <w:gridCol w:w="3666"/>
+      </w:tblGrid>
+      <w:tr>
+        <w:tblPrEx>
+          <w:tblCellMar>
+            <w:top w:w="0" w:type="dxa"/>
+            <w:bottom w:w="0" w:type="dxa"/>
+          </w:tblCellMar>
+        </w:tblPrEx>
+        <w:trPr>
+          <w:tblHeader/>
+        </w:trPr>
+        <w:tc>
+          <w:tcPr>
+            <w:tcW w:w="2749" w:type="dxa"/>
+            <w:shd w:val="clear" w:color="auto" w:fill="EFF2EE"/>
+            <w:tcMar>
+              <w:top w:w="60" w:type="dxa"/>
+              <w:left w:w="110" w:type="dxa"/>
+              <w:bottom w:w="60" w:type="dxa"/>
+              <w:right w:w="110" w:type="dxa"/>
+            </w:tcMar>
+          </w:tcPr>
+          <w:p>
+            <w:pPr>
+              <w:spacing w:line="250" w:lineRule="auto"/>
+            </w:pPr>
+            <w:r>
+              <w:rPr>
+                <w:b/>
+                <w:bCs/>
+                <w:color w:val="5E6B66"/>
+                <w:sz w:val="17"/>
+                <w:szCs w:val="17"/>
+              </w:rPr>
+              <w:t>Curve</w:t>
+            </w:r>
+          </w:p>
+        </w:tc>
+        <w:tc>
+          <w:tcPr>
+            <w:tcW w:w="3665" w:type="dxa"/>
+            <w:shd w:val="clear" w:color="auto" w:fill="EFF2EE"/>
+            <w:tcMar>
+              <w:top w:w="60" w:type="dxa"/>
+              <w:left w:w="110" w:type="dxa"/>
+              <w:bottom w:w="60" w:type="dxa"/>
+              <w:right w:w="110" w:type="dxa"/>
+            </w:tcMar>
+          </w:tcPr>
+          <w:p>
+            <w:pPr>
+              <w:spacing w:line="250" w:lineRule="auto"/>
+            </w:pPr>
+            <w:r>
+              <w:rPr>
+                <w:b/>
+                <w:bCs/>
+                <w:color w:val="5E6B66"/>
+                <w:sz w:val="17"/>
+                <w:szCs w:val="17"/>
+              </w:rPr>
+              <w:t>Shape</w:t>
+            </w:r>
+          </w:p>
+        </w:tc>
+        <w:tc>
+          <w:tcPr>
+            <w:tcW w:w="3666" w:type="dxa"/>
+            <w:shd w:val="clear" w:color="auto" w:fill="EFF2EE"/>
+            <w:tcMar>
+              <w:top w:w="60" w:type="dxa"/>
+              <w:left w:w="110" w:type="dxa"/>
+              <w:bottom w:w="60" w:type="dxa"/>
+              <w:right w:w="110" w:type="dxa"/>
+            </w:tcMar>
+          </w:tcPr>
+          <w:p>
+            <w:pPr>
+              <w:spacing w:line="250" w:lineRule="auto"/>
+            </w:pPr>
+            <w:r>
+              <w:rPr>
+                <w:b/>
+                <w:bCs/>
+                <w:color w:val="5E6B66"/>
+                <w:sz w:val="17"/>
+                <w:szCs w:val="17"/>
+              </w:rPr>
+              <w:t>Why</w:t>
+            </w:r>
+          </w:p>
+        </w:tc>
+      </w:tr>
+      <w:tr>
+        <w:tblPrEx>
+          <w:tblCellMar>
+            <w:top w:w="0" w:type="dxa"/>
+            <w:bottom w:w="0" w:type="dxa"/>
+          </w:tblCellMar>
+        </w:tblPrEx>
+        <w:tc>
+          <w:tcPr>
+            <w:tcW w:w="2749" w:type="dxa"/>
+            <w:tcMar>
+              <w:top w:w="60" w:type="dxa"/>
+              <w:left w:w="110" w:type="dxa"/>
+              <w:bottom w:w="60" w:type="dxa"/>
+              <w:right w:w="110" w:type="dxa"/>
+            </w:tcMar>
+          </w:tcPr>
+          <w:p>
+            <w:pPr>
+              <w:spacing w:line="250" w:lineRule="auto"/>
+            </w:pPr>
+            <w:r>
+              <w:rPr>
+                <w:b/>
+                <w:bCs/>
+                <w:sz w:val="18"/>
+                <w:szCs w:val="18"/>
+              </w:rPr>
+              <w:t>2D-AUTO</w:t>
+            </w:r>
+            <w:r>
+              <w:rPr>
+                <w:sz w:val="18"/>
+                <w:szCs w:val="18"/>
+              </w:rPr>
+              <w:t xml:space="preserve"> (grey dashed)</w:t>
+            </w:r>
+          </w:p>
+        </w:tc>
+        <w:tc>
+          <w:tcPr>
+            <w:tcW w:w="3665" w:type="dxa"/>
+            <w:tcMar>
+              <w:top w:w="60" w:type="dxa"/>
+              <w:left w:w="110" w:type="dxa"/>
+              <w:bottom w:w="60" w:type="dxa"/>
+              <w:right w:w="110" w:type="dxa"/>
+            </w:tcMar>
+          </w:tcPr>
+          <w:p>
+            <w:pPr>
+              <w:spacing w:line="250" w:lineRule="auto"/>
+            </w:pPr>
+            <w:r>
+              <w:rPr>
+                <w:sz w:val="18"/>
+                <w:szCs w:val="18"/>
+              </w:rPr>
+              <w:t xml:space="preserve">The </w:t>
+            </w:r>
+            <w:r>
+              <w:rPr>
+                <w:b/>
+                <w:bCs/>
+                <w:sz w:val="18"/>
+                <w:szCs w:val="18"/>
+              </w:rPr>
+              <w:t>only gradual ramp</w:t>
+            </w:r>
+            <w:r>
+              <w:rPr>
+                <w:sz w:val="18"/>
+                <w:szCs w:val="18"/>
+              </w:rPr>
+              <w:t xml:space="preserve"> — climbs from ~37% at about 30 Mbps up to 99% at the floor</w:t>
+            </w:r>
+          </w:p>
+        </w:tc>
+        <w:tc>
+          <w:tcPr>
+            <w:tcW w:w="3666" w:type="dxa"/>
+            <w:tcMar>
+              <w:top w:w="60" w:type="dxa"/>
+              <w:left w:w="110" w:type="dxa"/>
+              <w:bottom w:w="60" w:type="dxa"/>
+              <w:right w:w="110" w:type="dxa"/>
+            </w:tcMar>
+          </w:tcPr>
+          <w:p>
+            <w:pPr>
+              <w:spacing w:line="250" w:lineRule="auto"/>
+            </w:pPr>
+            <w:r>
+              <w:rPr>
+                <w:b/>
+                <w:bCs/>
+                <w:sz w:val="18"/>
+                <w:szCs w:val="18"/>
+              </w:rPr>
+              <w:t xml:space="preserve">62% of its nodes land </w:t>
+            </w:r>
+            <w:r>
+              <w:rPr>
+                <w:b/>
+                <w:bCs/>
+                <w:i/>
+                <w:iCs/>
+                <w:sz w:val="18"/>
+                <w:szCs w:val="18"/>
+              </w:rPr>
+              <w:t>between</w:t>
+            </w:r>
+            <w:r>
+              <w:rPr>
+                <w:b/>
+                <w:bCs/>
+                <w:sz w:val="18"/>
+                <w:szCs w:val="18"/>
+              </w:rPr>
+              <w:t xml:space="preserve"> 8 and 38 Mbps</w:t>
+            </w:r>
+            <w:r>
+              <w:rPr>
+                <w:sz w:val="18"/>
+                <w:szCs w:val="18"/>
+              </w:rPr>
+              <w:t>: real rates that simply never reach the requirement. Pinned at 47 m, it has no mechanism to fix a shortfall.</w:t>
+            </w:r>
+          </w:p>
+        </w:tc>
+      </w:tr>
+      <w:tr>
+        <w:tblPrEx>
+          <w:tblCellMar>
+            <w:top w:w="0" w:type="dxa"/>
+            <w:bottom w:w="0" w:type="dxa"/>
+          </w:tblCellMar>
+        </w:tblPrEx>
+        <w:tc>
+          <w:tcPr>
+            <w:tcW w:w="2749" w:type="dxa"/>
+            <w:tcMar>
+              <w:top w:w="60" w:type="dxa"/>
+              <w:left w:w="110" w:type="dxa"/>
+              <w:bottom w:w="60" w:type="dxa"/>
+              <w:right w:w="110" w:type="dxa"/>
+            </w:tcMar>
+          </w:tcPr>
+          <w:p>
+            <w:pPr>
+              <w:spacing w:line="250" w:lineRule="auto"/>
+            </w:pPr>
+            <w:r>
+              <w:rPr>
+                <w:b/>
+                <w:bCs/>
+                <w:sz w:val="18"/>
+                <w:szCs w:val="18"/>
+              </w:rPr>
+              <w:t>Two-Stage, Coupled-Greedy, Strong-Coupled</w:t>
+            </w:r>
+          </w:p>
+        </w:tc>
+        <w:tc>
+          <w:tcPr>
+            <w:tcW w:w="3665" w:type="dxa"/>
+            <w:tcMar>
+              <w:top w:w="60" w:type="dxa"/>
+              <w:left w:w="110" w:type="dxa"/>
+              <w:bottom w:w="60" w:type="dxa"/>
+              <w:right w:w="110" w:type="dxa"/>
+            </w:tcMar>
+          </w:tcPr>
+          <w:p>
+            <w:pPr>
+              <w:spacing w:line="250" w:lineRule="auto"/>
+            </w:pPr>
+            <w:r>
+              <w:rPr>
+                <w:b/>
+                <w:bCs/>
+                <w:sz w:val="18"/>
+                <w:szCs w:val="18"/>
+              </w:rPr>
+              <w:t>Near-vertical steps at the floor</w:t>
+            </w:r>
+            <w:r>
+              <w:rPr>
+                <w:sz w:val="18"/>
+                <w:szCs w:val="18"/>
+              </w:rPr>
+              <w:t xml:space="preserve"> — flat, then jump</w:t>
+            </w:r>
+          </w:p>
+        </w:tc>
+        <w:tc>
+          <w:tcPr>
+            <w:tcW w:w="3666" w:type="dxa"/>
+            <w:tcMar>
+              <w:top w:w="60" w:type="dxa"/>
+              <w:left w:w="110" w:type="dxa"/>
+              <w:bottom w:w="60" w:type="dxa"/>
+              <w:right w:w="110" w:type="dxa"/>
+            </w:tcMar>
+          </w:tcPr>
+          <w:p>
+            <w:pPr>
+              <w:spacing w:line="250" w:lineRule="auto"/>
+            </w:pPr>
+            <w:r>
+              <w:rPr>
+                <w:b/>
+                <w:bCs/>
+                <w:sz w:val="18"/>
+                <w:szCs w:val="18"/>
+              </w:rPr>
+              <w:t>0.0%</w:t>
+            </w:r>
+            <w:r>
+              <w:rPr>
+                <w:sz w:val="18"/>
+                <w:szCs w:val="18"/>
+              </w:rPr>
+              <w:t xml:space="preserve"> of their nodes sit between 8 and 38 Mbps. A node is served </w:t>
+            </w:r>
+            <w:r>
+              <w:rPr>
+                <w:b/>
+                <w:bCs/>
+                <w:sz w:val="18"/>
+                <w:szCs w:val="18"/>
+              </w:rPr>
+              <w:t>at or above its floor, or not at all.</w:t>
+            </w:r>
+          </w:p>
+        </w:tc>
+      </w:tr>
+    </w:tbl>
+    <w:p>
+      <w:pPr>
+        <w:spacing w:after="180"/>
+      </w:pPr>
+    </w:p>
+    <w:p>
+      <w:pPr>
+        <w:spacing w:after="120"/>
+      </w:pPr>
+      <w:r>
+        <w:t xml:space="preserve">That contrast </w:t>
+      </w:r>
+      <w:r>
+        <w:rPr>
+          <w:i/>
+          <w:iCs/>
+        </w:rPr>
+        <w:t>is</w:t>
+      </w:r>
+      <w:r>
+        <w:t xml:space="preserve"> the hard-constraint architecture made visible. Say it exactly like this:</w:t>
       </w:r>
     </w:p>
     <w:p>
@@ -31344,155 +31837,76 @@
       </w:pPr>
       <w:r>
         <w:rPr>
-          <w:color w:val="2E3835"/>
-          <w:sz w:val="20"/>
-          <w:szCs w:val="20"/>
-        </w:rPr>
-        <w:t xml:space="preserve">"This shows the </w:t>
-      </w:r>
-      <w:r>
-        <w:rPr>
-          <w:i/>
-          <w:iCs/>
-          <w:color w:val="2E3835"/>
-          <w:sz w:val="20"/>
-          <w:szCs w:val="20"/>
-        </w:rPr>
-        <w:t>whole distribution</w:t>
-      </w:r>
-      <w:r>
-        <w:rPr>
-          <w:color w:val="2E3835"/>
-          <w:sz w:val="20"/>
-          <w:szCs w:val="20"/>
-        </w:rPr>
-        <w:t xml:space="preserve"> of achieved rate on the critical class, not just the pass/fail percentage. </w:t>
-      </w:r>
-      <w:r>
-        <w:rPr>
-          <w:b/>
-          <w:bCs/>
-          <w:color w:val="2E3835"/>
-          <w:sz w:val="20"/>
-          <w:szCs w:val="20"/>
-        </w:rPr>
-        <w:t>The left plateau in each curve is unserved nodes — budget exhausted, not a constraint violation.</w:t>
-      </w:r>
-      <w:r>
-        <w:rPr>
-          <w:color w:val="2E3835"/>
-          <w:sz w:val="20"/>
-          <w:szCs w:val="20"/>
-        </w:rPr>
-        <w:t xml:space="preserve"> That distinction matters: because our rate floors are </w:t>
-      </w:r>
-      <w:r>
-        <w:rPr>
-          <w:b/>
-          <w:bCs/>
-          <w:color w:val="2E3835"/>
-          <w:sz w:val="20"/>
-          <w:szCs w:val="20"/>
-        </w:rPr>
-        <w:t>hard constraints</w:t>
-      </w:r>
-      <w:r>
-        <w:rPr>
-          <w:color w:val="2E3835"/>
-          <w:sz w:val="20"/>
-          <w:szCs w:val="20"/>
-        </w:rPr>
-        <w:t xml:space="preserve">, we never serve a sensor </w:t>
-      </w:r>
-      <w:r>
-        <w:rPr>
-          <w:i/>
-          <w:iCs/>
-          <w:color w:val="2E3835"/>
-          <w:sz w:val="20"/>
-          <w:szCs w:val="20"/>
-        </w:rPr>
-        <w:t>below</w:t>
-      </w:r>
-      <w:r>
-        <w:rPr>
-          <w:color w:val="2E3835"/>
-          <w:sz w:val="20"/>
-          <w:szCs w:val="20"/>
-        </w:rPr>
-        <w:t xml:space="preserve"> its floor. A sensor is either served </w:t>
-      </w:r>
-      <w:r>
-        <w:rPr>
-          <w:b/>
-          <w:bCs/>
-          <w:color w:val="2E3835"/>
-          <w:sz w:val="20"/>
-          <w:szCs w:val="20"/>
-        </w:rPr>
-        <w:t>at or above 38 Mbps</w:t>
-      </w:r>
-      <w:r>
-        <w:rPr>
-          <w:color w:val="2E3835"/>
-          <w:sz w:val="20"/>
-          <w:szCs w:val="20"/>
-        </w:rPr>
-        <w:t xml:space="preserve">, or </w:t>
-      </w:r>
-      <w:r>
-        <w:rPr>
-          <w:b/>
-          <w:bCs/>
-          <w:color w:val="2E3835"/>
-          <w:sz w:val="20"/>
-          <w:szCs w:val="20"/>
-        </w:rPr>
-        <w:t>not served at all</w:t>
-      </w:r>
-      <w:r>
-        <w:rPr>
-          <w:color w:val="2E3835"/>
-          <w:sz w:val="20"/>
-          <w:szCs w:val="20"/>
-        </w:rPr>
-        <w:t xml:space="preserve">. So the curve is essentially a step at zero (the unserved fraction) and then mass out past the floor. </w:t>
-      </w:r>
-      <w:r>
-        <w:rPr>
-          <w:b/>
-          <w:bCs/>
-          <w:color w:val="2E3835"/>
-          <w:sz w:val="20"/>
-          <w:szCs w:val="20"/>
-        </w:rPr>
-        <w:t>The proposed method shifts the distribution well past the 38 Mbps floor</w:t>
-      </w:r>
-      <w:r>
-        <w:rPr>
-          <w:color w:val="2E3835"/>
-          <w:sz w:val="20"/>
-          <w:szCs w:val="20"/>
-        </w:rPr>
-        <w:t xml:space="preserve"> — we don't merely scrape over the line, we clear it with margin, because Eq. 3.7 places the hover at the altitude the </w:t>
-      </w:r>
-      <w:r>
-        <w:rPr>
-          <w:i/>
-          <w:iCs/>
-          <w:color w:val="2E3835"/>
-          <w:sz w:val="20"/>
-          <w:szCs w:val="20"/>
+          <w:i/>
+          <w:iCs/>
+          <w:color w:val="2E3835"/>
+          <w:sz w:val="20"/>
+          <w:szCs w:val="20"/>
+        </w:rPr>
+        <w:t xml:space="preserve">"Three of these curves are step functions and one is a ramp. The ramp is the fixed-altitude baseline: sixty-two percent of its critical nodes achieve a real but insufficient rate, topping out at 37.7 Mbps — just short, with no way to recover, because altitude is not a decision it can make. The three methods that </w:t>
+      </w:r>
+      <w:r>
+        <w:rPr>
+          <w:color w:val="2E3835"/>
+          <w:sz w:val="20"/>
+          <w:szCs w:val="20"/>
+        </w:rPr>
+        <w:t>can</w:t>
+      </w:r>
+      <w:r>
+        <w:rPr>
+          <w:i/>
+          <w:iCs/>
+          <w:color w:val="2E3835"/>
+          <w:sz w:val="20"/>
+          <w:szCs w:val="20"/>
+        </w:rPr>
+        <w:t xml:space="preserve"> choose altitude have no mass at all between zero and the floor: they either meet the requirement or they don't serve the node. That gap is not a plotting artefact, it is the hard constraint."</w:t>
+      </w:r>
+    </w:p>
+    <w:p>
+      <w:pPr>
+        <w:spacing w:after="120"/>
+      </w:pPr>
+      <w:r>
+        <w:rPr>
+          <w:b/>
+          <w:bCs/>
+        </w:rPr>
+        <w:t>Beyond the floor — margin.</w:t>
+      </w:r>
+      <w:r>
+        <w:t xml:space="preserve"> Our curve does not jump straight to 1.0 at 38: it rises from 30% at the floor to about 57% near 42 Mbps, then to ~97%, tailing out at </w:t>
+      </w:r>
+      <w:r>
+        <w:rPr>
+          <w:b/>
+          <w:bCs/>
+        </w:rPr>
+        <w:t>51.7 Mbps</w:t>
+      </w:r>
+      <w:r>
+        <w:t xml:space="preserve">. So we clear the floor </w:t>
+      </w:r>
+      <w:r>
+        <w:rPr>
+          <w:b/>
+          <w:bCs/>
+        </w:rPr>
+        <w:t>with headroom</w:t>
+      </w:r>
+      <w:r>
+        <w:t xml:space="preserve">, not by a whisker — because Eq. 3.7 sets the hover at the altitude the </w:t>
+      </w:r>
+      <w:r>
+        <w:rPr>
+          <w:i/>
+          <w:iCs/>
         </w:rPr>
         <w:t>strictest</w:t>
       </w:r>
       <w:r>
-        <w:rPr>
-          <w:color w:val="2E3835"/>
-          <w:sz w:val="20"/>
-          <w:szCs w:val="20"/>
-        </w:rPr>
-        <w:t xml:space="preserve"> member permits, and every other member is then comfortably inside its own sphere."</w:t>
+        <w:t xml:space="preserve"> cluster member permits, leaving every other member comfortably inside its own sphere.</w:t>
       </w:r>
     </w:p>
     <w:p>
@@ -31504,21 +31918,7 @@
           <w:b/>
           <w:bCs/>
         </w:rPr>
-        <w:t xml:space="preserve">Q: </w:t>
-      </w:r>
-      <w:r>
-        <w:rPr>
-          <w:b/>
-          <w:bCs/>
-        </w:rPr>
-        <w:t>⭐</w:t>
-      </w:r>
-      <w:r>
-        <w:rPr>
-          <w:b/>
-          <w:bCs/>
-        </w:rPr>
-        <w:t xml:space="preserve"> Why is there no mass between 0 and 38 Mbps?</w:t>
+        <w:t>What to say:</w:t>
       </w:r>
     </w:p>
     <w:p>
@@ -31536,43 +31936,151 @@
           <w:sz w:val="20"/>
           <w:szCs w:val="20"/>
         </w:rPr>
-        <w:t xml:space="preserve">Because the floors are </w:t>
-      </w:r>
-      <w:r>
-        <w:rPr>
-          <w:b/>
-          <w:bCs/>
-          <w:color w:val="2E3835"/>
-          <w:sz w:val="20"/>
-          <w:szCs w:val="20"/>
-        </w:rPr>
-        <w:t>hard</w:t>
-      </w:r>
-      <w:r>
-        <w:rPr>
-          <w:color w:val="2E3835"/>
-          <w:sz w:val="20"/>
-          <w:szCs w:val="20"/>
-        </w:rPr>
-        <w:t xml:space="preserve">. A sensor served below its floor is not counted as served, and the planner never admits an infeasible member to a cluster. Compare this with a </w:t>
-      </w:r>
-      <w:r>
-        <w:rPr>
-          <w:b/>
-          <w:bCs/>
-          <w:color w:val="2E3835"/>
-          <w:sz w:val="20"/>
-          <w:szCs w:val="20"/>
-        </w:rPr>
-        <w:t>soft-penalty</w:t>
-      </w:r>
-      <w:r>
-        <w:rPr>
-          <w:color w:val="2E3835"/>
-          <w:sz w:val="20"/>
-          <w:szCs w:val="20"/>
-        </w:rPr>
-        <w:t xml:space="preserve"> formulation, which would produce a smear of sensors at 30–37 Mbps — technically "collected", actually failed. The absence of that smear is a visible consequence of our design choice.</w:t>
+        <w:t xml:space="preserve">"This shows the </w:t>
+      </w:r>
+      <w:r>
+        <w:rPr>
+          <w:i/>
+          <w:iCs/>
+          <w:color w:val="2E3835"/>
+          <w:sz w:val="20"/>
+          <w:szCs w:val="20"/>
+        </w:rPr>
+        <w:t>whole distribution</w:t>
+      </w:r>
+      <w:r>
+        <w:rPr>
+          <w:color w:val="2E3835"/>
+          <w:sz w:val="20"/>
+          <w:szCs w:val="20"/>
+        </w:rPr>
+        <w:t xml:space="preserve"> of achieved rate on the critical class, not just the pass/fail percentage. </w:t>
+      </w:r>
+      <w:r>
+        <w:rPr>
+          <w:b/>
+          <w:bCs/>
+          <w:color w:val="2E3835"/>
+          <w:sz w:val="20"/>
+          <w:szCs w:val="20"/>
+        </w:rPr>
+        <w:t>The left plateau in each curve is unserved nodes — budget exhausted, not a constraint violation.</w:t>
+      </w:r>
+      <w:r>
+        <w:rPr>
+          <w:color w:val="2E3835"/>
+          <w:sz w:val="20"/>
+          <w:szCs w:val="20"/>
+        </w:rPr>
+        <w:t xml:space="preserve"> That distinction matters: because our rate floors are </w:t>
+      </w:r>
+      <w:r>
+        <w:rPr>
+          <w:b/>
+          <w:bCs/>
+          <w:color w:val="2E3835"/>
+          <w:sz w:val="20"/>
+          <w:szCs w:val="20"/>
+        </w:rPr>
+        <w:t>hard constraints</w:t>
+      </w:r>
+      <w:r>
+        <w:rPr>
+          <w:color w:val="2E3835"/>
+          <w:sz w:val="20"/>
+          <w:szCs w:val="20"/>
+        </w:rPr>
+        <w:t xml:space="preserve">, we never serve a sensor </w:t>
+      </w:r>
+      <w:r>
+        <w:rPr>
+          <w:i/>
+          <w:iCs/>
+          <w:color w:val="2E3835"/>
+          <w:sz w:val="20"/>
+          <w:szCs w:val="20"/>
+        </w:rPr>
+        <w:t>below</w:t>
+      </w:r>
+      <w:r>
+        <w:rPr>
+          <w:color w:val="2E3835"/>
+          <w:sz w:val="20"/>
+          <w:szCs w:val="20"/>
+        </w:rPr>
+        <w:t xml:space="preserve"> its floor. A sensor is either served </w:t>
+      </w:r>
+      <w:r>
+        <w:rPr>
+          <w:b/>
+          <w:bCs/>
+          <w:color w:val="2E3835"/>
+          <w:sz w:val="20"/>
+          <w:szCs w:val="20"/>
+        </w:rPr>
+        <w:t>at or above 38 Mbps</w:t>
+      </w:r>
+      <w:r>
+        <w:rPr>
+          <w:color w:val="2E3835"/>
+          <w:sz w:val="20"/>
+          <w:szCs w:val="20"/>
+        </w:rPr>
+        <w:t xml:space="preserve">, or </w:t>
+      </w:r>
+      <w:r>
+        <w:rPr>
+          <w:b/>
+          <w:bCs/>
+          <w:color w:val="2E3835"/>
+          <w:sz w:val="20"/>
+          <w:szCs w:val="20"/>
+        </w:rPr>
+        <w:t>not served at all</w:t>
+      </w:r>
+      <w:r>
+        <w:rPr>
+          <w:color w:val="2E3835"/>
+          <w:sz w:val="20"/>
+          <w:szCs w:val="20"/>
+        </w:rPr>
+        <w:t xml:space="preserve">. So the curve is essentially a step at zero (the unserved fraction) and then mass out past the floor. </w:t>
+      </w:r>
+      <w:r>
+        <w:rPr>
+          <w:b/>
+          <w:bCs/>
+          <w:color w:val="2E3835"/>
+          <w:sz w:val="20"/>
+          <w:szCs w:val="20"/>
+        </w:rPr>
+        <w:t>The proposed method shifts the distribution well past the 38 Mbps floor</w:t>
+      </w:r>
+      <w:r>
+        <w:rPr>
+          <w:color w:val="2E3835"/>
+          <w:sz w:val="20"/>
+          <w:szCs w:val="20"/>
+        </w:rPr>
+        <w:t xml:space="preserve"> — we don't merely scrape over the line, we clear it with margin, because Eq. 3.7 places the hover at the altitude the </w:t>
+      </w:r>
+      <w:r>
+        <w:rPr>
+          <w:i/>
+          <w:iCs/>
+          <w:color w:val="2E3835"/>
+          <w:sz w:val="20"/>
+          <w:szCs w:val="20"/>
+        </w:rPr>
+        <w:t>strictest</w:t>
+      </w:r>
+      <w:r>
+        <w:rPr>
+          <w:color w:val="2E3835"/>
+          <w:sz w:val="20"/>
+          <w:szCs w:val="20"/>
+        </w:rPr>
+        <w:t xml:space="preserve"> member permits, and every other member is then comfortably inside its own sphere."</w:t>
       </w:r>
     </w:p>
     <w:p>
@@ -31584,7 +32092,39 @@
           <w:b/>
           <w:bCs/>
         </w:rPr>
-        <w:t>Q: Why show a CDF at all if the metric is just a percentage?</w:t>
+        <w:t xml:space="preserve">Q: </w:t>
+      </w:r>
+      <w:r>
+        <w:rPr>
+          <w:b/>
+          <w:bCs/>
+        </w:rPr>
+        <w:t>⭐</w:t>
+      </w:r>
+      <w:r>
+        <w:rPr>
+          <w:b/>
+          <w:bCs/>
+        </w:rPr>
+        <w:t xml:space="preserve"> Why is there no mass between 0 and 38 Mbps on your curve?</w:t>
+      </w:r>
+    </w:p>
+    <w:p>
+      <w:pPr>
+        <w:spacing w:after="120"/>
+      </w:pPr>
+      <w:r>
+        <w:t xml:space="preserve">Be precise here — </w:t>
+      </w:r>
+      <w:r>
+        <w:rPr>
+          <w:b/>
+          <w:bCs/>
+        </w:rPr>
+        <w:t>the claim is true of three curves, not all four.</w:t>
+      </w:r>
+      <w:r>
+        <w:t xml:space="preserve"> Do not overstate it, because the grey curve visibly contradicts a blanket version and an examiner can see that.</w:t>
       </w:r>
     </w:p>
     <w:p>
@@ -31598,6 +32138,129 @@
       </w:pPr>
       <w:r>
         <w:rPr>
+          <w:i/>
+          <w:iCs/>
+          <w:color w:val="2E3835"/>
+          <w:sz w:val="20"/>
+          <w:szCs w:val="20"/>
+        </w:rPr>
+        <w:t xml:space="preserve">"For our method and both 3D baselines, nothing lands between zero and the floor, because the floors are </w:t>
+      </w:r>
+      <w:r>
+        <w:rPr>
+          <w:b/>
+          <w:bCs/>
+          <w:i/>
+          <w:iCs/>
+          <w:color w:val="2E3835"/>
+          <w:sz w:val="20"/>
+          <w:szCs w:val="20"/>
+        </w:rPr>
+        <w:t>hard</w:t>
+      </w:r>
+      <w:r>
+        <w:rPr>
+          <w:i/>
+          <w:iCs/>
+          <w:color w:val="2E3835"/>
+          <w:sz w:val="20"/>
+          <w:szCs w:val="20"/>
+        </w:rPr>
+        <w:t xml:space="preserve">: a sensor served below its floor is not counted as served, and the planner never admits an infeasible member to a cluster. The fixed-altitude baseline is the exception, and instructively so — </w:t>
+      </w:r>
+      <w:r>
+        <w:rPr>
+          <w:b/>
+          <w:bCs/>
+          <w:i/>
+          <w:iCs/>
+          <w:color w:val="2E3835"/>
+          <w:sz w:val="20"/>
+          <w:szCs w:val="20"/>
+        </w:rPr>
+        <w:t>62% of its critical nodes sit between 8 and 38 Mbps</w:t>
+      </w:r>
+      <w:r>
+        <w:rPr>
+          <w:i/>
+          <w:iCs/>
+          <w:color w:val="2E3835"/>
+          <w:sz w:val="20"/>
+          <w:szCs w:val="20"/>
+        </w:rPr>
+        <w:t xml:space="preserve">, a smear of rates that are real but insufficient. That smear is exactly what a </w:t>
+      </w:r>
+      <w:r>
+        <w:rPr>
+          <w:b/>
+          <w:bCs/>
+          <w:i/>
+          <w:iCs/>
+          <w:color w:val="2E3835"/>
+          <w:sz w:val="20"/>
+          <w:szCs w:val="20"/>
+        </w:rPr>
+        <w:t>soft-penalty</w:t>
+      </w:r>
+      <w:r>
+        <w:rPr>
+          <w:i/>
+          <w:iCs/>
+          <w:color w:val="2E3835"/>
+          <w:sz w:val="20"/>
+          <w:szCs w:val="20"/>
+        </w:rPr>
+        <w:t xml:space="preserve"> formulation would produce for everyone: sensors technically 'collected' at 30–37 Mbps and actually failed. You can see the difference between the two designs directly — one ramp, three steps."</w:t>
+      </w:r>
+    </w:p>
+    <w:p>
+      <w:pPr>
+        <w:spacing w:after="120"/>
+      </w:pPr>
+      <w:r>
+        <w:rPr>
+          <w:b/>
+          <w:bCs/>
+        </w:rPr>
+        <w:t>Why this is the better answer:</w:t>
+      </w:r>
+      <w:r>
+        <w:t xml:space="preserve"> the contrast is </w:t>
+      </w:r>
+      <w:r>
+        <w:rPr>
+          <w:i/>
+          <w:iCs/>
+        </w:rPr>
+        <w:t>empirically visible in the figure</w:t>
+      </w:r>
+      <w:r>
+        <w:t xml:space="preserve"> rather than a hypothetical you assert. And it lands the architectural point — the smear is what happens when altitude is not a decision variable.</w:t>
+      </w:r>
+    </w:p>
+    <w:p>
+      <w:pPr>
+        <w:spacing w:after="120"/>
+      </w:pPr>
+      <w:r>
+        <w:rPr>
+          <w:b/>
+          <w:bCs/>
+        </w:rPr>
+        <w:t>Q: Why show a CDF at all if the metric is just a percentage?</w:t>
+      </w:r>
+    </w:p>
+    <w:p>
+      <w:pPr>
+        <w:pBdr>
+          <w:left w:val="single" w:sz="18" w:space="10" w:color="0F6E5C"/>
+        </w:pBdr>
+        <w:shd w:val="clear" w:color="auto" w:fill="E2EFEA"/>
+        <w:spacing w:before="100" w:after="140" w:line="280" w:lineRule="auto"/>
+        <w:ind w:left="320" w:right="200"/>
+      </w:pPr>
+      <w:r>
+        <w:rPr>
           <w:color w:val="2E3835"/>
           <w:sz w:val="20"/>
           <w:szCs w:val="20"/>
@@ -31642,7 +32305,7 @@
         <w:keepNext/>
         <w:spacing w:after="120"/>
       </w:pPr>
-      <w:bookmarkStart w:id="51" w:name="_Toc238750636"/>
+      <w:bookmarkStart w:id="51" w:name="_Toc238751582"/>
       <w:r>
         <w:t>Figure 4.3 — Energy expenditure by component (p. 27)</w:t>
       </w:r>
@@ -31658,10 +32321,10 @@
           <w:noProof/>
         </w:rPr>
         <w:drawing>
-          <wp:inline distT="0" distB="0" distL="0" distR="0" wp14:anchorId="15EFE6B1" wp14:editId="2F71DD82">
+          <wp:inline distT="0" distB="0" distL="0" distR="0" wp14:anchorId="68240D87" wp14:editId="4A27CFFB">
             <wp:extent cx="6286500" cy="3981450"/>
             <wp:effectExtent l="0" t="0" r="0" b="0"/>
-            <wp:docPr id="1483326933" name="Picture 1483326933"/>
+            <wp:docPr id="1920695760" name="Picture 1920695760"/>
             <wp:cNvGraphicFramePr>
               <a:graphicFrameLocks xmlns:a="http://schemas.openxmlformats.org/drawingml/2006/main" noChangeAspect="1"/>
             </wp:cNvGraphicFramePr>
@@ -31725,7 +32388,17 @@
         <w:t>What is plotted.</w:t>
       </w:r>
       <w:r>
-        <w:t xml:space="preserve"> Stacked/grouped bars of </w:t>
+        <w:t xml:space="preserve"> </w:t>
+      </w:r>
+      <w:r>
+        <w:rPr>
+          <w:b/>
+          <w:bCs/>
+        </w:rPr>
+        <w:t>Grouped</w:t>
+      </w:r>
+      <w:r>
+        <w:t xml:space="preserve"> (not stacked) bars of </w:t>
       </w:r>
       <w:r>
         <w:rPr>
@@ -31735,7 +32408,7 @@
         <w:t>energy (kJ)</w:t>
       </w:r>
       <w:r>
-        <w:t xml:space="preserve"> per method, decomposed into </w:t>
+        <w:t xml:space="preserve">, four method bars within each of four groups: </w:t>
       </w:r>
       <w:r>
         <w:rPr>
@@ -31755,7 +32428,7 @@
         <w:t>Hover</w:t>
       </w:r>
       <w:r>
-        <w:t xml:space="preserve"> and </w:t>
+        <w:t xml:space="preserve">, </w:t>
       </w:r>
       <w:r>
         <w:rPr>
@@ -31765,19 +32438,846 @@
         <w:t>Communication</w:t>
       </w:r>
       <w:r>
-        <w:t xml:space="preserve"> components. Annotation notes the equal budget of ~82.65 kJ and that all methods spend within about 3 kJ of each other.</w:t>
-      </w:r>
+        <w:t xml:space="preserve">, </w:t>
+      </w:r>
+      <w:r>
+        <w:rPr>
+          <w:b/>
+          <w:bCs/>
+        </w:rPr>
+        <w:t>Total</w:t>
+      </w:r>
+      <w:r>
+        <w:t>. Printed values:</w:t>
+      </w:r>
+    </w:p>
+    <w:tbl>
+      <w:tblPr>
+        <w:tblW w:w="10080" w:type="dxa"/>
+        <w:tblBorders>
+          <w:top w:val="single" w:sz="4" w:space="0" w:color="C8CFC9"/>
+          <w:left w:val="single" w:sz="4" w:space="0" w:color="C8CFC9"/>
+          <w:bottom w:val="single" w:sz="4" w:space="0" w:color="C8CFC9"/>
+          <w:right w:val="single" w:sz="4" w:space="0" w:color="C8CFC9"/>
+          <w:insideH w:val="single" w:sz="2" w:space="0" w:color="E2E6E2"/>
+          <w:insideV w:val="single" w:sz="2" w:space="0" w:color="E2E6E2"/>
+        </w:tblBorders>
+        <w:tblCellMar>
+          <w:left w:w="10" w:type="dxa"/>
+          <w:right w:w="10" w:type="dxa"/>
+        </w:tblCellMar>
+        <w:tblLook w:val="04A0" w:firstRow="1" w:lastRow="0" w:firstColumn="1" w:lastColumn="0" w:noHBand="0" w:noVBand="1"/>
+      </w:tblPr>
+      <w:tblGrid>
+        <w:gridCol w:w="2569"/>
+        <w:gridCol w:w="1384"/>
+        <w:gridCol w:w="1779"/>
+        <w:gridCol w:w="2767"/>
+        <w:gridCol w:w="1581"/>
+      </w:tblGrid>
+      <w:tr>
+        <w:tblPrEx>
+          <w:tblCellMar>
+            <w:top w:w="0" w:type="dxa"/>
+            <w:bottom w:w="0" w:type="dxa"/>
+          </w:tblCellMar>
+        </w:tblPrEx>
+        <w:trPr>
+          <w:tblHeader/>
+        </w:trPr>
+        <w:tc>
+          <w:tcPr>
+            <w:tcW w:w="2569" w:type="dxa"/>
+            <w:shd w:val="clear" w:color="auto" w:fill="EFF2EE"/>
+            <w:tcMar>
+              <w:top w:w="60" w:type="dxa"/>
+              <w:left w:w="110" w:type="dxa"/>
+              <w:bottom w:w="60" w:type="dxa"/>
+              <w:right w:w="110" w:type="dxa"/>
+            </w:tcMar>
+          </w:tcPr>
+          <w:p>
+            <w:pPr>
+              <w:spacing w:line="250" w:lineRule="auto"/>
+            </w:pPr>
+            <w:r>
+              <w:rPr>
+                <w:b/>
+                <w:bCs/>
+                <w:color w:val="5E6B66"/>
+                <w:sz w:val="17"/>
+                <w:szCs w:val="17"/>
+              </w:rPr>
+              <w:t>Group</w:t>
+            </w:r>
+          </w:p>
+        </w:tc>
+        <w:tc>
+          <w:tcPr>
+            <w:tcW w:w="1384" w:type="dxa"/>
+            <w:shd w:val="clear" w:color="auto" w:fill="EFF2EE"/>
+            <w:tcMar>
+              <w:top w:w="60" w:type="dxa"/>
+              <w:left w:w="110" w:type="dxa"/>
+              <w:bottom w:w="60" w:type="dxa"/>
+              <w:right w:w="110" w:type="dxa"/>
+            </w:tcMar>
+          </w:tcPr>
+          <w:p>
+            <w:pPr>
+              <w:spacing w:line="250" w:lineRule="auto"/>
+            </w:pPr>
+            <w:r>
+              <w:rPr>
+                <w:b/>
+                <w:bCs/>
+                <w:color w:val="5E6B66"/>
+                <w:sz w:val="17"/>
+                <w:szCs w:val="17"/>
+              </w:rPr>
+              <w:t>2D-AUTO</w:t>
+            </w:r>
+          </w:p>
+        </w:tc>
+        <w:tc>
+          <w:tcPr>
+            <w:tcW w:w="1779" w:type="dxa"/>
+            <w:shd w:val="clear" w:color="auto" w:fill="EFF2EE"/>
+            <w:tcMar>
+              <w:top w:w="60" w:type="dxa"/>
+              <w:left w:w="110" w:type="dxa"/>
+              <w:bottom w:w="60" w:type="dxa"/>
+              <w:right w:w="110" w:type="dxa"/>
+            </w:tcMar>
+          </w:tcPr>
+          <w:p>
+            <w:pPr>
+              <w:spacing w:line="250" w:lineRule="auto"/>
+            </w:pPr>
+            <w:r>
+              <w:rPr>
+                <w:b/>
+                <w:bCs/>
+                <w:color w:val="5E6B66"/>
+                <w:sz w:val="17"/>
+                <w:szCs w:val="17"/>
+              </w:rPr>
+              <w:t>Two-Stage</w:t>
+            </w:r>
+          </w:p>
+        </w:tc>
+        <w:tc>
+          <w:tcPr>
+            <w:tcW w:w="2767" w:type="dxa"/>
+            <w:shd w:val="clear" w:color="auto" w:fill="EFF2EE"/>
+            <w:tcMar>
+              <w:top w:w="60" w:type="dxa"/>
+              <w:left w:w="110" w:type="dxa"/>
+              <w:bottom w:w="60" w:type="dxa"/>
+              <w:right w:w="110" w:type="dxa"/>
+            </w:tcMar>
+          </w:tcPr>
+          <w:p>
+            <w:pPr>
+              <w:spacing w:line="250" w:lineRule="auto"/>
+            </w:pPr>
+            <w:r>
+              <w:rPr>
+                <w:b/>
+                <w:bCs/>
+                <w:color w:val="5E6B66"/>
+                <w:sz w:val="17"/>
+                <w:szCs w:val="17"/>
+              </w:rPr>
+              <w:t>Coupled-Greedy</w:t>
+            </w:r>
+          </w:p>
+        </w:tc>
+        <w:tc>
+          <w:tcPr>
+            <w:tcW w:w="1581" w:type="dxa"/>
+            <w:shd w:val="clear" w:color="auto" w:fill="EFF2EE"/>
+            <w:tcMar>
+              <w:top w:w="60" w:type="dxa"/>
+              <w:left w:w="110" w:type="dxa"/>
+              <w:bottom w:w="60" w:type="dxa"/>
+              <w:right w:w="110" w:type="dxa"/>
+            </w:tcMar>
+          </w:tcPr>
+          <w:p>
+            <w:pPr>
+              <w:spacing w:line="250" w:lineRule="auto"/>
+            </w:pPr>
+            <w:r>
+              <w:rPr>
+                <w:b/>
+                <w:bCs/>
+                <w:color w:val="5E6B66"/>
+                <w:sz w:val="17"/>
+                <w:szCs w:val="17"/>
+              </w:rPr>
+              <w:t>Ours</w:t>
+            </w:r>
+          </w:p>
+        </w:tc>
+      </w:tr>
+      <w:tr>
+        <w:tblPrEx>
+          <w:tblCellMar>
+            <w:top w:w="0" w:type="dxa"/>
+            <w:bottom w:w="0" w:type="dxa"/>
+          </w:tblCellMar>
+        </w:tblPrEx>
+        <w:tc>
+          <w:tcPr>
+            <w:tcW w:w="2569" w:type="dxa"/>
+            <w:tcMar>
+              <w:top w:w="60" w:type="dxa"/>
+              <w:left w:w="110" w:type="dxa"/>
+              <w:bottom w:w="60" w:type="dxa"/>
+              <w:right w:w="110" w:type="dxa"/>
+            </w:tcMar>
+          </w:tcPr>
+          <w:p>
+            <w:pPr>
+              <w:spacing w:line="250" w:lineRule="auto"/>
+            </w:pPr>
+            <w:r>
+              <w:rPr>
+                <w:sz w:val="18"/>
+                <w:szCs w:val="18"/>
+              </w:rPr>
+              <w:t>Flight</w:t>
+            </w:r>
+          </w:p>
+        </w:tc>
+        <w:tc>
+          <w:tcPr>
+            <w:tcW w:w="1384" w:type="dxa"/>
+            <w:tcMar>
+              <w:top w:w="60" w:type="dxa"/>
+              <w:left w:w="110" w:type="dxa"/>
+              <w:bottom w:w="60" w:type="dxa"/>
+              <w:right w:w="110" w:type="dxa"/>
+            </w:tcMar>
+          </w:tcPr>
+          <w:p>
+            <w:pPr>
+              <w:spacing w:line="250" w:lineRule="auto"/>
+            </w:pPr>
+            <w:r>
+              <w:rPr>
+                <w:sz w:val="18"/>
+                <w:szCs w:val="18"/>
+              </w:rPr>
+              <w:t>71</w:t>
+            </w:r>
+          </w:p>
+        </w:tc>
+        <w:tc>
+          <w:tcPr>
+            <w:tcW w:w="1779" w:type="dxa"/>
+            <w:tcMar>
+              <w:top w:w="60" w:type="dxa"/>
+              <w:left w:w="110" w:type="dxa"/>
+              <w:bottom w:w="60" w:type="dxa"/>
+              <w:right w:w="110" w:type="dxa"/>
+            </w:tcMar>
+          </w:tcPr>
+          <w:p>
+            <w:pPr>
+              <w:spacing w:line="250" w:lineRule="auto"/>
+            </w:pPr>
+            <w:r>
+              <w:rPr>
+                <w:sz w:val="18"/>
+                <w:szCs w:val="18"/>
+              </w:rPr>
+              <w:t>71</w:t>
+            </w:r>
+          </w:p>
+        </w:tc>
+        <w:tc>
+          <w:tcPr>
+            <w:tcW w:w="2767" w:type="dxa"/>
+            <w:tcMar>
+              <w:top w:w="60" w:type="dxa"/>
+              <w:left w:w="110" w:type="dxa"/>
+              <w:bottom w:w="60" w:type="dxa"/>
+              <w:right w:w="110" w:type="dxa"/>
+            </w:tcMar>
+          </w:tcPr>
+          <w:p>
+            <w:pPr>
+              <w:spacing w:line="250" w:lineRule="auto"/>
+            </w:pPr>
+            <w:r>
+              <w:rPr>
+                <w:sz w:val="18"/>
+                <w:szCs w:val="18"/>
+              </w:rPr>
+              <w:t>70</w:t>
+            </w:r>
+          </w:p>
+        </w:tc>
+        <w:tc>
+          <w:tcPr>
+            <w:tcW w:w="1581" w:type="dxa"/>
+            <w:tcMar>
+              <w:top w:w="60" w:type="dxa"/>
+              <w:left w:w="110" w:type="dxa"/>
+              <w:bottom w:w="60" w:type="dxa"/>
+              <w:right w:w="110" w:type="dxa"/>
+            </w:tcMar>
+          </w:tcPr>
+          <w:p>
+            <w:pPr>
+              <w:spacing w:line="250" w:lineRule="auto"/>
+            </w:pPr>
+            <w:r>
+              <w:rPr>
+                <w:b/>
+                <w:bCs/>
+                <w:sz w:val="18"/>
+                <w:szCs w:val="18"/>
+              </w:rPr>
+              <w:t>69</w:t>
+            </w:r>
+          </w:p>
+        </w:tc>
+      </w:tr>
+      <w:tr>
+        <w:tblPrEx>
+          <w:tblCellMar>
+            <w:top w:w="0" w:type="dxa"/>
+            <w:bottom w:w="0" w:type="dxa"/>
+          </w:tblCellMar>
+        </w:tblPrEx>
+        <w:tc>
+          <w:tcPr>
+            <w:tcW w:w="2569" w:type="dxa"/>
+            <w:tcMar>
+              <w:top w:w="60" w:type="dxa"/>
+              <w:left w:w="110" w:type="dxa"/>
+              <w:bottom w:w="60" w:type="dxa"/>
+              <w:right w:w="110" w:type="dxa"/>
+            </w:tcMar>
+          </w:tcPr>
+          <w:p>
+            <w:pPr>
+              <w:spacing w:line="250" w:lineRule="auto"/>
+            </w:pPr>
+            <w:r>
+              <w:rPr>
+                <w:sz w:val="18"/>
+                <w:szCs w:val="18"/>
+              </w:rPr>
+              <w:t>Hover</w:t>
+            </w:r>
+          </w:p>
+        </w:tc>
+        <w:tc>
+          <w:tcPr>
+            <w:tcW w:w="1384" w:type="dxa"/>
+            <w:tcMar>
+              <w:top w:w="60" w:type="dxa"/>
+              <w:left w:w="110" w:type="dxa"/>
+              <w:bottom w:w="60" w:type="dxa"/>
+              <w:right w:w="110" w:type="dxa"/>
+            </w:tcMar>
+          </w:tcPr>
+          <w:p>
+            <w:pPr>
+              <w:spacing w:line="250" w:lineRule="auto"/>
+            </w:pPr>
+            <w:r>
+              <w:rPr>
+                <w:sz w:val="18"/>
+                <w:szCs w:val="18"/>
+              </w:rPr>
+              <w:t>10</w:t>
+            </w:r>
+          </w:p>
+        </w:tc>
+        <w:tc>
+          <w:tcPr>
+            <w:tcW w:w="1779" w:type="dxa"/>
+            <w:tcMar>
+              <w:top w:w="60" w:type="dxa"/>
+              <w:left w:w="110" w:type="dxa"/>
+              <w:bottom w:w="60" w:type="dxa"/>
+              <w:right w:w="110" w:type="dxa"/>
+            </w:tcMar>
+          </w:tcPr>
+          <w:p>
+            <w:pPr>
+              <w:spacing w:line="250" w:lineRule="auto"/>
+            </w:pPr>
+            <w:r>
+              <w:rPr>
+                <w:sz w:val="18"/>
+                <w:szCs w:val="18"/>
+              </w:rPr>
+              <w:t>9</w:t>
+            </w:r>
+          </w:p>
+        </w:tc>
+        <w:tc>
+          <w:tcPr>
+            <w:tcW w:w="2767" w:type="dxa"/>
+            <w:tcMar>
+              <w:top w:w="60" w:type="dxa"/>
+              <w:left w:w="110" w:type="dxa"/>
+              <w:bottom w:w="60" w:type="dxa"/>
+              <w:right w:w="110" w:type="dxa"/>
+            </w:tcMar>
+          </w:tcPr>
+          <w:p>
+            <w:pPr>
+              <w:spacing w:line="250" w:lineRule="auto"/>
+            </w:pPr>
+            <w:r>
+              <w:rPr>
+                <w:sz w:val="18"/>
+                <w:szCs w:val="18"/>
+              </w:rPr>
+              <w:t>10</w:t>
+            </w:r>
+          </w:p>
+        </w:tc>
+        <w:tc>
+          <w:tcPr>
+            <w:tcW w:w="1581" w:type="dxa"/>
+            <w:tcMar>
+              <w:top w:w="60" w:type="dxa"/>
+              <w:left w:w="110" w:type="dxa"/>
+              <w:bottom w:w="60" w:type="dxa"/>
+              <w:right w:w="110" w:type="dxa"/>
+            </w:tcMar>
+          </w:tcPr>
+          <w:p>
+            <w:pPr>
+              <w:spacing w:line="250" w:lineRule="auto"/>
+            </w:pPr>
+            <w:r>
+              <w:rPr>
+                <w:b/>
+                <w:bCs/>
+                <w:sz w:val="18"/>
+                <w:szCs w:val="18"/>
+              </w:rPr>
+              <w:t>10</w:t>
+            </w:r>
+          </w:p>
+        </w:tc>
+      </w:tr>
+      <w:tr>
+        <w:tblPrEx>
+          <w:tblCellMar>
+            <w:top w:w="0" w:type="dxa"/>
+            <w:bottom w:w="0" w:type="dxa"/>
+          </w:tblCellMar>
+        </w:tblPrEx>
+        <w:tc>
+          <w:tcPr>
+            <w:tcW w:w="2569" w:type="dxa"/>
+            <w:tcMar>
+              <w:top w:w="60" w:type="dxa"/>
+              <w:left w:w="110" w:type="dxa"/>
+              <w:bottom w:w="60" w:type="dxa"/>
+              <w:right w:w="110" w:type="dxa"/>
+            </w:tcMar>
+          </w:tcPr>
+          <w:p>
+            <w:pPr>
+              <w:spacing w:line="250" w:lineRule="auto"/>
+            </w:pPr>
+            <w:r>
+              <w:rPr>
+                <w:sz w:val="18"/>
+                <w:szCs w:val="18"/>
+              </w:rPr>
+              <w:t>Communication</w:t>
+            </w:r>
+          </w:p>
+        </w:tc>
+        <w:tc>
+          <w:tcPr>
+            <w:tcW w:w="1384" w:type="dxa"/>
+            <w:tcMar>
+              <w:top w:w="60" w:type="dxa"/>
+              <w:left w:w="110" w:type="dxa"/>
+              <w:bottom w:w="60" w:type="dxa"/>
+              <w:right w:w="110" w:type="dxa"/>
+            </w:tcMar>
+          </w:tcPr>
+          <w:p>
+            <w:pPr>
+              <w:spacing w:line="250" w:lineRule="auto"/>
+            </w:pPr>
+            <w:r>
+              <w:rPr>
+                <w:sz w:val="18"/>
+                <w:szCs w:val="18"/>
+              </w:rPr>
+              <w:t>0.03</w:t>
+            </w:r>
+          </w:p>
+        </w:tc>
+        <w:tc>
+          <w:tcPr>
+            <w:tcW w:w="1779" w:type="dxa"/>
+            <w:tcMar>
+              <w:top w:w="60" w:type="dxa"/>
+              <w:left w:w="110" w:type="dxa"/>
+              <w:bottom w:w="60" w:type="dxa"/>
+              <w:right w:w="110" w:type="dxa"/>
+            </w:tcMar>
+          </w:tcPr>
+          <w:p>
+            <w:pPr>
+              <w:spacing w:line="250" w:lineRule="auto"/>
+            </w:pPr>
+            <w:r>
+              <w:rPr>
+                <w:sz w:val="18"/>
+                <w:szCs w:val="18"/>
+              </w:rPr>
+              <w:t>0.03</w:t>
+            </w:r>
+          </w:p>
+        </w:tc>
+        <w:tc>
+          <w:tcPr>
+            <w:tcW w:w="2767" w:type="dxa"/>
+            <w:tcMar>
+              <w:top w:w="60" w:type="dxa"/>
+              <w:left w:w="110" w:type="dxa"/>
+              <w:bottom w:w="60" w:type="dxa"/>
+              <w:right w:w="110" w:type="dxa"/>
+            </w:tcMar>
+          </w:tcPr>
+          <w:p>
+            <w:pPr>
+              <w:spacing w:line="250" w:lineRule="auto"/>
+            </w:pPr>
+            <w:r>
+              <w:rPr>
+                <w:sz w:val="18"/>
+                <w:szCs w:val="18"/>
+              </w:rPr>
+              <w:t>0.03</w:t>
+            </w:r>
+          </w:p>
+        </w:tc>
+        <w:tc>
+          <w:tcPr>
+            <w:tcW w:w="1581" w:type="dxa"/>
+            <w:tcMar>
+              <w:top w:w="60" w:type="dxa"/>
+              <w:left w:w="110" w:type="dxa"/>
+              <w:bottom w:w="60" w:type="dxa"/>
+              <w:right w:w="110" w:type="dxa"/>
+            </w:tcMar>
+          </w:tcPr>
+          <w:p>
+            <w:pPr>
+              <w:spacing w:line="250" w:lineRule="auto"/>
+            </w:pPr>
+            <w:r>
+              <w:rPr>
+                <w:b/>
+                <w:bCs/>
+                <w:sz w:val="18"/>
+                <w:szCs w:val="18"/>
+              </w:rPr>
+              <w:t>0.03</w:t>
+            </w:r>
+          </w:p>
+        </w:tc>
+      </w:tr>
+      <w:tr>
+        <w:tblPrEx>
+          <w:tblCellMar>
+            <w:top w:w="0" w:type="dxa"/>
+            <w:bottom w:w="0" w:type="dxa"/>
+          </w:tblCellMar>
+        </w:tblPrEx>
+        <w:tc>
+          <w:tcPr>
+            <w:tcW w:w="2569" w:type="dxa"/>
+            <w:tcMar>
+              <w:top w:w="60" w:type="dxa"/>
+              <w:left w:w="110" w:type="dxa"/>
+              <w:bottom w:w="60" w:type="dxa"/>
+              <w:right w:w="110" w:type="dxa"/>
+            </w:tcMar>
+          </w:tcPr>
+          <w:p>
+            <w:pPr>
+              <w:spacing w:line="250" w:lineRule="auto"/>
+            </w:pPr>
+            <w:r>
+              <w:rPr>
+                <w:b/>
+                <w:bCs/>
+                <w:sz w:val="18"/>
+                <w:szCs w:val="18"/>
+              </w:rPr>
+              <w:t>Total</w:t>
+            </w:r>
+          </w:p>
+        </w:tc>
+        <w:tc>
+          <w:tcPr>
+            <w:tcW w:w="1384" w:type="dxa"/>
+            <w:tcMar>
+              <w:top w:w="60" w:type="dxa"/>
+              <w:left w:w="110" w:type="dxa"/>
+              <w:bottom w:w="60" w:type="dxa"/>
+              <w:right w:w="110" w:type="dxa"/>
+            </w:tcMar>
+          </w:tcPr>
+          <w:p>
+            <w:pPr>
+              <w:spacing w:line="250" w:lineRule="auto"/>
+            </w:pPr>
+            <w:r>
+              <w:rPr>
+                <w:b/>
+                <w:bCs/>
+                <w:sz w:val="18"/>
+                <w:szCs w:val="18"/>
+              </w:rPr>
+              <w:t>81</w:t>
+            </w:r>
+          </w:p>
+        </w:tc>
+        <w:tc>
+          <w:tcPr>
+            <w:tcW w:w="1779" w:type="dxa"/>
+            <w:tcMar>
+              <w:top w:w="60" w:type="dxa"/>
+              <w:left w:w="110" w:type="dxa"/>
+              <w:bottom w:w="60" w:type="dxa"/>
+              <w:right w:w="110" w:type="dxa"/>
+            </w:tcMar>
+          </w:tcPr>
+          <w:p>
+            <w:pPr>
+              <w:spacing w:line="250" w:lineRule="auto"/>
+            </w:pPr>
+            <w:r>
+              <w:rPr>
+                <w:b/>
+                <w:bCs/>
+                <w:sz w:val="18"/>
+                <w:szCs w:val="18"/>
+              </w:rPr>
+              <w:t>79</w:t>
+            </w:r>
+          </w:p>
+        </w:tc>
+        <w:tc>
+          <w:tcPr>
+            <w:tcW w:w="2767" w:type="dxa"/>
+            <w:tcMar>
+              <w:top w:w="60" w:type="dxa"/>
+              <w:left w:w="110" w:type="dxa"/>
+              <w:bottom w:w="60" w:type="dxa"/>
+              <w:right w:w="110" w:type="dxa"/>
+            </w:tcMar>
+          </w:tcPr>
+          <w:p>
+            <w:pPr>
+              <w:spacing w:line="250" w:lineRule="auto"/>
+            </w:pPr>
+            <w:r>
+              <w:rPr>
+                <w:b/>
+                <w:bCs/>
+                <w:sz w:val="18"/>
+                <w:szCs w:val="18"/>
+              </w:rPr>
+              <w:t>80</w:t>
+            </w:r>
+          </w:p>
+        </w:tc>
+        <w:tc>
+          <w:tcPr>
+            <w:tcW w:w="1581" w:type="dxa"/>
+            <w:tcMar>
+              <w:top w:w="60" w:type="dxa"/>
+              <w:left w:w="110" w:type="dxa"/>
+              <w:bottom w:w="60" w:type="dxa"/>
+              <w:right w:w="110" w:type="dxa"/>
+            </w:tcMar>
+          </w:tcPr>
+          <w:p>
+            <w:pPr>
+              <w:spacing w:line="250" w:lineRule="auto"/>
+            </w:pPr>
+            <w:r>
+              <w:rPr>
+                <w:b/>
+                <w:bCs/>
+                <w:sz w:val="18"/>
+                <w:szCs w:val="18"/>
+              </w:rPr>
+              <w:t>78</w:t>
+            </w:r>
+          </w:p>
+        </w:tc>
+      </w:tr>
+    </w:tbl>
+    <w:p>
+      <w:pPr>
+        <w:spacing w:after="180"/>
+      </w:pPr>
     </w:p>
     <w:p>
       <w:pPr>
         <w:spacing w:after="120"/>
       </w:pPr>
       <w:r>
-        <w:rPr>
-          <w:b/>
-          <w:bCs/>
-        </w:rPr>
-        <w:t>What to say — and the caption tells you exactly how to frame it:</w:t>
+        <w:t xml:space="preserve">Two printed annotations, both worth quoting: </w:t>
+      </w:r>
+      <w:r>
+        <w:rPr>
+          <w:i/>
+          <w:iCs/>
+        </w:rPr>
+        <w:t>"Equal budget B = 83 kJ: all methods spend within 4% of each other."</w:t>
+      </w:r>
+      <w:r>
+        <w:t xml:space="preserve"> and — the money line — </w:t>
+      </w:r>
+      <w:r>
+        <w:rPr>
+          <w:i/>
+          <w:iCs/>
+        </w:rPr>
+        <w:t>"At that energy Strong-Coupled (deterministic) meets 70% of critical-node QoS vs 1% for 2D-AUTO (Fig. 5)."</w:t>
+      </w:r>
+      <w:r>
+        <w:t xml:space="preserve"> A bracket over the Total group reads </w:t>
+      </w:r>
+      <w:r>
+        <w:rPr>
+          <w:i/>
+          <w:iCs/>
+        </w:rPr>
+        <w:t>"equal budget: within 4% of 2D"</w:t>
+      </w:r>
+      <w:r>
+        <w:t>.</w:t>
+      </w:r>
+    </w:p>
+    <w:p>
+      <w:pPr>
+        <w:spacing w:after="120"/>
+      </w:pPr>
+      <w:r>
+        <w:rPr>
+          <w:b/>
+          <w:bCs/>
+        </w:rPr>
+        <w:t>⭐</w:t>
+      </w:r>
+      <w:r>
+        <w:rPr>
+          <w:b/>
+          <w:bCs/>
+        </w:rPr>
+        <w:t xml:space="preserve"> Note that every method spends </w:t>
+      </w:r>
+      <w:r>
+        <w:rPr>
+          <w:b/>
+          <w:bCs/>
+          <w:i/>
+          <w:iCs/>
+        </w:rPr>
+        <w:t>less</w:t>
+      </w:r>
+      <w:r>
+        <w:rPr>
+          <w:b/>
+          <w:bCs/>
+        </w:rPr>
+        <w:t xml:space="preserve"> than the 83 kJ budget</w:t>
+      </w:r>
+      <w:r>
+        <w:t xml:space="preserve"> (78–81). Nobody exhausts it exactly, because a hover cannot be flown in part — each stops at the last hover it could afford in full.</w:t>
+      </w:r>
+    </w:p>
+    <w:p>
+      <w:pPr>
+        <w:spacing w:after="120"/>
+      </w:pPr>
+      <w:r>
+        <w:rPr>
+          <w:b/>
+          <w:bCs/>
+        </w:rPr>
+        <w:t>⚠</w:t>
+      </w:r>
+      <w:r>
+        <w:rPr>
+          <w:b/>
+          <w:bCs/>
+        </w:rPr>
+        <w:t>️</w:t>
+      </w:r>
+      <w:r>
+        <w:rPr>
+          <w:b/>
+          <w:bCs/>
+        </w:rPr>
+        <w:t xml:space="preserve"> The trap on this figure: flight dominates, not hover.</w:t>
+      </w:r>
+      <w:r>
+        <w:t xml:space="preserve"> Flight is ~69–71 kJ of a ~78–81 kJ total (</w:t>
+      </w:r>
+      <w:r>
+        <w:rPr>
+          <w:b/>
+          <w:bCs/>
+        </w:rPr>
+        <w:t>~87%</w:t>
+      </w:r>
+      <w:r>
+        <w:t>); hover is only ~10 kJ (</w:t>
+      </w:r>
+      <w:r>
+        <w:rPr>
+          <w:b/>
+          <w:bCs/>
+        </w:rPr>
+        <w:t>~12%</w:t>
+      </w:r>
+      <w:r>
+        <w:t>); communication is negligible at 0.03 kJ (</w:t>
+      </w:r>
+      <w:r>
+        <w:rPr>
+          <w:b/>
+          <w:bCs/>
+        </w:rPr>
+        <w:t>~0.04%</w:t>
+      </w:r>
+      <w:r>
+        <w:t xml:space="preserve">). An examiner who has heard you say </w:t>
+      </w:r>
+      <w:r>
+        <w:rPr>
+          <w:i/>
+          <w:iCs/>
+        </w:rPr>
+        <w:t>"hovering is the most expensive state at 168.5 W"</w:t>
+      </w:r>
+      <w:r>
+        <w:t xml:space="preserve"> may point at this and claim you contradicted yourself. You have not — answer:</w:t>
       </w:r>
     </w:p>
     <w:p>
@@ -31791,69 +33291,79 @@
       </w:pPr>
       <w:r>
         <w:rPr>
-          <w:color w:val="2E3835"/>
-          <w:sz w:val="20"/>
-          <w:szCs w:val="20"/>
-        </w:rPr>
-        <w:t>"</w:t>
-      </w:r>
-      <w:r>
-        <w:rPr>
-          <w:b/>
-          <w:bCs/>
-          <w:color w:val="2E3835"/>
-          <w:sz w:val="20"/>
-          <w:szCs w:val="20"/>
-        </w:rPr>
-        <w:t xml:space="preserve">All methods spend approximately the common budget, so this figure should be read for the </w:t>
-      </w:r>
-      <w:r>
-        <w:rPr>
-          <w:b/>
-          <w:bCs/>
-          <w:i/>
-          <w:iCs/>
-          <w:color w:val="2E3835"/>
-          <w:sz w:val="20"/>
-          <w:szCs w:val="20"/>
-        </w:rPr>
-        <w:t>distribution between components</w:t>
-      </w:r>
-      <w:r>
-        <w:rPr>
-          <w:b/>
-          <w:bCs/>
-          <w:color w:val="2E3835"/>
-          <w:sz w:val="20"/>
-          <w:szCs w:val="20"/>
-        </w:rPr>
-        <w:t xml:space="preserve"> rather than for a winner.</w:t>
-      </w:r>
-      <w:r>
-        <w:rPr>
-          <w:color w:val="2E3835"/>
-          <w:sz w:val="20"/>
-          <w:szCs w:val="20"/>
-        </w:rPr>
-        <w:t xml:space="preserve"> There is deliberately no winner here — that is the point of the budgeted protocol. What it shows is </w:t>
-      </w:r>
-      <w:r>
-        <w:rPr>
-          <w:i/>
-          <w:iCs/>
-          <w:color w:val="2E3835"/>
-          <w:sz w:val="20"/>
-          <w:szCs w:val="20"/>
-        </w:rPr>
-        <w:t>how</w:t>
-      </w:r>
-      <w:r>
-        <w:rPr>
-          <w:color w:val="2E3835"/>
-          <w:sz w:val="20"/>
-          <w:szCs w:val="20"/>
-        </w:rPr>
-        <w:t xml:space="preserve"> each method spends: how much goes into horizontal flight, how much into hovering — remembering that hovering is the most expensive state at 168.5 W — and how much into the actual communication."</w:t>
+          <w:i/>
+          <w:iCs/>
+          <w:color w:val="2E3835"/>
+          <w:sz w:val="20"/>
+          <w:szCs w:val="20"/>
+        </w:rPr>
+        <w:t xml:space="preserve">"Those are different quantities. 168.5 W is a </w:t>
+      </w:r>
+      <w:r>
+        <w:rPr>
+          <w:b/>
+          <w:bCs/>
+          <w:i/>
+          <w:iCs/>
+          <w:color w:val="2E3835"/>
+          <w:sz w:val="20"/>
+          <w:szCs w:val="20"/>
+        </w:rPr>
+        <w:t>power</w:t>
+      </w:r>
+      <w:r>
+        <w:rPr>
+          <w:i/>
+          <w:iCs/>
+          <w:color w:val="2E3835"/>
+          <w:sz w:val="20"/>
+          <w:szCs w:val="20"/>
+        </w:rPr>
+        <w:t xml:space="preserve"> — energy per second — and hovering is indeed the highest-power state. This chart shows </w:t>
+      </w:r>
+      <w:r>
+        <w:rPr>
+          <w:b/>
+          <w:bCs/>
+          <w:i/>
+          <w:iCs/>
+          <w:color w:val="2E3835"/>
+          <w:sz w:val="20"/>
+          <w:szCs w:val="20"/>
+        </w:rPr>
+        <w:t>energy</w:t>
+      </w:r>
+      <w:r>
+        <w:rPr>
+          <w:i/>
+          <w:iCs/>
+          <w:color w:val="2E3835"/>
+          <w:sz w:val="20"/>
+          <w:szCs w:val="20"/>
+        </w:rPr>
+        <w:t xml:space="preserve">, which is power × </w:t>
+      </w:r>
+      <w:r>
+        <w:rPr>
+          <w:b/>
+          <w:bCs/>
+          <w:i/>
+          <w:iCs/>
+          <w:color w:val="2E3835"/>
+          <w:sz w:val="20"/>
+          <w:szCs w:val="20"/>
+        </w:rPr>
+        <w:t>time</w:t>
+      </w:r>
+      <w:r>
+        <w:rPr>
+          <w:i/>
+          <w:iCs/>
+          <w:color w:val="2E3835"/>
+          <w:sz w:val="20"/>
+          <w:szCs w:val="20"/>
+        </w:rPr>
+        <w:t>, and the aircraft spends far more seconds cruising between hovers than hovering at them. So flight dominates the total while hover remains the most expensive thing to do per second. That per-second cost is what makes altitude a real decision: a weak link stretches the time a hover must be held, and every one of those extra seconds is billed at the most expensive rate on the platform."</w:t>
       </w:r>
     </w:p>
     <w:p>
@@ -31865,7 +33375,7 @@
           <w:b/>
           <w:bCs/>
         </w:rPr>
-        <w:t>Q: But you spend 3 kJ less than the planar baseline — isn't that a win?</w:t>
+        <w:t>What to say — and the caption tells you exactly how to frame it:</w:t>
       </w:r>
     </w:p>
     <w:p>
@@ -31879,111 +33389,69 @@
       </w:pPr>
       <w:r>
         <w:rPr>
-          <w:b/>
-          <w:bCs/>
-          <w:color w:val="2E3835"/>
-          <w:sz w:val="20"/>
-          <w:szCs w:val="20"/>
-        </w:rPr>
-        <w:t>No, and the report explicitly declines to claim it.</w:t>
-      </w:r>
-      <w:r>
-        <w:rPr>
-          <w:color w:val="2E3835"/>
-          <w:sz w:val="20"/>
-          <w:szCs w:val="20"/>
-        </w:rPr>
-        <w:t xml:space="preserve"> Under a budgeted regime every method stops when the budget runs out, and every method stops slightly </w:t>
-      </w:r>
-      <w:r>
-        <w:rPr>
-          <w:i/>
-          <w:iCs/>
-          <w:color w:val="2E3835"/>
-          <w:sz w:val="20"/>
-          <w:szCs w:val="20"/>
-        </w:rPr>
-        <w:t>short</w:t>
-      </w:r>
-      <w:r>
-        <w:rPr>
-          <w:color w:val="2E3835"/>
-          <w:sz w:val="20"/>
-          <w:szCs w:val="20"/>
-        </w:rPr>
-        <w:t xml:space="preserve"> because </w:t>
-      </w:r>
-      <w:r>
-        <w:rPr>
-          <w:b/>
-          <w:bCs/>
-          <w:color w:val="2E3835"/>
-          <w:sz w:val="20"/>
-          <w:szCs w:val="20"/>
-        </w:rPr>
-        <w:t>a hover cannot be flown in part</w:t>
-      </w:r>
-      <w:r>
-        <w:rPr>
-          <w:color w:val="2E3835"/>
-          <w:sz w:val="20"/>
-          <w:szCs w:val="20"/>
-        </w:rPr>
-        <w:t xml:space="preserve">. We use larger clusters, hence coarser energy increments, hence we stop marginally further short. </w:t>
-      </w:r>
-      <w:r>
-        <w:rPr>
-          <w:b/>
-          <w:bCs/>
-          <w:color w:val="2E3835"/>
-          <w:sz w:val="20"/>
-          <w:szCs w:val="20"/>
-        </w:rPr>
-        <w:t>Leaving budget unspent is not a virtue.</w:t>
-      </w:r>
-      <w:r>
-        <w:rPr>
-          <w:color w:val="2E3835"/>
-          <w:sz w:val="20"/>
-          <w:szCs w:val="20"/>
-        </w:rPr>
-        <w:t xml:space="preserve"> The correct reading is that expenditures are comparable — which is what the design was intended to ensure. Note also that against the </w:t>
-      </w:r>
-      <w:r>
-        <w:rPr>
-          <w:i/>
-          <w:iCs/>
-          <w:color w:val="2E3835"/>
-          <w:sz w:val="20"/>
-          <w:szCs w:val="20"/>
-        </w:rPr>
-        <w:t>decoupled</w:t>
-      </w:r>
-      <w:r>
-        <w:rPr>
-          <w:color w:val="2E3835"/>
-          <w:sz w:val="20"/>
-          <w:szCs w:val="20"/>
-        </w:rPr>
-        <w:t xml:space="preserve"> baseline the energy difference is </w:t>
-      </w:r>
-      <w:r>
-        <w:rPr>
-          <w:b/>
-          <w:bCs/>
-          <w:color w:val="2E3835"/>
-          <w:sz w:val="20"/>
-          <w:szCs w:val="20"/>
-        </w:rPr>
-        <w:t>not significant at all</w:t>
-      </w:r>
-      <w:r>
-        <w:rPr>
-          <w:color w:val="2E3835"/>
-          <w:sz w:val="20"/>
-          <w:szCs w:val="20"/>
-        </w:rPr>
-        <w:t xml:space="preserve"> (p = 0.33 / 0.50), which is the ideal outcome.</w:t>
+          <w:color w:val="2E3835"/>
+          <w:sz w:val="20"/>
+          <w:szCs w:val="20"/>
+        </w:rPr>
+        <w:t>"</w:t>
+      </w:r>
+      <w:r>
+        <w:rPr>
+          <w:b/>
+          <w:bCs/>
+          <w:color w:val="2E3835"/>
+          <w:sz w:val="20"/>
+          <w:szCs w:val="20"/>
+        </w:rPr>
+        <w:t xml:space="preserve">All methods spend approximately the common budget, so this figure should be read for the </w:t>
+      </w:r>
+      <w:r>
+        <w:rPr>
+          <w:b/>
+          <w:bCs/>
+          <w:i/>
+          <w:iCs/>
+          <w:color w:val="2E3835"/>
+          <w:sz w:val="20"/>
+          <w:szCs w:val="20"/>
+        </w:rPr>
+        <w:t>distribution between components</w:t>
+      </w:r>
+      <w:r>
+        <w:rPr>
+          <w:b/>
+          <w:bCs/>
+          <w:color w:val="2E3835"/>
+          <w:sz w:val="20"/>
+          <w:szCs w:val="20"/>
+        </w:rPr>
+        <w:t xml:space="preserve"> rather than for a winner.</w:t>
+      </w:r>
+      <w:r>
+        <w:rPr>
+          <w:color w:val="2E3835"/>
+          <w:sz w:val="20"/>
+          <w:szCs w:val="20"/>
+        </w:rPr>
+        <w:t xml:space="preserve"> There is deliberately no winner here — that is the point of the budgeted protocol. What it shows is </w:t>
+      </w:r>
+      <w:r>
+        <w:rPr>
+          <w:i/>
+          <w:iCs/>
+          <w:color w:val="2E3835"/>
+          <w:sz w:val="20"/>
+          <w:szCs w:val="20"/>
+        </w:rPr>
+        <w:t>how</w:t>
+      </w:r>
+      <w:r>
+        <w:rPr>
+          <w:color w:val="2E3835"/>
+          <w:sz w:val="20"/>
+          <w:szCs w:val="20"/>
+        </w:rPr>
+        <w:t xml:space="preserve"> each method spends: how much goes into horizontal flight, how much into hovering — remembering that hovering is the most expensive state at 168.5 W — and how much into the actual communication."</w:t>
       </w:r>
     </w:p>
     <w:p>
@@ -31995,7 +33463,7 @@
           <w:b/>
           <w:bCs/>
         </w:rPr>
-        <w:t>Q: What would you expect the decoupled baseline's decomposition to show?</w:t>
+        <w:t>Q: But you spend 3 kJ less than the planar baseline — isn't that a win?</w:t>
       </w:r>
     </w:p>
     <w:p>
@@ -32009,6 +33477,136 @@
       </w:pPr>
       <w:r>
         <w:rPr>
+          <w:b/>
+          <w:bCs/>
+          <w:color w:val="2E3835"/>
+          <w:sz w:val="20"/>
+          <w:szCs w:val="20"/>
+        </w:rPr>
+        <w:t>No, and the report explicitly declines to claim it.</w:t>
+      </w:r>
+      <w:r>
+        <w:rPr>
+          <w:color w:val="2E3835"/>
+          <w:sz w:val="20"/>
+          <w:szCs w:val="20"/>
+        </w:rPr>
+        <w:t xml:space="preserve"> Under a budgeted regime every method stops when the budget runs out, and every method stops slightly </w:t>
+      </w:r>
+      <w:r>
+        <w:rPr>
+          <w:i/>
+          <w:iCs/>
+          <w:color w:val="2E3835"/>
+          <w:sz w:val="20"/>
+          <w:szCs w:val="20"/>
+        </w:rPr>
+        <w:t>short</w:t>
+      </w:r>
+      <w:r>
+        <w:rPr>
+          <w:color w:val="2E3835"/>
+          <w:sz w:val="20"/>
+          <w:szCs w:val="20"/>
+        </w:rPr>
+        <w:t xml:space="preserve"> because </w:t>
+      </w:r>
+      <w:r>
+        <w:rPr>
+          <w:b/>
+          <w:bCs/>
+          <w:color w:val="2E3835"/>
+          <w:sz w:val="20"/>
+          <w:szCs w:val="20"/>
+        </w:rPr>
+        <w:t>a hover cannot be flown in part</w:t>
+      </w:r>
+      <w:r>
+        <w:rPr>
+          <w:color w:val="2E3835"/>
+          <w:sz w:val="20"/>
+          <w:szCs w:val="20"/>
+        </w:rPr>
+        <w:t xml:space="preserve">. We use larger clusters, hence coarser energy increments, hence we stop marginally further short. </w:t>
+      </w:r>
+      <w:r>
+        <w:rPr>
+          <w:b/>
+          <w:bCs/>
+          <w:color w:val="2E3835"/>
+          <w:sz w:val="20"/>
+          <w:szCs w:val="20"/>
+        </w:rPr>
+        <w:t>Leaving budget unspent is not a virtue.</w:t>
+      </w:r>
+      <w:r>
+        <w:rPr>
+          <w:color w:val="2E3835"/>
+          <w:sz w:val="20"/>
+          <w:szCs w:val="20"/>
+        </w:rPr>
+        <w:t xml:space="preserve"> The correct reading is that expenditures are comparable — which is what the design was intended to ensure. Note also that against the </w:t>
+      </w:r>
+      <w:r>
+        <w:rPr>
+          <w:i/>
+          <w:iCs/>
+          <w:color w:val="2E3835"/>
+          <w:sz w:val="20"/>
+          <w:szCs w:val="20"/>
+        </w:rPr>
+        <w:t>decoupled</w:t>
+      </w:r>
+      <w:r>
+        <w:rPr>
+          <w:color w:val="2E3835"/>
+          <w:sz w:val="20"/>
+          <w:szCs w:val="20"/>
+        </w:rPr>
+        <w:t xml:space="preserve"> baseline the energy difference is </w:t>
+      </w:r>
+      <w:r>
+        <w:rPr>
+          <w:b/>
+          <w:bCs/>
+          <w:color w:val="2E3835"/>
+          <w:sz w:val="20"/>
+          <w:szCs w:val="20"/>
+        </w:rPr>
+        <w:t>not significant at all</w:t>
+      </w:r>
+      <w:r>
+        <w:rPr>
+          <w:color w:val="2E3835"/>
+          <w:sz w:val="20"/>
+          <w:szCs w:val="20"/>
+        </w:rPr>
+        <w:t xml:space="preserve"> (p = 0.33 / 0.50), which is the ideal outcome.</w:t>
+      </w:r>
+    </w:p>
+    <w:p>
+      <w:pPr>
+        <w:spacing w:after="120"/>
+      </w:pPr>
+      <w:r>
+        <w:rPr>
+          <w:b/>
+          <w:bCs/>
+        </w:rPr>
+        <w:t>Q: What would you expect the decoupled baseline's decomposition to show?</w:t>
+      </w:r>
+    </w:p>
+    <w:p>
+      <w:pPr>
+        <w:pBdr>
+          <w:left w:val="single" w:sz="18" w:space="10" w:color="0F6E5C"/>
+        </w:pBdr>
+        <w:shd w:val="clear" w:color="auto" w:fill="E2EFEA"/>
+        <w:spacing w:before="100" w:after="140" w:line="280" w:lineRule="auto"/>
+        <w:ind w:left="320" w:right="200"/>
+      </w:pPr>
+      <w:r>
+        <w:rPr>
           <w:color w:val="2E3835"/>
           <w:sz w:val="20"/>
           <w:szCs w:val="20"/>
@@ -32053,7 +33651,7 @@
         <w:keepNext/>
         <w:spacing w:after="120"/>
       </w:pPr>
-      <w:bookmarkStart w:id="52" w:name="_Toc238750637"/>
+      <w:bookmarkStart w:id="52" w:name="_Toc238751583"/>
       <w:r>
         <w:t>Figure 4.4 — Distribution of hover altitudes (p. 30)</w:t>
       </w:r>
@@ -32069,10 +33667,10 @@
           <w:noProof/>
         </w:rPr>
         <w:drawing>
-          <wp:inline distT="0" distB="0" distL="0" distR="0" wp14:anchorId="3E4B8976" wp14:editId="72E54769">
+          <wp:inline distT="0" distB="0" distL="0" distR="0" wp14:anchorId="7462A526" wp14:editId="0766A243">
             <wp:extent cx="6286500" cy="4333875"/>
             <wp:effectExtent l="0" t="0" r="0" b="0"/>
-            <wp:docPr id="1343555794" name="Picture 1343555794"/>
+            <wp:docPr id="1306385337" name="Picture 1306385337"/>
             <wp:cNvGraphicFramePr>
               <a:graphicFrameLocks xmlns:a="http://schemas.openxmlformats.org/drawingml/2006/main" noChangeAspect="1"/>
             </wp:cNvGraphicFramePr>
@@ -33078,7 +34676,7 @@
         <w:keepNext/>
         <w:spacing w:after="120"/>
       </w:pPr>
-      <w:bookmarkStart w:id="53" w:name="_Toc238750638"/>
+      <w:bookmarkStart w:id="53" w:name="_Toc238751584"/>
       <w:r>
         <w:t>Figure 4.5 — Representative three-dimensional trajectories (p. 32)</w:t>
       </w:r>
@@ -33094,10 +34692,10 @@
           <w:noProof/>
         </w:rPr>
         <w:drawing>
-          <wp:inline distT="0" distB="0" distL="0" distR="0" wp14:anchorId="60F1754A" wp14:editId="2A2D7253">
+          <wp:inline distT="0" distB="0" distL="0" distR="0" wp14:anchorId="076B96C5" wp14:editId="4583C068">
             <wp:extent cx="6286500" cy="6181725"/>
             <wp:effectExtent l="0" t="0" r="0" b="0"/>
-            <wp:docPr id="754142178" name="Picture 754142178"/>
+            <wp:docPr id="978348662" name="Picture 978348662"/>
             <wp:cNvGraphicFramePr>
               <a:graphicFrameLocks xmlns:a="http://schemas.openxmlformats.org/drawingml/2006/main" noChangeAspect="1"/>
             </wp:cNvGraphicFramePr>
@@ -33161,7 +34759,7 @@
         <w:t>What is plotted.</w:t>
       </w:r>
       <w:r>
-        <w:t xml:space="preserve"> 3D flight paths over the deployment: x and y to 1000 m, altitude to ~100 m, with the </w:t>
+        <w:t xml:space="preserve"> 3D flight paths over the deployment: x and y to 1000 m, altitude axis to 100 m, with the </w:t>
       </w:r>
       <w:r>
         <w:rPr>
@@ -33171,17 +34769,7 @@
         <w:t>Depot</w:t>
       </w:r>
       <w:r>
-        <w:t xml:space="preserve">, marked </w:t>
-      </w:r>
-      <w:r>
-        <w:rPr>
-          <w:b/>
-          <w:bCs/>
-        </w:rPr>
-        <w:t>critical sensor</w:t>
-      </w:r>
-      <w:r>
-        <w:t xml:space="preserve"> locations, and one trajectory per method (planar, decoupled, proposed). Annotations mark "3D trajectories over the network" and "lowest dive 10 m". </w:t>
+        <w:t xml:space="preserve"> marked, sensors coloured by class (high / medium / low), and one trajectory per method. </w:t>
       </w:r>
       <w:r>
         <w:rPr>
@@ -33189,6 +34777,488 @@
           <w:iCs/>
         </w:rPr>
         <w:t>The coupled-greedy ablation is omitted for legibility, since its route closely resembles the full method's while its altitudes are less refined.</w:t>
+      </w:r>
+    </w:p>
+    <w:p>
+      <w:pPr>
+        <w:spacing w:after="120"/>
+      </w:pPr>
+      <w:r>
+        <w:rPr>
+          <w:b/>
+          <w:bCs/>
+        </w:rPr>
+        <w:t>Title and legend, verbatim.</w:t>
+      </w:r>
+      <w:r>
+        <w:t xml:space="preserve"> Title: </w:t>
+      </w:r>
+      <w:r>
+        <w:rPr>
+          <w:i/>
+          <w:iCs/>
+        </w:rPr>
+        <w:t>"3D Trajectories in the Network"</w:t>
+      </w:r>
+      <w:r>
+        <w:t xml:space="preserve">, subtitle </w:t>
+      </w:r>
+      <w:r>
+        <w:rPr>
+          <w:i/>
+          <w:iCs/>
+        </w:rPr>
+        <w:t>"(hover-point sequences: Ours varies altitude, Two-Stage stays high, 2D-AUTO is pinned to one altitude)"</w:t>
+      </w:r>
+      <w:r>
+        <w:t xml:space="preserve">. Legend: </w:t>
+      </w:r>
+      <w:r>
+        <w:rPr>
+          <w:b/>
+          <w:bCs/>
+        </w:rPr>
+        <w:t>2D-AUTO (47 m)</w:t>
+      </w:r>
+      <w:r>
+        <w:t xml:space="preserve"> grey dotted · </w:t>
+      </w:r>
+      <w:r>
+        <w:rPr>
+          <w:b/>
+          <w:bCs/>
+        </w:rPr>
+        <w:t>Two-Stage (decoupled)</w:t>
+      </w:r>
+      <w:r>
+        <w:t xml:space="preserve"> orange dashed · </w:t>
+      </w:r>
+      <w:r>
+        <w:rPr>
+          <w:b/>
+          <w:bCs/>
+        </w:rPr>
+        <w:t>Strong-Coupled (deterministic)</w:t>
+      </w:r>
+      <w:r>
+        <w:t xml:space="preserve"> solid blue — the last one is ours.</w:t>
+      </w:r>
+    </w:p>
+    <w:p>
+      <w:pPr>
+        <w:spacing w:after="120"/>
+      </w:pPr>
+      <w:r>
+        <w:rPr>
+          <w:b/>
+          <w:bCs/>
+        </w:rPr>
+        <w:t>⭐</w:t>
+      </w:r>
+      <w:r>
+        <w:rPr>
+          <w:b/>
+          <w:bCs/>
+        </w:rPr>
+        <w:t xml:space="preserve"> The two annotations — know both numbers, they are the whole argument in two labels:</w:t>
+      </w:r>
+    </w:p>
+    <w:tbl>
+      <w:tblPr>
+        <w:tblW w:w="10080" w:type="dxa"/>
+        <w:tblBorders>
+          <w:top w:val="single" w:sz="4" w:space="0" w:color="C8CFC9"/>
+          <w:left w:val="single" w:sz="4" w:space="0" w:color="C8CFC9"/>
+          <w:bottom w:val="single" w:sz="4" w:space="0" w:color="C8CFC9"/>
+          <w:right w:val="single" w:sz="4" w:space="0" w:color="C8CFC9"/>
+          <w:insideH w:val="single" w:sz="2" w:space="0" w:color="E2E6E2"/>
+          <w:insideV w:val="single" w:sz="2" w:space="0" w:color="E2E6E2"/>
+        </w:tblBorders>
+        <w:tblCellMar>
+          <w:left w:w="10" w:type="dxa"/>
+          <w:right w:w="10" w:type="dxa"/>
+        </w:tblCellMar>
+        <w:tblLook w:val="04A0" w:firstRow="1" w:lastRow="0" w:firstColumn="1" w:lastColumn="0" w:noHBand="0" w:noVBand="1"/>
+      </w:tblPr>
+      <w:tblGrid>
+        <w:gridCol w:w="2291"/>
+        <w:gridCol w:w="916"/>
+        <w:gridCol w:w="6873"/>
+      </w:tblGrid>
+      <w:tr>
+        <w:tblPrEx>
+          <w:tblCellMar>
+            <w:top w:w="0" w:type="dxa"/>
+            <w:bottom w:w="0" w:type="dxa"/>
+          </w:tblCellMar>
+        </w:tblPrEx>
+        <w:trPr>
+          <w:tblHeader/>
+        </w:trPr>
+        <w:tc>
+          <w:tcPr>
+            <w:tcW w:w="2291" w:type="dxa"/>
+            <w:shd w:val="clear" w:color="auto" w:fill="EFF2EE"/>
+            <w:tcMar>
+              <w:top w:w="60" w:type="dxa"/>
+              <w:left w:w="110" w:type="dxa"/>
+              <w:bottom w:w="60" w:type="dxa"/>
+              <w:right w:w="110" w:type="dxa"/>
+            </w:tcMar>
+          </w:tcPr>
+          <w:p>
+            <w:pPr>
+              <w:spacing w:line="250" w:lineRule="auto"/>
+            </w:pPr>
+            <w:r>
+              <w:rPr>
+                <w:b/>
+                <w:bCs/>
+                <w:color w:val="5E6B66"/>
+                <w:sz w:val="17"/>
+                <w:szCs w:val="17"/>
+              </w:rPr>
+              <w:t>Annotation</w:t>
+            </w:r>
+          </w:p>
+        </w:tc>
+        <w:tc>
+          <w:tcPr>
+            <w:tcW w:w="916" w:type="dxa"/>
+            <w:shd w:val="clear" w:color="auto" w:fill="EFF2EE"/>
+            <w:tcMar>
+              <w:top w:w="60" w:type="dxa"/>
+              <w:left w:w="110" w:type="dxa"/>
+              <w:bottom w:w="60" w:type="dxa"/>
+              <w:right w:w="110" w:type="dxa"/>
+            </w:tcMar>
+          </w:tcPr>
+          <w:p>
+            <w:pPr>
+              <w:spacing w:line="250" w:lineRule="auto"/>
+            </w:pPr>
+            <w:r>
+              <w:rPr>
+                <w:b/>
+                <w:bCs/>
+                <w:color w:val="5E6B66"/>
+                <w:sz w:val="17"/>
+                <w:szCs w:val="17"/>
+              </w:rPr>
+              <w:t>Number</w:t>
+            </w:r>
+          </w:p>
+        </w:tc>
+        <w:tc>
+          <w:tcPr>
+            <w:tcW w:w="6873" w:type="dxa"/>
+            <w:shd w:val="clear" w:color="auto" w:fill="EFF2EE"/>
+            <w:tcMar>
+              <w:top w:w="60" w:type="dxa"/>
+              <w:left w:w="110" w:type="dxa"/>
+              <w:bottom w:w="60" w:type="dxa"/>
+              <w:right w:w="110" w:type="dxa"/>
+            </w:tcMar>
+          </w:tcPr>
+          <w:p>
+            <w:pPr>
+              <w:spacing w:line="250" w:lineRule="auto"/>
+            </w:pPr>
+            <w:r>
+              <w:rPr>
+                <w:b/>
+                <w:bCs/>
+                <w:color w:val="5E6B66"/>
+                <w:sz w:val="17"/>
+                <w:szCs w:val="17"/>
+              </w:rPr>
+              <w:t>What it means</w:t>
+            </w:r>
+          </w:p>
+        </w:tc>
+      </w:tr>
+      <w:tr>
+        <w:tblPrEx>
+          <w:tblCellMar>
+            <w:top w:w="0" w:type="dxa"/>
+            <w:bottom w:w="0" w:type="dxa"/>
+          </w:tblCellMar>
+        </w:tblPrEx>
+        <w:tc>
+          <w:tcPr>
+            <w:tcW w:w="2291" w:type="dxa"/>
+            <w:tcMar>
+              <w:top w:w="60" w:type="dxa"/>
+              <w:left w:w="110" w:type="dxa"/>
+              <w:bottom w:w="60" w:type="dxa"/>
+              <w:right w:w="110" w:type="dxa"/>
+            </w:tcMar>
+          </w:tcPr>
+          <w:p>
+            <w:pPr>
+              <w:spacing w:line="250" w:lineRule="auto"/>
+            </w:pPr>
+            <w:r>
+              <w:rPr>
+                <w:sz w:val="18"/>
+                <w:szCs w:val="18"/>
+              </w:rPr>
+              <w:t>"2D-AUTO holds 47 m"</w:t>
+            </w:r>
+          </w:p>
+        </w:tc>
+        <w:tc>
+          <w:tcPr>
+            <w:tcW w:w="916" w:type="dxa"/>
+            <w:tcMar>
+              <w:top w:w="60" w:type="dxa"/>
+              <w:left w:w="110" w:type="dxa"/>
+              <w:bottom w:w="60" w:type="dxa"/>
+              <w:right w:w="110" w:type="dxa"/>
+            </w:tcMar>
+          </w:tcPr>
+          <w:p>
+            <w:pPr>
+              <w:spacing w:line="250" w:lineRule="auto"/>
+            </w:pPr>
+            <w:r>
+              <w:rPr>
+                <w:b/>
+                <w:bCs/>
+                <w:sz w:val="18"/>
+                <w:szCs w:val="18"/>
+              </w:rPr>
+              <w:t>47 m</w:t>
+            </w:r>
+          </w:p>
+        </w:tc>
+        <w:tc>
+          <w:tcPr>
+            <w:tcW w:w="6873" w:type="dxa"/>
+            <w:tcMar>
+              <w:top w:w="60" w:type="dxa"/>
+              <w:left w:w="110" w:type="dxa"/>
+              <w:bottom w:w="60" w:type="dxa"/>
+              <w:right w:w="110" w:type="dxa"/>
+            </w:tcMar>
+          </w:tcPr>
+          <w:p>
+            <w:pPr>
+              <w:spacing w:line="250" w:lineRule="auto"/>
+            </w:pPr>
+            <w:r>
+              <w:rPr>
+                <w:sz w:val="18"/>
+                <w:szCs w:val="18"/>
+              </w:rPr>
+              <w:t xml:space="preserve">The planar baseline's single altitude — tallest structure (37.4 m) + </w:t>
+            </w:r>
+            <w:r>
+              <w:rPr>
+                <w:rFonts w:ascii="Cambria Math" w:eastAsia="Cambria Math" w:hAnsi="Cambria Math" w:cs="Cambria Math"/>
+                <w:i/>
+                <w:iCs/>
+                <w:sz w:val="18"/>
+                <w:szCs w:val="18"/>
+              </w:rPr>
+              <w:t>h_safe</w:t>
+            </w:r>
+            <w:r>
+              <w:rPr>
+                <w:sz w:val="18"/>
+                <w:szCs w:val="18"/>
+              </w:rPr>
+              <w:t>. Its whole trajectory is a flat sheet at this height.</w:t>
+            </w:r>
+          </w:p>
+        </w:tc>
+      </w:tr>
+      <w:tr>
+        <w:tblPrEx>
+          <w:tblCellMar>
+            <w:top w:w="0" w:type="dxa"/>
+            <w:bottom w:w="0" w:type="dxa"/>
+          </w:tblCellMar>
+        </w:tblPrEx>
+        <w:tc>
+          <w:tcPr>
+            <w:tcW w:w="2291" w:type="dxa"/>
+            <w:tcMar>
+              <w:top w:w="60" w:type="dxa"/>
+              <w:left w:w="110" w:type="dxa"/>
+              <w:bottom w:w="60" w:type="dxa"/>
+              <w:right w:w="110" w:type="dxa"/>
+            </w:tcMar>
+          </w:tcPr>
+          <w:p>
+            <w:pPr>
+              <w:spacing w:line="250" w:lineRule="auto"/>
+            </w:pPr>
+            <w:r>
+              <w:rPr>
+                <w:sz w:val="18"/>
+                <w:szCs w:val="18"/>
+              </w:rPr>
+              <w:t>"lowest dive 20 m"</w:t>
+            </w:r>
+          </w:p>
+        </w:tc>
+        <w:tc>
+          <w:tcPr>
+            <w:tcW w:w="916" w:type="dxa"/>
+            <w:tcMar>
+              <w:top w:w="60" w:type="dxa"/>
+              <w:left w:w="110" w:type="dxa"/>
+              <w:bottom w:w="60" w:type="dxa"/>
+              <w:right w:w="110" w:type="dxa"/>
+            </w:tcMar>
+          </w:tcPr>
+          <w:p>
+            <w:pPr>
+              <w:spacing w:line="250" w:lineRule="auto"/>
+            </w:pPr>
+            <w:r>
+              <w:rPr>
+                <w:b/>
+                <w:bCs/>
+                <w:sz w:val="18"/>
+                <w:szCs w:val="18"/>
+              </w:rPr>
+              <w:t>20 m</w:t>
+            </w:r>
+          </w:p>
+        </w:tc>
+        <w:tc>
+          <w:tcPr>
+            <w:tcW w:w="6873" w:type="dxa"/>
+            <w:tcMar>
+              <w:top w:w="60" w:type="dxa"/>
+              <w:left w:w="110" w:type="dxa"/>
+              <w:bottom w:w="60" w:type="dxa"/>
+              <w:right w:w="110" w:type="dxa"/>
+            </w:tcMar>
+          </w:tcPr>
+          <w:p>
+            <w:pPr>
+              <w:spacing w:line="250" w:lineRule="auto"/>
+            </w:pPr>
+            <w:r>
+              <w:rPr>
+                <w:sz w:val="18"/>
+                <w:szCs w:val="18"/>
+              </w:rPr>
+              <w:t>The deepest descent our method makes on this layout.</w:t>
+            </w:r>
+          </w:p>
+        </w:tc>
+      </w:tr>
+    </w:tbl>
+    <w:p>
+      <w:pPr>
+        <w:spacing w:after="180"/>
+      </w:pPr>
+    </w:p>
+    <w:p>
+      <w:pPr>
+        <w:spacing w:after="120"/>
+      </w:pPr>
+      <w:r>
+        <w:rPr>
+          <w:b/>
+          <w:bCs/>
+        </w:rPr>
+        <w:t>Do not confuse 20 m with 10 m.</w:t>
+      </w:r>
+      <w:r>
+        <w:t xml:space="preserve"> 20 m is </w:t>
+      </w:r>
+      <w:r>
+        <w:rPr>
+          <w:rFonts w:ascii="Cambria Math" w:eastAsia="Cambria Math" w:hAnsi="Cambria Math" w:cs="Cambria Math"/>
+          <w:i/>
+          <w:iCs/>
+        </w:rPr>
+        <w:t>H_min</w:t>
+      </w:r>
+      <w:r>
+        <w:t xml:space="preserve">, the </w:t>
+      </w:r>
+      <w:r>
+        <w:rPr>
+          <w:b/>
+          <w:bCs/>
+        </w:rPr>
+        <w:t>global altitude floor</w:t>
+      </w:r>
+      <w:r>
+        <w:t xml:space="preserve"> — so this annotation says the refinement drove the aircraft </w:t>
+      </w:r>
+      <w:r>
+        <w:rPr>
+          <w:i/>
+          <w:iCs/>
+        </w:rPr>
+        <w:t>all the way down to its hard floor</w:t>
+      </w:r>
+      <w:r>
+        <w:t xml:space="preserve">. 10 m is </w:t>
+      </w:r>
+      <w:r>
+        <w:rPr>
+          <w:rFonts w:ascii="Cambria Math" w:eastAsia="Cambria Math" w:hAnsi="Cambria Math" w:cs="Cambria Math"/>
+          <w:i/>
+          <w:iCs/>
+        </w:rPr>
+        <w:t>h_safe</w:t>
+      </w:r>
+      <w:r>
+        <w:t xml:space="preserve">, a </w:t>
+      </w:r>
+      <w:r>
+        <w:rPr>
+          <w:b/>
+          <w:bCs/>
+        </w:rPr>
+        <w:t>different quantity</w:t>
+      </w:r>
+      <w:r>
+        <w:t xml:space="preserve">: the clearance kept above the served anchor. If asked "why not lower than 20 m?", the answer is </w:t>
+      </w:r>
+      <w:r>
+        <w:rPr>
+          <w:i/>
+          <w:iCs/>
+        </w:rPr>
+        <w:t>"</w:t>
+      </w:r>
+      <w:r>
+        <w:rPr>
+          <w:rFonts w:ascii="Cambria Math" w:eastAsia="Cambria Math" w:hAnsi="Cambria Math" w:cs="Cambria Math"/>
+          <w:i/>
+          <w:iCs/>
+        </w:rPr>
+        <w:t>H_min</w:t>
+      </w:r>
+      <w:r>
+        <w:rPr>
+          <w:i/>
+          <w:iCs/>
+        </w:rPr>
+        <w:t xml:space="preserve"> forbids it"</w:t>
+      </w:r>
+      <w:r>
+        <w:t xml:space="preserve">, not anything about </w:t>
+      </w:r>
+      <w:r>
+        <w:rPr>
+          <w:rFonts w:ascii="Cambria Math" w:eastAsia="Cambria Math" w:hAnsi="Cambria Math" w:cs="Cambria Math"/>
+          <w:i/>
+          <w:iCs/>
+        </w:rPr>
+        <w:t>h_safe</w:t>
+      </w:r>
+      <w:r>
+        <w:t>.</w:t>
       </w:r>
     </w:p>
     <w:p>
@@ -33448,7 +35518,7 @@
         </w:pBdr>
         <w:spacing w:before="60" w:after="200"/>
       </w:pPr>
-      <w:bookmarkStart w:id="54" w:name="_Toc238750639"/>
+      <w:bookmarkStart w:id="54" w:name="_Toc238751585"/>
       <w:r>
         <w:t>PART 8 — THE NUMBER SHEET (memorise)</w:t>
       </w:r>
@@ -37620,7 +39690,7 @@
         </w:pBdr>
         <w:spacing w:before="60" w:after="200"/>
       </w:pPr>
-      <w:bookmarkStart w:id="55" w:name="_Toc238750640"/>
+      <w:bookmarkStart w:id="55" w:name="_Toc238751586"/>
       <w:r>
         <w:t>PART 9 — VIVA QUESTION BANK (~90 questions)</w:t>
       </w:r>
@@ -37632,7 +39702,7 @@
         <w:keepNext/>
         <w:spacing w:before="320" w:after="120"/>
       </w:pPr>
-      <w:bookmarkStart w:id="56" w:name="_Toc238750641"/>
+      <w:bookmarkStart w:id="56" w:name="_Toc238751587"/>
       <w:r>
         <w:t>9.1 Opening / conceptual</w:t>
       </w:r>
@@ -37999,7 +40069,7 @@
         <w:keepNext/>
         <w:spacing w:before="320" w:after="120"/>
       </w:pPr>
-      <w:bookmarkStart w:id="57" w:name="_Toc238750642"/>
+      <w:bookmarkStart w:id="57" w:name="_Toc238751588"/>
       <w:r>
         <w:t>9.2 Communication model</w:t>
       </w:r>
@@ -38410,7 +40480,7 @@
         <w:keepNext/>
         <w:spacing w:before="320" w:after="120"/>
       </w:pPr>
-      <w:bookmarkStart w:id="58" w:name="_Toc238750643"/>
+      <w:bookmarkStart w:id="58" w:name="_Toc238751589"/>
       <w:r>
         <w:t>9.3 Coverage geometry</w:t>
       </w:r>
@@ -38778,7 +40848,7 @@
         <w:keepNext/>
         <w:spacing w:before="320" w:after="120"/>
       </w:pPr>
-      <w:bookmarkStart w:id="59" w:name="_Toc238750644"/>
+      <w:bookmarkStart w:id="59" w:name="_Toc238751590"/>
       <w:r>
         <w:t>9.4 The energy model</w:t>
       </w:r>
@@ -39146,7 +41216,7 @@
         <w:keepNext/>
         <w:spacing w:before="320" w:after="120"/>
       </w:pPr>
-      <w:bookmarkStart w:id="60" w:name="_Toc238750645"/>
+      <w:bookmarkStart w:id="60" w:name="_Toc238751591"/>
       <w:r>
         <w:t>9.5 The evaluation regime (expect heavy questioning here)</w:t>
       </w:r>
@@ -39449,7 +41519,7 @@
         <w:keepNext/>
         <w:spacing w:before="320" w:after="120"/>
       </w:pPr>
-      <w:bookmarkStart w:id="61" w:name="_Toc238750646"/>
+      <w:bookmarkStart w:id="61" w:name="_Toc238751592"/>
       <w:r>
         <w:t>9.6 Baselines and fairness</w:t>
       </w:r>
@@ -39895,7 +41965,7 @@
         <w:keepNext/>
         <w:spacing w:before="320" w:after="120"/>
       </w:pPr>
-      <w:bookmarkStart w:id="62" w:name="_Toc238750647"/>
+      <w:bookmarkStart w:id="62" w:name="_Toc238751593"/>
       <w:r>
         <w:t>9.7 The method</w:t>
       </w:r>
@@ -40659,7 +42729,7 @@
         <w:keepNext/>
         <w:spacing w:before="320" w:after="120"/>
       </w:pPr>
-      <w:bookmarkStart w:id="63" w:name="_Toc238750648"/>
+      <w:bookmarkStart w:id="63" w:name="_Toc238751594"/>
       <w:r>
         <w:t>9.8 Results and statistics</w:t>
       </w:r>
@@ -41294,7 +43364,7 @@
         <w:keepNext/>
         <w:spacing w:before="320" w:after="120"/>
       </w:pPr>
-      <w:bookmarkStart w:id="64" w:name="_Toc238750649"/>
+      <w:bookmarkStart w:id="64" w:name="_Toc238751595"/>
       <w:r>
         <w:t>9.9 The ablation (be enthusiastic, not defensive)</w:t>
       </w:r>
@@ -41631,7 +43701,7 @@
         <w:keepNext/>
         <w:spacing w:before="320" w:after="120"/>
       </w:pPr>
-      <w:bookmarkStart w:id="65" w:name="_Toc238750650"/>
+      <w:bookmarkStart w:id="65" w:name="_Toc238751596"/>
       <w:r>
         <w:t>9.10 Machine learning (they will ask, because "attention" is in the base paper's title)</w:t>
       </w:r>
@@ -42042,7 +44112,7 @@
         <w:keepNext/>
         <w:spacing w:before="320" w:after="120"/>
       </w:pPr>
-      <w:bookmarkStart w:id="66" w:name="_Toc238750651"/>
+      <w:bookmarkStart w:id="66" w:name="_Toc238751597"/>
       <w:r>
         <w:t>9.11 Limitations and threats (volunteer these — it reads as confidence)</w:t>
       </w:r>
@@ -42274,7 +44344,7 @@
         <w:keepNext/>
         <w:spacing w:before="320" w:after="120"/>
       </w:pPr>
-      <w:bookmarkStart w:id="67" w:name="_Toc238750652"/>
+      <w:bookmarkStart w:id="67" w:name="_Toc238751598"/>
       <w:r>
         <w:t>9.12 Process, integrity and the "killer" questions</w:t>
       </w:r>
@@ -42675,7 +44745,7 @@
         <w:keepNext/>
         <w:spacing w:before="320" w:after="120"/>
       </w:pPr>
-      <w:bookmarkStart w:id="68" w:name="_Toc238750653"/>
+      <w:bookmarkStart w:id="68" w:name="_Toc238751599"/>
       <w:r>
         <w:t>9.13 Questions on aggregation, safety and obstacles</w:t>
       </w:r>
@@ -43749,7 +45819,7 @@
         </w:pBdr>
         <w:spacing w:before="60" w:after="200"/>
       </w:pPr>
-      <w:bookmarkStart w:id="69" w:name="_Toc238750654"/>
+      <w:bookmarkStart w:id="69" w:name="_Toc238751600"/>
       <w:r>
         <w:t>PART 10 — PRESENTATION PLAN</w:t>
       </w:r>
@@ -43761,7 +45831,7 @@
         <w:keepNext/>
         <w:spacing w:before="320" w:after="120"/>
       </w:pPr>
-      <w:bookmarkStart w:id="70" w:name="_Toc238750655"/>
+      <w:bookmarkStart w:id="70" w:name="_Toc238751601"/>
       <w:r>
         <w:t>10.1 Suggested slide sequence (12–15 slides)</w:t>
       </w:r>
@@ -45562,7 +47632,7 @@
         <w:keepNext/>
         <w:spacing w:before="320" w:after="120"/>
       </w:pPr>
-      <w:bookmarkStart w:id="71" w:name="_Toc238750656"/>
+      <w:bookmarkStart w:id="71" w:name="_Toc238751602"/>
       <w:r>
         <w:t>10.2 Delivery advice</w:t>
       </w:r>
@@ -45741,7 +47811,7 @@
         <w:keepNext/>
         <w:spacing w:before="320" w:after="120"/>
       </w:pPr>
-      <w:bookmarkStart w:id="72" w:name="_Toc238750657"/>
+      <w:bookmarkStart w:id="72" w:name="_Toc238751603"/>
       <w:r>
         <w:t>10.3 The five sentences to have word-perfect</w:t>
       </w:r>
@@ -45853,7 +47923,7 @@
         </w:pBdr>
         <w:spacing w:before="60" w:after="200"/>
       </w:pPr>
-      <w:bookmarkStart w:id="73" w:name="_Toc238750658"/>
+      <w:bookmarkStart w:id="73" w:name="_Toc238751604"/>
       <w:r>
         <w:t>APPENDIX — GLOSSARY</w:t>
       </w:r>
@@ -47768,10 +49838,10 @@
 <file path=word/numbering.xml><?xml version="1.0" encoding="utf-8"?>
 <w:numbering xmlns:wpc="http://schemas.microsoft.com/office/word/2010/wordprocessingCanvas" xmlns:cx="http://schemas.microsoft.com/office/drawing/2014/chartex" xmlns:cx1="http://schemas.microsoft.com/office/drawing/2015/9/8/chartex" xmlns:cx2="http://schemas.microsoft.com/office/drawing/2015/10/21/chartex" xmlns:cx3="http://schemas.microsoft.com/office/drawing/2016/5/9/chartex" xmlns:cx4="http://schemas.microsoft.com/office/drawing/2016/5/10/chartex" xmlns:cx5="http://schemas.microsoft.com/office/drawing/2016/5/11/chartex" xmlns:cx6="http://schemas.microsoft.com/office/drawing/2016/5/12/chartex" xmlns:cx7="http://schemas.microsoft.com/office/drawing/2016/5/13/chartex" xmlns:cx8="http://schemas.microsoft.com/office/drawing/2016/5/14/chartex" xmlns:mc="http://schemas.openxmlformats.org/markup-compatibility/2006" xmlns:aink="http://schemas.microsoft.com/office/drawing/2016/ink" xmlns:am3d="http://schemas.microsoft.com/office/drawing/2017/model3d" xmlns:o="urn:schemas-microsoft-com:office:office" xmlns:oel="http://schemas.microsoft.com/office/2019/extlst" xmlns:r="http://schemas.openxmlformats.org/officeDocument/2006/relationships" xmlns:m="http://schemas.openxmlformats.org/officeDocument/2006/math" xmlns:v="urn:schemas-microsoft-com:vml" xmlns:wp14="http://schemas.microsoft.com/office/word/2010/wordprocessingDrawing" xmlns:wp="http://schemas.openxmlformats.org/drawingml/2006/wordprocessingDrawing" xmlns:w10="urn:schemas-microsoft-com:office:word" xmlns:w="http://schemas.openxmlformats.org/wordprocessingml/2006/main" xmlns:w14="http://schemas.microsoft.com/office/word/2010/wordml" xmlns:w15="http://schemas.microsoft.com/office/word/2012/wordml" xmlns:w16cex="http://schemas.microsoft.com/office/word/2018/wordml/cex" xmlns:w16cid="http://schemas.microsoft.com/office/word/2016/wordml/cid" xmlns:w16="http://schemas.microsoft.com/office/word/2018/wordml" xmlns:w16du="http://schemas.microsoft.com/office/word/2023/wordml/word16du" xmlns:w16sdtdh="http://schemas.microsoft.com/office/word/2020/wordml/sdtdatahash" xmlns:w16sdtfl="http://schemas.microsoft.com/office/word/2024/wordml/sdtformatlock" xmlns:w16se="http://schemas.microsoft.com/office/word/2015/wordml/symex" xmlns:wpg="http://schemas.microsoft.com/office/word/2010/wordprocessingGroup" xmlns:wpi="http://schemas.microsoft.com/office/word/2010/wordprocessingInk" xmlns:wne="http://schemas.microsoft.com/office/word/2006/wordml" xmlns:wps="http://schemas.microsoft.com/office/word/2010/wordprocessingShape" mc:Ignorable="w14 w15 w16se w16cid w16 w16cex w16sdtdh w16sdtfl w16du wp14">
   <w:abstractNum w:abstractNumId="0" w15:restartNumberingAfterBreak="0">
-    <w:nsid w:val="026331D8"/>
+    <w:nsid w:val="1DE626E4"/>
     <w:multiLevelType w:val="hybridMultilevel"/>
-    <w:tmpl w:val="D4CE926C"/>
-    <w:lvl w:ilvl="0" w:tplc="A718D09C">
+    <w:tmpl w:val="659A4D38"/>
+    <w:lvl w:ilvl="0" w:tplc="C61A7920">
       <w:start w:val="1"/>
       <w:numFmt w:val="bullet"/>
       <w:lvlText w:val="•"/>
@@ -47780,7 +49850,7 @@
         <w:ind w:left="380" w:hanging="200"/>
       </w:pPr>
     </w:lvl>
-    <w:lvl w:ilvl="1" w:tplc="6882B6DC">
+    <w:lvl w:ilvl="1" w:tplc="6024E0EC">
       <w:start w:val="1"/>
       <w:numFmt w:val="bullet"/>
       <w:lvlText w:val="◦"/>
@@ -47789,47 +49859,47 @@
         <w:ind w:left="740" w:hanging="200"/>
       </w:pPr>
     </w:lvl>
-    <w:lvl w:ilvl="2" w:tplc="9ECC92D4">
+    <w:lvl w:ilvl="2" w:tplc="81507360">
       <w:numFmt w:val="decimal"/>
       <w:lvlText w:val=""/>
       <w:lvlJc w:val="left"/>
     </w:lvl>
-    <w:lvl w:ilvl="3" w:tplc="7C542C0A">
+    <w:lvl w:ilvl="3" w:tplc="83109F00">
       <w:numFmt w:val="decimal"/>
       <w:lvlText w:val=""/>
       <w:lvlJc w:val="left"/>
     </w:lvl>
-    <w:lvl w:ilvl="4" w:tplc="E37EF3CA">
+    <w:lvl w:ilvl="4" w:tplc="618A63D6">
       <w:numFmt w:val="decimal"/>
       <w:lvlText w:val=""/>
       <w:lvlJc w:val="left"/>
     </w:lvl>
-    <w:lvl w:ilvl="5" w:tplc="172431CE">
+    <w:lvl w:ilvl="5" w:tplc="A906FD1A">
       <w:numFmt w:val="decimal"/>
       <w:lvlText w:val=""/>
       <w:lvlJc w:val="left"/>
     </w:lvl>
-    <w:lvl w:ilvl="6" w:tplc="12C68FEE">
+    <w:lvl w:ilvl="6" w:tplc="9A24E912">
       <w:numFmt w:val="decimal"/>
       <w:lvlText w:val=""/>
       <w:lvlJc w:val="left"/>
     </w:lvl>
-    <w:lvl w:ilvl="7" w:tplc="1F043662">
+    <w:lvl w:ilvl="7" w:tplc="DF22CDEE">
       <w:numFmt w:val="decimal"/>
       <w:lvlText w:val=""/>
       <w:lvlJc w:val="left"/>
     </w:lvl>
-    <w:lvl w:ilvl="8" w:tplc="9858E98C">
+    <w:lvl w:ilvl="8" w:tplc="D2DA7FC8">
       <w:numFmt w:val="decimal"/>
       <w:lvlText w:val=""/>
       <w:lvlJc w:val="left"/>
     </w:lvl>
   </w:abstractNum>
   <w:abstractNum w:abstractNumId="1" w15:restartNumberingAfterBreak="0">
-    <w:nsid w:val="2D4D1FBC"/>
+    <w:nsid w:val="74EB2D5E"/>
     <w:multiLevelType w:val="hybridMultilevel"/>
-    <w:tmpl w:val="35E27CB0"/>
-    <w:lvl w:ilvl="0" w:tplc="07602FB4">
+    <w:tmpl w:val="D15073F6"/>
+    <w:lvl w:ilvl="0" w:tplc="383A8A30">
       <w:start w:val="1"/>
       <w:numFmt w:val="bullet"/>
       <w:lvlText w:val="●"/>
@@ -47838,7 +49908,7 @@
         <w:ind w:left="720" w:hanging="360"/>
       </w:pPr>
     </w:lvl>
-    <w:lvl w:ilvl="1" w:tplc="9604883C">
+    <w:lvl w:ilvl="1" w:tplc="F370B6D4">
       <w:start w:val="1"/>
       <w:numFmt w:val="bullet"/>
       <w:lvlText w:val="○"/>
@@ -47847,7 +49917,7 @@
         <w:ind w:left="1440" w:hanging="360"/>
       </w:pPr>
     </w:lvl>
-    <w:lvl w:ilvl="2" w:tplc="EC96D3EA">
+    <w:lvl w:ilvl="2" w:tplc="6BD8D948">
       <w:start w:val="1"/>
       <w:numFmt w:val="bullet"/>
       <w:lvlText w:val="■"/>
@@ -47856,7 +49926,7 @@
         <w:ind w:left="2160" w:hanging="360"/>
       </w:pPr>
     </w:lvl>
-    <w:lvl w:ilvl="3" w:tplc="5470E474">
+    <w:lvl w:ilvl="3" w:tplc="35F2FAAA">
       <w:start w:val="1"/>
       <w:numFmt w:val="bullet"/>
       <w:lvlText w:val="●"/>
@@ -47865,7 +49935,7 @@
         <w:ind w:left="2880" w:hanging="360"/>
       </w:pPr>
     </w:lvl>
-    <w:lvl w:ilvl="4" w:tplc="BF06EF24">
+    <w:lvl w:ilvl="4" w:tplc="F5F2CCE8">
       <w:start w:val="1"/>
       <w:numFmt w:val="bullet"/>
       <w:lvlText w:val="○"/>
@@ -47874,7 +49944,7 @@
         <w:ind w:left="3600" w:hanging="360"/>
       </w:pPr>
     </w:lvl>
-    <w:lvl w:ilvl="5" w:tplc="B71656FC">
+    <w:lvl w:ilvl="5" w:tplc="8FAEAF80">
       <w:start w:val="1"/>
       <w:numFmt w:val="bullet"/>
       <w:lvlText w:val="■"/>
@@ -47883,7 +49953,7 @@
         <w:ind w:left="4320" w:hanging="360"/>
       </w:pPr>
     </w:lvl>
-    <w:lvl w:ilvl="6" w:tplc="95DA375A">
+    <w:lvl w:ilvl="6" w:tplc="5510CE42">
       <w:start w:val="1"/>
       <w:numFmt w:val="bullet"/>
       <w:lvlText w:val="●"/>
@@ -47892,7 +49962,7 @@
         <w:ind w:left="5040" w:hanging="360"/>
       </w:pPr>
     </w:lvl>
-    <w:lvl w:ilvl="7" w:tplc="D3982CBE">
+    <w:lvl w:ilvl="7" w:tplc="5F64D5B0">
       <w:start w:val="1"/>
       <w:numFmt w:val="bullet"/>
       <w:lvlText w:val="●"/>
@@ -47901,7 +49971,7 @@
         <w:ind w:left="5760" w:hanging="360"/>
       </w:pPr>
     </w:lvl>
-    <w:lvl w:ilvl="8" w:tplc="FBF2195E">
+    <w:lvl w:ilvl="8" w:tplc="62E42EDE">
       <w:start w:val="1"/>
       <w:numFmt w:val="bullet"/>
       <w:lvlText w:val="●"/>
@@ -47912,10 +49982,10 @@
     </w:lvl>
   </w:abstractNum>
   <w:abstractNum w:abstractNumId="2" w15:restartNumberingAfterBreak="0">
-    <w:nsid w:val="7B9B3477"/>
+    <w:nsid w:val="7F3F70A1"/>
     <w:multiLevelType w:val="hybridMultilevel"/>
-    <w:tmpl w:val="E2C05C92"/>
-    <w:lvl w:ilvl="0" w:tplc="AE021DA0">
+    <w:tmpl w:val="2AD479D0"/>
+    <w:lvl w:ilvl="0" w:tplc="83000EEA">
       <w:start w:val="1"/>
       <w:numFmt w:val="decimal"/>
       <w:lvlText w:val="%1."/>
@@ -47924,7 +49994,7 @@
         <w:ind w:left="380" w:hanging="220"/>
       </w:pPr>
     </w:lvl>
-    <w:lvl w:ilvl="1" w:tplc="D0EEDCF4">
+    <w:lvl w:ilvl="1" w:tplc="6F0ED5EE">
       <w:start w:val="1"/>
       <w:numFmt w:val="lowerLetter"/>
       <w:lvlText w:val="%2."/>
@@ -47933,55 +50003,55 @@
         <w:ind w:left="740" w:hanging="220"/>
       </w:pPr>
     </w:lvl>
-    <w:lvl w:ilvl="2" w:tplc="395AB490">
+    <w:lvl w:ilvl="2" w:tplc="C4F0CBF4">
       <w:numFmt w:val="decimal"/>
       <w:lvlText w:val=""/>
       <w:lvlJc w:val="left"/>
     </w:lvl>
-    <w:lvl w:ilvl="3" w:tplc="7A208F8A">
+    <w:lvl w:ilvl="3" w:tplc="F8F0B8EC">
       <w:numFmt w:val="decimal"/>
       <w:lvlText w:val=""/>
       <w:lvlJc w:val="left"/>
     </w:lvl>
-    <w:lvl w:ilvl="4" w:tplc="1270A0A2">
+    <w:lvl w:ilvl="4" w:tplc="D24C3836">
       <w:numFmt w:val="decimal"/>
       <w:lvlText w:val=""/>
       <w:lvlJc w:val="left"/>
     </w:lvl>
-    <w:lvl w:ilvl="5" w:tplc="0534FAA4">
+    <w:lvl w:ilvl="5" w:tplc="F4FC2AC0">
       <w:numFmt w:val="decimal"/>
       <w:lvlText w:val=""/>
       <w:lvlJc w:val="left"/>
     </w:lvl>
-    <w:lvl w:ilvl="6" w:tplc="19A4EC26">
+    <w:lvl w:ilvl="6" w:tplc="89D06632">
       <w:numFmt w:val="decimal"/>
       <w:lvlText w:val=""/>
       <w:lvlJc w:val="left"/>
     </w:lvl>
-    <w:lvl w:ilvl="7" w:tplc="1B026A32">
+    <w:lvl w:ilvl="7" w:tplc="2862C5AC">
       <w:numFmt w:val="decimal"/>
       <w:lvlText w:val=""/>
       <w:lvlJc w:val="left"/>
     </w:lvl>
-    <w:lvl w:ilvl="8" w:tplc="7AAA5D84">
+    <w:lvl w:ilvl="8" w:tplc="D28E4C54">
       <w:numFmt w:val="decimal"/>
       <w:lvlText w:val=""/>
       <w:lvlJc w:val="left"/>
     </w:lvl>
   </w:abstractNum>
-  <w:num w:numId="1" w16cid:durableId="410394354">
+  <w:num w:numId="1" w16cid:durableId="858854688">
     <w:abstractNumId w:val="1"/>
     <w:lvlOverride w:ilvl="0">
       <w:startOverride w:val="1"/>
     </w:lvlOverride>
   </w:num>
-  <w:num w:numId="2" w16cid:durableId="720636734">
+  <w:num w:numId="2" w16cid:durableId="1255823522">
     <w:abstractNumId w:val="2"/>
     <w:lvlOverride w:ilvl="0">
       <w:startOverride w:val="1"/>
     </w:lvlOverride>
   </w:num>
-  <w:num w:numId="3" w16cid:durableId="861480216">
+  <w:num w:numId="3" w16cid:durableId="855265579">
     <w:abstractNumId w:val="0"/>
     <w:lvlOverride w:ilvl="0">
       <w:startOverride w:val="1"/>
@@ -48612,7 +50682,7 @@
     <w:autoRedefine/>
     <w:uiPriority w:val="39"/>
     <w:unhideWhenUsed/>
-    <w:rsid w:val="0015256D"/>
+    <w:rsid w:val="00FD1D19"/>
     <w:pPr>
       <w:spacing w:after="100"/>
     </w:pPr>
@@ -48624,7 +50694,7 @@
     <w:autoRedefine/>
     <w:uiPriority w:val="39"/>
     <w:unhideWhenUsed/>
-    <w:rsid w:val="0015256D"/>
+    <w:rsid w:val="00FD1D19"/>
     <w:pPr>
       <w:spacing w:after="100"/>
       <w:ind w:left="210"/>
